--- a/requirement.docx
+++ b/requirement.docx
@@ -1,6 +1,6 @@
 
 <file path=word/document.xml><?xml version="1.0" encoding="utf-8"?>
-<w:document xmlns:wpc="http://schemas.microsoft.com/office/word/2010/wordprocessingCanvas" xmlns:cx="http://schemas.microsoft.com/office/drawing/2014/chartex" xmlns:cx1="http://schemas.microsoft.com/office/drawing/2015/9/8/chartex" xmlns:cx2="http://schemas.microsoft.com/office/drawing/2015/10/21/chartex" xmlns:cx3="http://schemas.microsoft.com/office/drawing/2016/5/9/chartex" xmlns:cx4="http://schemas.microsoft.com/office/drawing/2016/5/10/chartex" xmlns:cx5="http://schemas.microsoft.com/office/drawing/2016/5/11/chartex" xmlns:cx6="http://schemas.microsoft.com/office/drawing/2016/5/12/chartex" xmlns:cx7="http://schemas.microsoft.com/office/drawing/2016/5/13/chartex" xmlns:cx8="http://schemas.microsoft.com/office/drawing/2016/5/14/chartex" xmlns:mc="http://schemas.openxmlformats.org/markup-compatibility/2006" xmlns:aink="http://schemas.microsoft.com/office/drawing/2016/ink" xmlns:am3d="http://schemas.microsoft.com/office/drawing/2017/model3d" xmlns:o="urn:schemas-microsoft-com:office:office" xmlns:oel="http://schemas.microsoft.com/office/2019/extlst" xmlns:r="http://schemas.openxmlformats.org/officeDocument/2006/relationships" xmlns:m="http://schemas.openxmlformats.org/officeDocument/2006/math" xmlns:v="urn:schemas-microsoft-com:vml" xmlns:wp14="http://schemas.microsoft.com/office/word/2010/wordprocessingDrawing" xmlns:wp="http://schemas.openxmlformats.org/drawingml/2006/wordprocessingDrawing" xmlns:w10="urn:schemas-microsoft-com:office:word" xmlns:w="http://schemas.openxmlformats.org/wordprocessingml/2006/main" xmlns:w14="http://schemas.microsoft.com/office/word/2010/wordml" xmlns:w15="http://schemas.microsoft.com/office/word/2012/wordml" xmlns:w16cex="http://schemas.microsoft.com/office/word/2018/wordml/cex" xmlns:w16cid="http://schemas.microsoft.com/office/word/2016/wordml/cid" xmlns:w16="http://schemas.microsoft.com/office/word/2018/wordml" xmlns:w16du="http://schemas.microsoft.com/office/word/2023/wordml/word16du" xmlns:w16sdtdh="http://schemas.microsoft.com/office/word/2020/wordml/sdtdatahash" xmlns:w16se="http://schemas.microsoft.com/office/word/2015/wordml/symex" xmlns:wpg="http://schemas.microsoft.com/office/word/2010/wordprocessingGroup" xmlns:wpi="http://schemas.microsoft.com/office/word/2010/wordprocessingInk" xmlns:wne="http://schemas.microsoft.com/office/word/2006/wordml" xmlns:wps="http://schemas.microsoft.com/office/word/2010/wordprocessingShape" mc:Ignorable="w14 w15 w16se w16cid w16 w16cex w16sdtdh w16du wp14">
+<w:document xmlns:wpc="http://schemas.microsoft.com/office/word/2010/wordprocessingCanvas" xmlns:cx="http://schemas.microsoft.com/office/drawing/2014/chartex" xmlns:cx1="http://schemas.microsoft.com/office/drawing/2015/9/8/chartex" xmlns:cx2="http://schemas.microsoft.com/office/drawing/2015/10/21/chartex" xmlns:cx3="http://schemas.microsoft.com/office/drawing/2016/5/9/chartex" xmlns:cx4="http://schemas.microsoft.com/office/drawing/2016/5/10/chartex" xmlns:cx5="http://schemas.microsoft.com/office/drawing/2016/5/11/chartex" xmlns:cx6="http://schemas.microsoft.com/office/drawing/2016/5/12/chartex" xmlns:cx7="http://schemas.microsoft.com/office/drawing/2016/5/13/chartex" xmlns:cx8="http://schemas.microsoft.com/office/drawing/2016/5/14/chartex" xmlns:mc="http://schemas.openxmlformats.org/markup-compatibility/2006" xmlns:aink="http://schemas.microsoft.com/office/drawing/2016/ink" xmlns:am3d="http://schemas.microsoft.com/office/drawing/2017/model3d" xmlns:o="urn:schemas-microsoft-com:office:office" xmlns:oel="http://schemas.microsoft.com/office/2019/extlst" xmlns:r="http://schemas.openxmlformats.org/officeDocument/2006/relationships" xmlns:m="http://schemas.openxmlformats.org/officeDocument/2006/math" xmlns:v="urn:schemas-microsoft-com:vml" xmlns:wp14="http://schemas.microsoft.com/office/word/2010/wordprocessingDrawing" xmlns:wp="http://schemas.openxmlformats.org/drawingml/2006/wordprocessingDrawing" xmlns:w10="urn:schemas-microsoft-com:office:word" xmlns:w="http://schemas.openxmlformats.org/wordprocessingml/2006/main" xmlns:w14="http://schemas.microsoft.com/office/word/2010/wordml" xmlns:w15="http://schemas.microsoft.com/office/word/2012/wordml" xmlns:w16cex="http://schemas.microsoft.com/office/word/2018/wordml/cex" xmlns:w16cid="http://schemas.microsoft.com/office/word/2016/wordml/cid" xmlns:w16="http://schemas.microsoft.com/office/word/2018/wordml" xmlns:w16du="http://schemas.microsoft.com/office/word/2023/wordml/word16du" xmlns:w16sdtdh="http://schemas.microsoft.com/office/word/2020/wordml/sdtdatahash" xmlns:w16sdtfl="http://schemas.microsoft.com/office/word/2024/wordml/sdtformatlock" xmlns:w16se="http://schemas.microsoft.com/office/word/2015/wordml/symex" xmlns:wpg="http://schemas.microsoft.com/office/word/2010/wordprocessingGroup" xmlns:wpi="http://schemas.microsoft.com/office/word/2010/wordprocessingInk" xmlns:wne="http://schemas.microsoft.com/office/word/2006/wordml" xmlns:wps="http://schemas.microsoft.com/office/word/2010/wordprocessingShape" mc:Ignorable="w14 w15 w16se w16cid w16 w16cex w16sdtdh w16sdtfl w16du wp14">
   <w:body>
     <w:p>
       <w:pPr>
@@ -114,7 +114,7 @@
           <w:szCs w:val="30"/>
           <w14:ligatures w14:val="none"/>
         </w:rPr>
-        <w:t>1. Installation Package (~30 minutes)</w:t>
+        <w:t xml:space="preserve">1. Installation Package </w:t>
       </w:r>
     </w:p>
     <w:p>
@@ -202,7 +202,7 @@
           <w:szCs w:val="30"/>
           <w14:ligatures w14:val="none"/>
         </w:rPr>
-        <w:t>2. Command Execution (~45 minutes)</w:t>
+        <w:t xml:space="preserve">2. Command Execution </w:t>
       </w:r>
     </w:p>
     <w:p>
@@ -371,32 +371,75 @@
           <w:szCs w:val="20"/>
           <w14:ligatures w14:val="none"/>
         </w:rPr>
+        <w:t xml:space="preserve">    Ping(host string) (</w:t>
+      </w:r>
+      <w:proofErr w:type="spellStart"/>
+      <w:r>
+        <w:rPr>
+          <w:rFonts w:ascii="Courier New" w:eastAsia="Times New Roman" w:hAnsi="Courier New" w:cs="Courier New"/>
+          <w:color w:val="1F2328"/>
+          <w:kern w:val="0"/>
+          <w:sz w:val="20"/>
+          <w:szCs w:val="20"/>
+          <w14:ligatures w14:val="none"/>
+        </w:rPr>
+        <w:t>PingResult</w:t>
+      </w:r>
+      <w:proofErr w:type="spellEnd"/>
+      <w:r>
+        <w:rPr>
+          <w:rFonts w:ascii="Courier New" w:eastAsia="Times New Roman" w:hAnsi="Courier New" w:cs="Courier New"/>
+          <w:color w:val="1F2328"/>
+          <w:kern w:val="0"/>
+          <w:sz w:val="20"/>
+          <w:szCs w:val="20"/>
+          <w14:ligatures w14:val="none"/>
+        </w:rPr>
+        <w:t>, error)</w:t>
+      </w:r>
+    </w:p>
+    <w:p>
+      <w:pPr>
+        <w:shd w:val="clear" w:color="auto" w:fill="FFFFFF"/>
+        <w:tabs>
+          <w:tab w:val="left" w:pos="916"/>
+          <w:tab w:val="left" w:pos="1832"/>
+          <w:tab w:val="left" w:pos="2748"/>
+          <w:tab w:val="left" w:pos="3664"/>
+          <w:tab w:val="left" w:pos="4580"/>
+          <w:tab w:val="left" w:pos="5496"/>
+          <w:tab w:val="left" w:pos="6412"/>
+          <w:tab w:val="left" w:pos="7328"/>
+          <w:tab w:val="left" w:pos="8244"/>
+          <w:tab w:val="left" w:pos="9160"/>
+          <w:tab w:val="left" w:pos="10076"/>
+          <w:tab w:val="left" w:pos="10992"/>
+          <w:tab w:val="left" w:pos="11908"/>
+          <w:tab w:val="left" w:pos="12824"/>
+          <w:tab w:val="left" w:pos="13740"/>
+          <w:tab w:val="left" w:pos="14656"/>
+        </w:tabs>
+        <w:spacing w:after="0" w:line="240" w:lineRule="auto"/>
+        <w:rPr>
+          <w:rFonts w:ascii="Courier New" w:eastAsia="Times New Roman" w:hAnsi="Courier New" w:cs="Courier New"/>
+          <w:color w:val="1F2328"/>
+          <w:kern w:val="0"/>
+          <w:sz w:val="20"/>
+          <w:szCs w:val="20"/>
+          <w14:ligatures w14:val="none"/>
+        </w:rPr>
+      </w:pPr>
+      <w:r>
+        <w:rPr>
+          <w:rFonts w:ascii="Courier New" w:eastAsia="Times New Roman" w:hAnsi="Courier New" w:cs="Courier New"/>
+          <w:color w:val="1F2328"/>
+          <w:kern w:val="0"/>
+          <w:sz w:val="20"/>
+          <w:szCs w:val="20"/>
+          <w14:ligatures w14:val="none"/>
+        </w:rPr>
         <w:t xml:space="preserve">    </w:t>
       </w:r>
-      <w:proofErr w:type="gramStart"/>
-      <w:r>
-        <w:rPr>
-          <w:rFonts w:ascii="Courier New" w:eastAsia="Times New Roman" w:hAnsi="Courier New" w:cs="Courier New"/>
-          <w:color w:val="1F2328"/>
-          <w:kern w:val="0"/>
-          <w:sz w:val="20"/>
-          <w:szCs w:val="20"/>
-          <w14:ligatures w14:val="none"/>
-        </w:rPr>
-        <w:t>Ping(</w:t>
-      </w:r>
-      <w:proofErr w:type="gramEnd"/>
-      <w:r>
-        <w:rPr>
-          <w:rFonts w:ascii="Courier New" w:eastAsia="Times New Roman" w:hAnsi="Courier New" w:cs="Courier New"/>
-          <w:color w:val="1F2328"/>
-          <w:kern w:val="0"/>
-          <w:sz w:val="20"/>
-          <w:szCs w:val="20"/>
-          <w14:ligatures w14:val="none"/>
-        </w:rPr>
-        <w:t>host string) (</w:t>
-      </w:r>
       <w:proofErr w:type="spellStart"/>
       <w:r>
         <w:rPr>
@@ -407,6 +450,172 @@
           <w:szCs w:val="20"/>
           <w14:ligatures w14:val="none"/>
         </w:rPr>
+        <w:t>GetSystemInfo</w:t>
+      </w:r>
+      <w:proofErr w:type="spellEnd"/>
+      <w:r>
+        <w:rPr>
+          <w:rFonts w:ascii="Courier New" w:eastAsia="Times New Roman" w:hAnsi="Courier New" w:cs="Courier New"/>
+          <w:color w:val="1F2328"/>
+          <w:kern w:val="0"/>
+          <w:sz w:val="20"/>
+          <w:szCs w:val="20"/>
+          <w14:ligatures w14:val="none"/>
+        </w:rPr>
+        <w:t>() (</w:t>
+      </w:r>
+      <w:proofErr w:type="spellStart"/>
+      <w:r>
+        <w:rPr>
+          <w:rFonts w:ascii="Courier New" w:eastAsia="Times New Roman" w:hAnsi="Courier New" w:cs="Courier New"/>
+          <w:color w:val="1F2328"/>
+          <w:kern w:val="0"/>
+          <w:sz w:val="20"/>
+          <w:szCs w:val="20"/>
+          <w14:ligatures w14:val="none"/>
+        </w:rPr>
+        <w:t>SystemInfo</w:t>
+      </w:r>
+      <w:proofErr w:type="spellEnd"/>
+      <w:r>
+        <w:rPr>
+          <w:rFonts w:ascii="Courier New" w:eastAsia="Times New Roman" w:hAnsi="Courier New" w:cs="Courier New"/>
+          <w:color w:val="1F2328"/>
+          <w:kern w:val="0"/>
+          <w:sz w:val="20"/>
+          <w:szCs w:val="20"/>
+          <w14:ligatures w14:val="none"/>
+        </w:rPr>
+        <w:t>, error)</w:t>
+      </w:r>
+    </w:p>
+    <w:p>
+      <w:pPr>
+        <w:shd w:val="clear" w:color="auto" w:fill="FFFFFF"/>
+        <w:tabs>
+          <w:tab w:val="left" w:pos="916"/>
+          <w:tab w:val="left" w:pos="1832"/>
+          <w:tab w:val="left" w:pos="2748"/>
+          <w:tab w:val="left" w:pos="3664"/>
+          <w:tab w:val="left" w:pos="4580"/>
+          <w:tab w:val="left" w:pos="5496"/>
+          <w:tab w:val="left" w:pos="6412"/>
+          <w:tab w:val="left" w:pos="7328"/>
+          <w:tab w:val="left" w:pos="8244"/>
+          <w:tab w:val="left" w:pos="9160"/>
+          <w:tab w:val="left" w:pos="10076"/>
+          <w:tab w:val="left" w:pos="10992"/>
+          <w:tab w:val="left" w:pos="11908"/>
+          <w:tab w:val="left" w:pos="12824"/>
+          <w:tab w:val="left" w:pos="13740"/>
+          <w:tab w:val="left" w:pos="14656"/>
+        </w:tabs>
+        <w:spacing w:after="0" w:line="240" w:lineRule="auto"/>
+        <w:rPr>
+          <w:rFonts w:ascii="Courier New" w:eastAsia="Times New Roman" w:hAnsi="Courier New" w:cs="Courier New"/>
+          <w:color w:val="1F2328"/>
+          <w:kern w:val="0"/>
+          <w:sz w:val="20"/>
+          <w:szCs w:val="20"/>
+          <w14:ligatures w14:val="none"/>
+        </w:rPr>
+      </w:pPr>
+      <w:r>
+        <w:rPr>
+          <w:rFonts w:ascii="Courier New" w:eastAsia="Times New Roman" w:hAnsi="Courier New" w:cs="Courier New"/>
+          <w:color w:val="1F2328"/>
+          <w:kern w:val="0"/>
+          <w:sz w:val="20"/>
+          <w:szCs w:val="20"/>
+          <w14:ligatures w14:val="none"/>
+        </w:rPr>
+        <w:t>}</w:t>
+      </w:r>
+    </w:p>
+    <w:p>
+      <w:pPr>
+        <w:shd w:val="clear" w:color="auto" w:fill="FFFFFF"/>
+        <w:tabs>
+          <w:tab w:val="left" w:pos="916"/>
+          <w:tab w:val="left" w:pos="1832"/>
+          <w:tab w:val="left" w:pos="2748"/>
+          <w:tab w:val="left" w:pos="3664"/>
+          <w:tab w:val="left" w:pos="4580"/>
+          <w:tab w:val="left" w:pos="5496"/>
+          <w:tab w:val="left" w:pos="6412"/>
+          <w:tab w:val="left" w:pos="7328"/>
+          <w:tab w:val="left" w:pos="8244"/>
+          <w:tab w:val="left" w:pos="9160"/>
+          <w:tab w:val="left" w:pos="10076"/>
+          <w:tab w:val="left" w:pos="10992"/>
+          <w:tab w:val="left" w:pos="11908"/>
+          <w:tab w:val="left" w:pos="12824"/>
+          <w:tab w:val="left" w:pos="13740"/>
+          <w:tab w:val="left" w:pos="14656"/>
+        </w:tabs>
+        <w:spacing w:after="0" w:line="240" w:lineRule="auto"/>
+        <w:rPr>
+          <w:rFonts w:ascii="Courier New" w:eastAsia="Times New Roman" w:hAnsi="Courier New" w:cs="Courier New"/>
+          <w:color w:val="1F2328"/>
+          <w:kern w:val="0"/>
+          <w:sz w:val="20"/>
+          <w:szCs w:val="20"/>
+          <w14:ligatures w14:val="none"/>
+        </w:rPr>
+      </w:pPr>
+    </w:p>
+    <w:p>
+      <w:pPr>
+        <w:shd w:val="clear" w:color="auto" w:fill="FFFFFF"/>
+        <w:tabs>
+          <w:tab w:val="left" w:pos="916"/>
+          <w:tab w:val="left" w:pos="1832"/>
+          <w:tab w:val="left" w:pos="2748"/>
+          <w:tab w:val="left" w:pos="3664"/>
+          <w:tab w:val="left" w:pos="4580"/>
+          <w:tab w:val="left" w:pos="5496"/>
+          <w:tab w:val="left" w:pos="6412"/>
+          <w:tab w:val="left" w:pos="7328"/>
+          <w:tab w:val="left" w:pos="8244"/>
+          <w:tab w:val="left" w:pos="9160"/>
+          <w:tab w:val="left" w:pos="10076"/>
+          <w:tab w:val="left" w:pos="10992"/>
+          <w:tab w:val="left" w:pos="11908"/>
+          <w:tab w:val="left" w:pos="12824"/>
+          <w:tab w:val="left" w:pos="13740"/>
+          <w:tab w:val="left" w:pos="14656"/>
+        </w:tabs>
+        <w:spacing w:after="0" w:line="240" w:lineRule="auto"/>
+        <w:rPr>
+          <w:rFonts w:ascii="Courier New" w:eastAsia="Times New Roman" w:hAnsi="Courier New" w:cs="Courier New"/>
+          <w:color w:val="1F2328"/>
+          <w:kern w:val="0"/>
+          <w:sz w:val="20"/>
+          <w:szCs w:val="20"/>
+          <w14:ligatures w14:val="none"/>
+        </w:rPr>
+      </w:pPr>
+      <w:r>
+        <w:rPr>
+          <w:rFonts w:ascii="Courier New" w:eastAsia="Times New Roman" w:hAnsi="Courier New" w:cs="Courier New"/>
+          <w:color w:val="1F2328"/>
+          <w:kern w:val="0"/>
+          <w:sz w:val="20"/>
+          <w:szCs w:val="20"/>
+          <w14:ligatures w14:val="none"/>
+        </w:rPr>
+        <w:t xml:space="preserve">type </w:t>
+      </w:r>
+      <w:proofErr w:type="spellStart"/>
+      <w:r>
+        <w:rPr>
+          <w:rFonts w:ascii="Courier New" w:eastAsia="Times New Roman" w:hAnsi="Courier New" w:cs="Courier New"/>
+          <w:color w:val="1F2328"/>
+          <w:kern w:val="0"/>
+          <w:sz w:val="20"/>
+          <w:szCs w:val="20"/>
+          <w14:ligatures w14:val="none"/>
+        </w:rPr>
         <w:t>PingResult</w:t>
       </w:r>
       <w:proofErr w:type="spellEnd"/>
@@ -419,87 +628,224 @@
           <w:szCs w:val="20"/>
           <w14:ligatures w14:val="none"/>
         </w:rPr>
-        <w:t>, error)</w:t>
-      </w:r>
-    </w:p>
-    <w:p>
-      <w:pPr>
-        <w:shd w:val="clear" w:color="auto" w:fill="FFFFFF"/>
-        <w:tabs>
-          <w:tab w:val="left" w:pos="916"/>
-          <w:tab w:val="left" w:pos="1832"/>
-          <w:tab w:val="left" w:pos="2748"/>
-          <w:tab w:val="left" w:pos="3664"/>
-          <w:tab w:val="left" w:pos="4580"/>
-          <w:tab w:val="left" w:pos="5496"/>
-          <w:tab w:val="left" w:pos="6412"/>
-          <w:tab w:val="left" w:pos="7328"/>
-          <w:tab w:val="left" w:pos="8244"/>
-          <w:tab w:val="left" w:pos="9160"/>
-          <w:tab w:val="left" w:pos="10076"/>
-          <w:tab w:val="left" w:pos="10992"/>
-          <w:tab w:val="left" w:pos="11908"/>
-          <w:tab w:val="left" w:pos="12824"/>
-          <w:tab w:val="left" w:pos="13740"/>
-          <w:tab w:val="left" w:pos="14656"/>
-        </w:tabs>
-        <w:spacing w:after="0" w:line="240" w:lineRule="auto"/>
-        <w:rPr>
-          <w:rFonts w:ascii="Courier New" w:eastAsia="Times New Roman" w:hAnsi="Courier New" w:cs="Courier New"/>
-          <w:color w:val="1F2328"/>
-          <w:kern w:val="0"/>
-          <w:sz w:val="20"/>
-          <w:szCs w:val="20"/>
-          <w14:ligatures w14:val="none"/>
-        </w:rPr>
-      </w:pPr>
-      <w:r>
-        <w:rPr>
-          <w:rFonts w:ascii="Courier New" w:eastAsia="Times New Roman" w:hAnsi="Courier New" w:cs="Courier New"/>
-          <w:color w:val="1F2328"/>
-          <w:kern w:val="0"/>
-          <w:sz w:val="20"/>
-          <w:szCs w:val="20"/>
-          <w14:ligatures w14:val="none"/>
-        </w:rPr>
-        <w:t xml:space="preserve">    </w:t>
+        <w:t xml:space="preserve"> struct {</w:t>
+      </w:r>
+    </w:p>
+    <w:p>
+      <w:pPr>
+        <w:shd w:val="clear" w:color="auto" w:fill="FFFFFF"/>
+        <w:tabs>
+          <w:tab w:val="left" w:pos="916"/>
+          <w:tab w:val="left" w:pos="1832"/>
+          <w:tab w:val="left" w:pos="2748"/>
+          <w:tab w:val="left" w:pos="3664"/>
+          <w:tab w:val="left" w:pos="4580"/>
+          <w:tab w:val="left" w:pos="5496"/>
+          <w:tab w:val="left" w:pos="6412"/>
+          <w:tab w:val="left" w:pos="7328"/>
+          <w:tab w:val="left" w:pos="8244"/>
+          <w:tab w:val="left" w:pos="9160"/>
+          <w:tab w:val="left" w:pos="10076"/>
+          <w:tab w:val="left" w:pos="10992"/>
+          <w:tab w:val="left" w:pos="11908"/>
+          <w:tab w:val="left" w:pos="12824"/>
+          <w:tab w:val="left" w:pos="13740"/>
+          <w:tab w:val="left" w:pos="14656"/>
+        </w:tabs>
+        <w:spacing w:after="0" w:line="240" w:lineRule="auto"/>
+        <w:rPr>
+          <w:rFonts w:ascii="Courier New" w:eastAsia="Times New Roman" w:hAnsi="Courier New" w:cs="Courier New"/>
+          <w:color w:val="1F2328"/>
+          <w:kern w:val="0"/>
+          <w:sz w:val="20"/>
+          <w:szCs w:val="20"/>
+          <w14:ligatures w14:val="none"/>
+        </w:rPr>
+      </w:pPr>
+      <w:r>
+        <w:rPr>
+          <w:rFonts w:ascii="Courier New" w:eastAsia="Times New Roman" w:hAnsi="Courier New" w:cs="Courier New"/>
+          <w:color w:val="1F2328"/>
+          <w:kern w:val="0"/>
+          <w:sz w:val="20"/>
+          <w:szCs w:val="20"/>
+          <w14:ligatures w14:val="none"/>
+        </w:rPr>
+        <w:t xml:space="preserve">    Successful bool</w:t>
+      </w:r>
+    </w:p>
+    <w:p>
+      <w:pPr>
+        <w:shd w:val="clear" w:color="auto" w:fill="FFFFFF"/>
+        <w:tabs>
+          <w:tab w:val="left" w:pos="916"/>
+          <w:tab w:val="left" w:pos="1832"/>
+          <w:tab w:val="left" w:pos="2748"/>
+          <w:tab w:val="left" w:pos="3664"/>
+          <w:tab w:val="left" w:pos="4580"/>
+          <w:tab w:val="left" w:pos="5496"/>
+          <w:tab w:val="left" w:pos="6412"/>
+          <w:tab w:val="left" w:pos="7328"/>
+          <w:tab w:val="left" w:pos="8244"/>
+          <w:tab w:val="left" w:pos="9160"/>
+          <w:tab w:val="left" w:pos="10076"/>
+          <w:tab w:val="left" w:pos="10992"/>
+          <w:tab w:val="left" w:pos="11908"/>
+          <w:tab w:val="left" w:pos="12824"/>
+          <w:tab w:val="left" w:pos="13740"/>
+          <w:tab w:val="left" w:pos="14656"/>
+        </w:tabs>
+        <w:spacing w:after="0" w:line="240" w:lineRule="auto"/>
+        <w:rPr>
+          <w:rFonts w:ascii="Courier New" w:eastAsia="Times New Roman" w:hAnsi="Courier New" w:cs="Courier New"/>
+          <w:color w:val="1F2328"/>
+          <w:kern w:val="0"/>
+          <w:sz w:val="20"/>
+          <w:szCs w:val="20"/>
+          <w14:ligatures w14:val="none"/>
+        </w:rPr>
+      </w:pPr>
+      <w:r>
+        <w:rPr>
+          <w:rFonts w:ascii="Courier New" w:eastAsia="Times New Roman" w:hAnsi="Courier New" w:cs="Courier New"/>
+          <w:color w:val="1F2328"/>
+          <w:kern w:val="0"/>
+          <w:sz w:val="20"/>
+          <w:szCs w:val="20"/>
+          <w14:ligatures w14:val="none"/>
+        </w:rPr>
+        <w:t xml:space="preserve">    Time       </w:t>
       </w:r>
       <w:proofErr w:type="spellStart"/>
-      <w:proofErr w:type="gramStart"/>
-      <w:r>
-        <w:rPr>
-          <w:rFonts w:ascii="Courier New" w:eastAsia="Times New Roman" w:hAnsi="Courier New" w:cs="Courier New"/>
-          <w:color w:val="1F2328"/>
-          <w:kern w:val="0"/>
-          <w:sz w:val="20"/>
-          <w:szCs w:val="20"/>
-          <w14:ligatures w14:val="none"/>
-        </w:rPr>
-        <w:t>GetSystemInfo</w:t>
+      <w:r>
+        <w:rPr>
+          <w:rFonts w:ascii="Courier New" w:eastAsia="Times New Roman" w:hAnsi="Courier New" w:cs="Courier New"/>
+          <w:color w:val="1F2328"/>
+          <w:kern w:val="0"/>
+          <w:sz w:val="20"/>
+          <w:szCs w:val="20"/>
+          <w14:ligatures w14:val="none"/>
+        </w:rPr>
+        <w:t>time.Duration</w:t>
       </w:r>
       <w:proofErr w:type="spellEnd"/>
-      <w:r>
-        <w:rPr>
-          <w:rFonts w:ascii="Courier New" w:eastAsia="Times New Roman" w:hAnsi="Courier New" w:cs="Courier New"/>
-          <w:color w:val="1F2328"/>
-          <w:kern w:val="0"/>
-          <w:sz w:val="20"/>
-          <w:szCs w:val="20"/>
-          <w14:ligatures w14:val="none"/>
-        </w:rPr>
-        <w:t>(</w:t>
-      </w:r>
-      <w:proofErr w:type="gramEnd"/>
-      <w:r>
-        <w:rPr>
-          <w:rFonts w:ascii="Courier New" w:eastAsia="Times New Roman" w:hAnsi="Courier New" w:cs="Courier New"/>
-          <w:color w:val="1F2328"/>
-          <w:kern w:val="0"/>
-          <w:sz w:val="20"/>
-          <w:szCs w:val="20"/>
-          <w14:ligatures w14:val="none"/>
-        </w:rPr>
-        <w:t>) (</w:t>
+    </w:p>
+    <w:p>
+      <w:pPr>
+        <w:shd w:val="clear" w:color="auto" w:fill="FFFFFF"/>
+        <w:tabs>
+          <w:tab w:val="left" w:pos="916"/>
+          <w:tab w:val="left" w:pos="1832"/>
+          <w:tab w:val="left" w:pos="2748"/>
+          <w:tab w:val="left" w:pos="3664"/>
+          <w:tab w:val="left" w:pos="4580"/>
+          <w:tab w:val="left" w:pos="5496"/>
+          <w:tab w:val="left" w:pos="6412"/>
+          <w:tab w:val="left" w:pos="7328"/>
+          <w:tab w:val="left" w:pos="8244"/>
+          <w:tab w:val="left" w:pos="9160"/>
+          <w:tab w:val="left" w:pos="10076"/>
+          <w:tab w:val="left" w:pos="10992"/>
+          <w:tab w:val="left" w:pos="11908"/>
+          <w:tab w:val="left" w:pos="12824"/>
+          <w:tab w:val="left" w:pos="13740"/>
+          <w:tab w:val="left" w:pos="14656"/>
+        </w:tabs>
+        <w:spacing w:after="0" w:line="240" w:lineRule="auto"/>
+        <w:rPr>
+          <w:rFonts w:ascii="Courier New" w:eastAsia="Times New Roman" w:hAnsi="Courier New" w:cs="Courier New"/>
+          <w:color w:val="1F2328"/>
+          <w:kern w:val="0"/>
+          <w:sz w:val="20"/>
+          <w:szCs w:val="20"/>
+          <w14:ligatures w14:val="none"/>
+        </w:rPr>
+      </w:pPr>
+      <w:r>
+        <w:rPr>
+          <w:rFonts w:ascii="Courier New" w:eastAsia="Times New Roman" w:hAnsi="Courier New" w:cs="Courier New"/>
+          <w:color w:val="1F2328"/>
+          <w:kern w:val="0"/>
+          <w:sz w:val="20"/>
+          <w:szCs w:val="20"/>
+          <w14:ligatures w14:val="none"/>
+        </w:rPr>
+        <w:t>}</w:t>
+      </w:r>
+    </w:p>
+    <w:p>
+      <w:pPr>
+        <w:shd w:val="clear" w:color="auto" w:fill="FFFFFF"/>
+        <w:tabs>
+          <w:tab w:val="left" w:pos="916"/>
+          <w:tab w:val="left" w:pos="1832"/>
+          <w:tab w:val="left" w:pos="2748"/>
+          <w:tab w:val="left" w:pos="3664"/>
+          <w:tab w:val="left" w:pos="4580"/>
+          <w:tab w:val="left" w:pos="5496"/>
+          <w:tab w:val="left" w:pos="6412"/>
+          <w:tab w:val="left" w:pos="7328"/>
+          <w:tab w:val="left" w:pos="8244"/>
+          <w:tab w:val="left" w:pos="9160"/>
+          <w:tab w:val="left" w:pos="10076"/>
+          <w:tab w:val="left" w:pos="10992"/>
+          <w:tab w:val="left" w:pos="11908"/>
+          <w:tab w:val="left" w:pos="12824"/>
+          <w:tab w:val="left" w:pos="13740"/>
+          <w:tab w:val="left" w:pos="14656"/>
+        </w:tabs>
+        <w:spacing w:after="0" w:line="240" w:lineRule="auto"/>
+        <w:rPr>
+          <w:rFonts w:ascii="Courier New" w:eastAsia="Times New Roman" w:hAnsi="Courier New" w:cs="Courier New"/>
+          <w:color w:val="1F2328"/>
+          <w:kern w:val="0"/>
+          <w:sz w:val="20"/>
+          <w:szCs w:val="20"/>
+          <w14:ligatures w14:val="none"/>
+        </w:rPr>
+      </w:pPr>
+    </w:p>
+    <w:p>
+      <w:pPr>
+        <w:shd w:val="clear" w:color="auto" w:fill="FFFFFF"/>
+        <w:tabs>
+          <w:tab w:val="left" w:pos="916"/>
+          <w:tab w:val="left" w:pos="1832"/>
+          <w:tab w:val="left" w:pos="2748"/>
+          <w:tab w:val="left" w:pos="3664"/>
+          <w:tab w:val="left" w:pos="4580"/>
+          <w:tab w:val="left" w:pos="5496"/>
+          <w:tab w:val="left" w:pos="6412"/>
+          <w:tab w:val="left" w:pos="7328"/>
+          <w:tab w:val="left" w:pos="8244"/>
+          <w:tab w:val="left" w:pos="9160"/>
+          <w:tab w:val="left" w:pos="10076"/>
+          <w:tab w:val="left" w:pos="10992"/>
+          <w:tab w:val="left" w:pos="11908"/>
+          <w:tab w:val="left" w:pos="12824"/>
+          <w:tab w:val="left" w:pos="13740"/>
+          <w:tab w:val="left" w:pos="14656"/>
+        </w:tabs>
+        <w:spacing w:after="0" w:line="240" w:lineRule="auto"/>
+        <w:rPr>
+          <w:rFonts w:ascii="Courier New" w:eastAsia="Times New Roman" w:hAnsi="Courier New" w:cs="Courier New"/>
+          <w:color w:val="1F2328"/>
+          <w:kern w:val="0"/>
+          <w:sz w:val="20"/>
+          <w:szCs w:val="20"/>
+          <w14:ligatures w14:val="none"/>
+        </w:rPr>
+      </w:pPr>
+      <w:r>
+        <w:rPr>
+          <w:rFonts w:ascii="Courier New" w:eastAsia="Times New Roman" w:hAnsi="Courier New" w:cs="Courier New"/>
+          <w:color w:val="1F2328"/>
+          <w:kern w:val="0"/>
+          <w:sz w:val="20"/>
+          <w:szCs w:val="20"/>
+          <w14:ligatures w14:val="none"/>
+        </w:rPr>
+        <w:t xml:space="preserve">type </w:t>
       </w:r>
       <w:proofErr w:type="spellStart"/>
       <w:r>
@@ -523,148 +869,6 @@
           <w:szCs w:val="20"/>
           <w14:ligatures w14:val="none"/>
         </w:rPr>
-        <w:t>, error)</w:t>
-      </w:r>
-    </w:p>
-    <w:p>
-      <w:pPr>
-        <w:shd w:val="clear" w:color="auto" w:fill="FFFFFF"/>
-        <w:tabs>
-          <w:tab w:val="left" w:pos="916"/>
-          <w:tab w:val="left" w:pos="1832"/>
-          <w:tab w:val="left" w:pos="2748"/>
-          <w:tab w:val="left" w:pos="3664"/>
-          <w:tab w:val="left" w:pos="4580"/>
-          <w:tab w:val="left" w:pos="5496"/>
-          <w:tab w:val="left" w:pos="6412"/>
-          <w:tab w:val="left" w:pos="7328"/>
-          <w:tab w:val="left" w:pos="8244"/>
-          <w:tab w:val="left" w:pos="9160"/>
-          <w:tab w:val="left" w:pos="10076"/>
-          <w:tab w:val="left" w:pos="10992"/>
-          <w:tab w:val="left" w:pos="11908"/>
-          <w:tab w:val="left" w:pos="12824"/>
-          <w:tab w:val="left" w:pos="13740"/>
-          <w:tab w:val="left" w:pos="14656"/>
-        </w:tabs>
-        <w:spacing w:after="0" w:line="240" w:lineRule="auto"/>
-        <w:rPr>
-          <w:rFonts w:ascii="Courier New" w:eastAsia="Times New Roman" w:hAnsi="Courier New" w:cs="Courier New"/>
-          <w:color w:val="1F2328"/>
-          <w:kern w:val="0"/>
-          <w:sz w:val="20"/>
-          <w:szCs w:val="20"/>
-          <w14:ligatures w14:val="none"/>
-        </w:rPr>
-      </w:pPr>
-      <w:r>
-        <w:rPr>
-          <w:rFonts w:ascii="Courier New" w:eastAsia="Times New Roman" w:hAnsi="Courier New" w:cs="Courier New"/>
-          <w:color w:val="1F2328"/>
-          <w:kern w:val="0"/>
-          <w:sz w:val="20"/>
-          <w:szCs w:val="20"/>
-          <w14:ligatures w14:val="none"/>
-        </w:rPr>
-        <w:t>}</w:t>
-      </w:r>
-    </w:p>
-    <w:p>
-      <w:pPr>
-        <w:shd w:val="clear" w:color="auto" w:fill="FFFFFF"/>
-        <w:tabs>
-          <w:tab w:val="left" w:pos="916"/>
-          <w:tab w:val="left" w:pos="1832"/>
-          <w:tab w:val="left" w:pos="2748"/>
-          <w:tab w:val="left" w:pos="3664"/>
-          <w:tab w:val="left" w:pos="4580"/>
-          <w:tab w:val="left" w:pos="5496"/>
-          <w:tab w:val="left" w:pos="6412"/>
-          <w:tab w:val="left" w:pos="7328"/>
-          <w:tab w:val="left" w:pos="8244"/>
-          <w:tab w:val="left" w:pos="9160"/>
-          <w:tab w:val="left" w:pos="10076"/>
-          <w:tab w:val="left" w:pos="10992"/>
-          <w:tab w:val="left" w:pos="11908"/>
-          <w:tab w:val="left" w:pos="12824"/>
-          <w:tab w:val="left" w:pos="13740"/>
-          <w:tab w:val="left" w:pos="14656"/>
-        </w:tabs>
-        <w:spacing w:after="0" w:line="240" w:lineRule="auto"/>
-        <w:rPr>
-          <w:rFonts w:ascii="Courier New" w:eastAsia="Times New Roman" w:hAnsi="Courier New" w:cs="Courier New"/>
-          <w:color w:val="1F2328"/>
-          <w:kern w:val="0"/>
-          <w:sz w:val="20"/>
-          <w:szCs w:val="20"/>
-          <w14:ligatures w14:val="none"/>
-        </w:rPr>
-      </w:pPr>
-    </w:p>
-    <w:p>
-      <w:pPr>
-        <w:shd w:val="clear" w:color="auto" w:fill="FFFFFF"/>
-        <w:tabs>
-          <w:tab w:val="left" w:pos="916"/>
-          <w:tab w:val="left" w:pos="1832"/>
-          <w:tab w:val="left" w:pos="2748"/>
-          <w:tab w:val="left" w:pos="3664"/>
-          <w:tab w:val="left" w:pos="4580"/>
-          <w:tab w:val="left" w:pos="5496"/>
-          <w:tab w:val="left" w:pos="6412"/>
-          <w:tab w:val="left" w:pos="7328"/>
-          <w:tab w:val="left" w:pos="8244"/>
-          <w:tab w:val="left" w:pos="9160"/>
-          <w:tab w:val="left" w:pos="10076"/>
-          <w:tab w:val="left" w:pos="10992"/>
-          <w:tab w:val="left" w:pos="11908"/>
-          <w:tab w:val="left" w:pos="12824"/>
-          <w:tab w:val="left" w:pos="13740"/>
-          <w:tab w:val="left" w:pos="14656"/>
-        </w:tabs>
-        <w:spacing w:after="0" w:line="240" w:lineRule="auto"/>
-        <w:rPr>
-          <w:rFonts w:ascii="Courier New" w:eastAsia="Times New Roman" w:hAnsi="Courier New" w:cs="Courier New"/>
-          <w:color w:val="1F2328"/>
-          <w:kern w:val="0"/>
-          <w:sz w:val="20"/>
-          <w:szCs w:val="20"/>
-          <w14:ligatures w14:val="none"/>
-        </w:rPr>
-      </w:pPr>
-      <w:r>
-        <w:rPr>
-          <w:rFonts w:ascii="Courier New" w:eastAsia="Times New Roman" w:hAnsi="Courier New" w:cs="Courier New"/>
-          <w:color w:val="1F2328"/>
-          <w:kern w:val="0"/>
-          <w:sz w:val="20"/>
-          <w:szCs w:val="20"/>
-          <w14:ligatures w14:val="none"/>
-        </w:rPr>
-        <w:t xml:space="preserve">type </w:t>
-      </w:r>
-      <w:proofErr w:type="spellStart"/>
-      <w:r>
-        <w:rPr>
-          <w:rFonts w:ascii="Courier New" w:eastAsia="Times New Roman" w:hAnsi="Courier New" w:cs="Courier New"/>
-          <w:color w:val="1F2328"/>
-          <w:kern w:val="0"/>
-          <w:sz w:val="20"/>
-          <w:szCs w:val="20"/>
-          <w14:ligatures w14:val="none"/>
-        </w:rPr>
-        <w:t>PingResult</w:t>
-      </w:r>
-      <w:proofErr w:type="spellEnd"/>
-      <w:r>
-        <w:rPr>
-          <w:rFonts w:ascii="Courier New" w:eastAsia="Times New Roman" w:hAnsi="Courier New" w:cs="Courier New"/>
-          <w:color w:val="1F2328"/>
-          <w:kern w:val="0"/>
-          <w:sz w:val="20"/>
-          <w:szCs w:val="20"/>
-          <w14:ligatures w14:val="none"/>
-        </w:rPr>
         <w:t xml:space="preserve"> struct {</w:t>
       </w:r>
     </w:p>
@@ -708,264 +912,8 @@
           <w:szCs w:val="20"/>
           <w14:ligatures w14:val="none"/>
         </w:rPr>
-        <w:t xml:space="preserve">    Successful bool</w:t>
-      </w:r>
-    </w:p>
-    <w:p>
-      <w:pPr>
-        <w:shd w:val="clear" w:color="auto" w:fill="FFFFFF"/>
-        <w:tabs>
-          <w:tab w:val="left" w:pos="916"/>
-          <w:tab w:val="left" w:pos="1832"/>
-          <w:tab w:val="left" w:pos="2748"/>
-          <w:tab w:val="left" w:pos="3664"/>
-          <w:tab w:val="left" w:pos="4580"/>
-          <w:tab w:val="left" w:pos="5496"/>
-          <w:tab w:val="left" w:pos="6412"/>
-          <w:tab w:val="left" w:pos="7328"/>
-          <w:tab w:val="left" w:pos="8244"/>
-          <w:tab w:val="left" w:pos="9160"/>
-          <w:tab w:val="left" w:pos="10076"/>
-          <w:tab w:val="left" w:pos="10992"/>
-          <w:tab w:val="left" w:pos="11908"/>
-          <w:tab w:val="left" w:pos="12824"/>
-          <w:tab w:val="left" w:pos="13740"/>
-          <w:tab w:val="left" w:pos="14656"/>
-        </w:tabs>
-        <w:spacing w:after="0" w:line="240" w:lineRule="auto"/>
-        <w:rPr>
-          <w:rFonts w:ascii="Courier New" w:eastAsia="Times New Roman" w:hAnsi="Courier New" w:cs="Courier New"/>
-          <w:color w:val="1F2328"/>
-          <w:kern w:val="0"/>
-          <w:sz w:val="20"/>
-          <w:szCs w:val="20"/>
-          <w14:ligatures w14:val="none"/>
-        </w:rPr>
-      </w:pPr>
-      <w:r>
-        <w:rPr>
-          <w:rFonts w:ascii="Courier New" w:eastAsia="Times New Roman" w:hAnsi="Courier New" w:cs="Courier New"/>
-          <w:color w:val="1F2328"/>
-          <w:kern w:val="0"/>
-          <w:sz w:val="20"/>
-          <w:szCs w:val="20"/>
-          <w14:ligatures w14:val="none"/>
-        </w:rPr>
-        <w:t xml:space="preserve">    Time       </w:t>
-      </w:r>
-      <w:proofErr w:type="spellStart"/>
-      <w:proofErr w:type="gramStart"/>
-      <w:r>
-        <w:rPr>
-          <w:rFonts w:ascii="Courier New" w:eastAsia="Times New Roman" w:hAnsi="Courier New" w:cs="Courier New"/>
-          <w:color w:val="1F2328"/>
-          <w:kern w:val="0"/>
-          <w:sz w:val="20"/>
-          <w:szCs w:val="20"/>
-          <w14:ligatures w14:val="none"/>
-        </w:rPr>
-        <w:t>time.Duration</w:t>
-      </w:r>
-      <w:proofErr w:type="spellEnd"/>
-      <w:proofErr w:type="gramEnd"/>
-    </w:p>
-    <w:p>
-      <w:pPr>
-        <w:shd w:val="clear" w:color="auto" w:fill="FFFFFF"/>
-        <w:tabs>
-          <w:tab w:val="left" w:pos="916"/>
-          <w:tab w:val="left" w:pos="1832"/>
-          <w:tab w:val="left" w:pos="2748"/>
-          <w:tab w:val="left" w:pos="3664"/>
-          <w:tab w:val="left" w:pos="4580"/>
-          <w:tab w:val="left" w:pos="5496"/>
-          <w:tab w:val="left" w:pos="6412"/>
-          <w:tab w:val="left" w:pos="7328"/>
-          <w:tab w:val="left" w:pos="8244"/>
-          <w:tab w:val="left" w:pos="9160"/>
-          <w:tab w:val="left" w:pos="10076"/>
-          <w:tab w:val="left" w:pos="10992"/>
-          <w:tab w:val="left" w:pos="11908"/>
-          <w:tab w:val="left" w:pos="12824"/>
-          <w:tab w:val="left" w:pos="13740"/>
-          <w:tab w:val="left" w:pos="14656"/>
-        </w:tabs>
-        <w:spacing w:after="0" w:line="240" w:lineRule="auto"/>
-        <w:rPr>
-          <w:rFonts w:ascii="Courier New" w:eastAsia="Times New Roman" w:hAnsi="Courier New" w:cs="Courier New"/>
-          <w:color w:val="1F2328"/>
-          <w:kern w:val="0"/>
-          <w:sz w:val="20"/>
-          <w:szCs w:val="20"/>
-          <w14:ligatures w14:val="none"/>
-        </w:rPr>
-      </w:pPr>
-      <w:r>
-        <w:rPr>
-          <w:rFonts w:ascii="Courier New" w:eastAsia="Times New Roman" w:hAnsi="Courier New" w:cs="Courier New"/>
-          <w:color w:val="1F2328"/>
-          <w:kern w:val="0"/>
-          <w:sz w:val="20"/>
-          <w:szCs w:val="20"/>
-          <w14:ligatures w14:val="none"/>
-        </w:rPr>
-        <w:t>}</w:t>
-      </w:r>
-    </w:p>
-    <w:p>
-      <w:pPr>
-        <w:shd w:val="clear" w:color="auto" w:fill="FFFFFF"/>
-        <w:tabs>
-          <w:tab w:val="left" w:pos="916"/>
-          <w:tab w:val="left" w:pos="1832"/>
-          <w:tab w:val="left" w:pos="2748"/>
-          <w:tab w:val="left" w:pos="3664"/>
-          <w:tab w:val="left" w:pos="4580"/>
-          <w:tab w:val="left" w:pos="5496"/>
-          <w:tab w:val="left" w:pos="6412"/>
-          <w:tab w:val="left" w:pos="7328"/>
-          <w:tab w:val="left" w:pos="8244"/>
-          <w:tab w:val="left" w:pos="9160"/>
-          <w:tab w:val="left" w:pos="10076"/>
-          <w:tab w:val="left" w:pos="10992"/>
-          <w:tab w:val="left" w:pos="11908"/>
-          <w:tab w:val="left" w:pos="12824"/>
-          <w:tab w:val="left" w:pos="13740"/>
-          <w:tab w:val="left" w:pos="14656"/>
-        </w:tabs>
-        <w:spacing w:after="0" w:line="240" w:lineRule="auto"/>
-        <w:rPr>
-          <w:rFonts w:ascii="Courier New" w:eastAsia="Times New Roman" w:hAnsi="Courier New" w:cs="Courier New"/>
-          <w:color w:val="1F2328"/>
-          <w:kern w:val="0"/>
-          <w:sz w:val="20"/>
-          <w:szCs w:val="20"/>
-          <w14:ligatures w14:val="none"/>
-        </w:rPr>
-      </w:pPr>
-    </w:p>
-    <w:p>
-      <w:pPr>
-        <w:shd w:val="clear" w:color="auto" w:fill="FFFFFF"/>
-        <w:tabs>
-          <w:tab w:val="left" w:pos="916"/>
-          <w:tab w:val="left" w:pos="1832"/>
-          <w:tab w:val="left" w:pos="2748"/>
-          <w:tab w:val="left" w:pos="3664"/>
-          <w:tab w:val="left" w:pos="4580"/>
-          <w:tab w:val="left" w:pos="5496"/>
-          <w:tab w:val="left" w:pos="6412"/>
-          <w:tab w:val="left" w:pos="7328"/>
-          <w:tab w:val="left" w:pos="8244"/>
-          <w:tab w:val="left" w:pos="9160"/>
-          <w:tab w:val="left" w:pos="10076"/>
-          <w:tab w:val="left" w:pos="10992"/>
-          <w:tab w:val="left" w:pos="11908"/>
-          <w:tab w:val="left" w:pos="12824"/>
-          <w:tab w:val="left" w:pos="13740"/>
-          <w:tab w:val="left" w:pos="14656"/>
-        </w:tabs>
-        <w:spacing w:after="0" w:line="240" w:lineRule="auto"/>
-        <w:rPr>
-          <w:rFonts w:ascii="Courier New" w:eastAsia="Times New Roman" w:hAnsi="Courier New" w:cs="Courier New"/>
-          <w:color w:val="1F2328"/>
-          <w:kern w:val="0"/>
-          <w:sz w:val="20"/>
-          <w:szCs w:val="20"/>
-          <w14:ligatures w14:val="none"/>
-        </w:rPr>
-      </w:pPr>
-      <w:r>
-        <w:rPr>
-          <w:rFonts w:ascii="Courier New" w:eastAsia="Times New Roman" w:hAnsi="Courier New" w:cs="Courier New"/>
-          <w:color w:val="1F2328"/>
-          <w:kern w:val="0"/>
-          <w:sz w:val="20"/>
-          <w:szCs w:val="20"/>
-          <w14:ligatures w14:val="none"/>
-        </w:rPr>
-        <w:t xml:space="preserve">type </w:t>
-      </w:r>
-      <w:proofErr w:type="spellStart"/>
-      <w:r>
-        <w:rPr>
-          <w:rFonts w:ascii="Courier New" w:eastAsia="Times New Roman" w:hAnsi="Courier New" w:cs="Courier New"/>
-          <w:color w:val="1F2328"/>
-          <w:kern w:val="0"/>
-          <w:sz w:val="20"/>
-          <w:szCs w:val="20"/>
-          <w14:ligatures w14:val="none"/>
-        </w:rPr>
-        <w:t>SystemInfo</w:t>
-      </w:r>
-      <w:proofErr w:type="spellEnd"/>
-      <w:r>
-        <w:rPr>
-          <w:rFonts w:ascii="Courier New" w:eastAsia="Times New Roman" w:hAnsi="Courier New" w:cs="Courier New"/>
-          <w:color w:val="1F2328"/>
-          <w:kern w:val="0"/>
-          <w:sz w:val="20"/>
-          <w:szCs w:val="20"/>
-          <w14:ligatures w14:val="none"/>
-        </w:rPr>
-        <w:t xml:space="preserve"> struct {</w:t>
-      </w:r>
-    </w:p>
-    <w:p>
-      <w:pPr>
-        <w:shd w:val="clear" w:color="auto" w:fill="FFFFFF"/>
-        <w:tabs>
-          <w:tab w:val="left" w:pos="916"/>
-          <w:tab w:val="left" w:pos="1832"/>
-          <w:tab w:val="left" w:pos="2748"/>
-          <w:tab w:val="left" w:pos="3664"/>
-          <w:tab w:val="left" w:pos="4580"/>
-          <w:tab w:val="left" w:pos="5496"/>
-          <w:tab w:val="left" w:pos="6412"/>
-          <w:tab w:val="left" w:pos="7328"/>
-          <w:tab w:val="left" w:pos="8244"/>
-          <w:tab w:val="left" w:pos="9160"/>
-          <w:tab w:val="left" w:pos="10076"/>
-          <w:tab w:val="left" w:pos="10992"/>
-          <w:tab w:val="left" w:pos="11908"/>
-          <w:tab w:val="left" w:pos="12824"/>
-          <w:tab w:val="left" w:pos="13740"/>
-          <w:tab w:val="left" w:pos="14656"/>
-        </w:tabs>
-        <w:spacing w:after="0" w:line="240" w:lineRule="auto"/>
-        <w:rPr>
-          <w:rFonts w:ascii="Courier New" w:eastAsia="Times New Roman" w:hAnsi="Courier New" w:cs="Courier New"/>
-          <w:color w:val="1F2328"/>
-          <w:kern w:val="0"/>
-          <w:sz w:val="20"/>
-          <w:szCs w:val="20"/>
-          <w14:ligatures w14:val="none"/>
-        </w:rPr>
-      </w:pPr>
-      <w:r>
-        <w:rPr>
-          <w:rFonts w:ascii="Courier New" w:eastAsia="Times New Roman" w:hAnsi="Courier New" w:cs="Courier New"/>
-          <w:color w:val="1F2328"/>
-          <w:kern w:val="0"/>
-          <w:sz w:val="20"/>
-          <w:szCs w:val="20"/>
-          <w14:ligatures w14:val="none"/>
-        </w:rPr>
-        <w:t xml:space="preserve">    </w:t>
-      </w:r>
-      <w:proofErr w:type="gramStart"/>
-      <w:r>
-        <w:rPr>
-          <w:rFonts w:ascii="Courier New" w:eastAsia="Times New Roman" w:hAnsi="Courier New" w:cs="Courier New"/>
-          <w:color w:val="1F2328"/>
-          <w:kern w:val="0"/>
-          <w:sz w:val="20"/>
-          <w:szCs w:val="20"/>
-          <w14:ligatures w14:val="none"/>
-        </w:rPr>
-        <w:t>Hostname  string</w:t>
-      </w:r>
-      <w:proofErr w:type="gramEnd"/>
+        <w:t xml:space="preserve">    Hostname  string</w:t>
+      </w:r>
     </w:p>
     <w:p>
       <w:pPr>
@@ -1104,7 +1052,7 @@
           <w:szCs w:val="30"/>
           <w14:ligatures w14:val="none"/>
         </w:rPr>
-        <w:t>3. Communication (~45 minutes)</w:t>
+        <w:t xml:space="preserve">3. Communication </w:t>
       </w:r>
     </w:p>
     <w:p>
@@ -1708,31 +1656,7 @@
           <w:szCs w:val="20"/>
           <w14:ligatures w14:val="none"/>
         </w:rPr>
-        <w:t xml:space="preserve">    Data    </w:t>
-      </w:r>
-      <w:proofErr w:type="gramStart"/>
-      <w:r>
-        <w:rPr>
-          <w:rFonts w:ascii="Courier New" w:eastAsia="Times New Roman" w:hAnsi="Courier New" w:cs="Courier New"/>
-          <w:color w:val="1F2328"/>
-          <w:kern w:val="0"/>
-          <w:sz w:val="20"/>
-          <w:szCs w:val="20"/>
-          <w14:ligatures w14:val="none"/>
-        </w:rPr>
-        <w:t>interface{</w:t>
-      </w:r>
-      <w:proofErr w:type="gramEnd"/>
-      <w:r>
-        <w:rPr>
-          <w:rFonts w:ascii="Courier New" w:eastAsia="Times New Roman" w:hAnsi="Courier New" w:cs="Courier New"/>
-          <w:color w:val="1F2328"/>
-          <w:kern w:val="0"/>
-          <w:sz w:val="20"/>
-          <w:szCs w:val="20"/>
-          <w14:ligatures w14:val="none"/>
-        </w:rPr>
-        <w:t>} `</w:t>
+        <w:t xml:space="preserve">    Data    interface{} `</w:t>
       </w:r>
       <w:proofErr w:type="spellStart"/>
       <w:r>
@@ -1826,7 +1750,6 @@
         <w:t>:"</w:t>
       </w:r>
       <w:proofErr w:type="spellStart"/>
-      <w:proofErr w:type="gramStart"/>
       <w:r>
         <w:rPr>
           <w:rFonts w:ascii="Courier New" w:eastAsia="Times New Roman" w:hAnsi="Courier New" w:cs="Courier New"/>
@@ -1839,7 +1762,6 @@
         <w:t>error,omitempty</w:t>
       </w:r>
       <w:proofErr w:type="spellEnd"/>
-      <w:proofErr w:type="gramEnd"/>
       <w:r>
         <w:rPr>
           <w:rFonts w:ascii="Courier New" w:eastAsia="Times New Roman" w:hAnsi="Courier New" w:cs="Courier New"/>
@@ -2007,31 +1929,679 @@
           <w:szCs w:val="20"/>
           <w14:ligatures w14:val="none"/>
         </w:rPr>
+        <w:t xml:space="preserve"> main() {</w:t>
+      </w:r>
+    </w:p>
+    <w:p>
+      <w:pPr>
+        <w:shd w:val="clear" w:color="auto" w:fill="FFFFFF"/>
+        <w:tabs>
+          <w:tab w:val="left" w:pos="916"/>
+          <w:tab w:val="left" w:pos="1832"/>
+          <w:tab w:val="left" w:pos="2748"/>
+          <w:tab w:val="left" w:pos="3664"/>
+          <w:tab w:val="left" w:pos="4580"/>
+          <w:tab w:val="left" w:pos="5496"/>
+          <w:tab w:val="left" w:pos="6412"/>
+          <w:tab w:val="left" w:pos="7328"/>
+          <w:tab w:val="left" w:pos="8244"/>
+          <w:tab w:val="left" w:pos="9160"/>
+          <w:tab w:val="left" w:pos="10076"/>
+          <w:tab w:val="left" w:pos="10992"/>
+          <w:tab w:val="left" w:pos="11908"/>
+          <w:tab w:val="left" w:pos="12824"/>
+          <w:tab w:val="left" w:pos="13740"/>
+          <w:tab w:val="left" w:pos="14656"/>
+        </w:tabs>
+        <w:spacing w:after="0" w:line="240" w:lineRule="auto"/>
+        <w:rPr>
+          <w:rFonts w:ascii="Courier New" w:eastAsia="Times New Roman" w:hAnsi="Courier New" w:cs="Courier New"/>
+          <w:color w:val="1F2328"/>
+          <w:kern w:val="0"/>
+          <w:sz w:val="20"/>
+          <w:szCs w:val="20"/>
+          <w14:ligatures w14:val="none"/>
+        </w:rPr>
+      </w:pPr>
+      <w:r>
+        <w:rPr>
+          <w:rFonts w:ascii="Courier New" w:eastAsia="Times New Roman" w:hAnsi="Courier New" w:cs="Courier New"/>
+          <w:color w:val="1F2328"/>
+          <w:kern w:val="0"/>
+          <w:sz w:val="20"/>
+          <w:szCs w:val="20"/>
+          <w14:ligatures w14:val="none"/>
+        </w:rPr>
+        <w:t xml:space="preserve">    commander := </w:t>
+      </w:r>
+      <w:proofErr w:type="spellStart"/>
+      <w:r>
+        <w:rPr>
+          <w:rFonts w:ascii="Courier New" w:eastAsia="Times New Roman" w:hAnsi="Courier New" w:cs="Courier New"/>
+          <w:color w:val="1F2328"/>
+          <w:kern w:val="0"/>
+          <w:sz w:val="20"/>
+          <w:szCs w:val="20"/>
+          <w14:ligatures w14:val="none"/>
+        </w:rPr>
+        <w:t>NewCommander</w:t>
+      </w:r>
+      <w:proofErr w:type="spellEnd"/>
+      <w:r>
+        <w:rPr>
+          <w:rFonts w:ascii="Courier New" w:eastAsia="Times New Roman" w:hAnsi="Courier New" w:cs="Courier New"/>
+          <w:color w:val="1F2328"/>
+          <w:kern w:val="0"/>
+          <w:sz w:val="20"/>
+          <w:szCs w:val="20"/>
+          <w14:ligatures w14:val="none"/>
+        </w:rPr>
+        <w:t>()</w:t>
+      </w:r>
+    </w:p>
+    <w:p>
+      <w:pPr>
+        <w:shd w:val="clear" w:color="auto" w:fill="FFFFFF"/>
+        <w:tabs>
+          <w:tab w:val="left" w:pos="916"/>
+          <w:tab w:val="left" w:pos="1832"/>
+          <w:tab w:val="left" w:pos="2748"/>
+          <w:tab w:val="left" w:pos="3664"/>
+          <w:tab w:val="left" w:pos="4580"/>
+          <w:tab w:val="left" w:pos="5496"/>
+          <w:tab w:val="left" w:pos="6412"/>
+          <w:tab w:val="left" w:pos="7328"/>
+          <w:tab w:val="left" w:pos="8244"/>
+          <w:tab w:val="left" w:pos="9160"/>
+          <w:tab w:val="left" w:pos="10076"/>
+          <w:tab w:val="left" w:pos="10992"/>
+          <w:tab w:val="left" w:pos="11908"/>
+          <w:tab w:val="left" w:pos="12824"/>
+          <w:tab w:val="left" w:pos="13740"/>
+          <w:tab w:val="left" w:pos="14656"/>
+        </w:tabs>
+        <w:spacing w:after="0" w:line="240" w:lineRule="auto"/>
+        <w:rPr>
+          <w:rFonts w:ascii="Courier New" w:eastAsia="Times New Roman" w:hAnsi="Courier New" w:cs="Courier New"/>
+          <w:color w:val="1F2328"/>
+          <w:kern w:val="0"/>
+          <w:sz w:val="20"/>
+          <w:szCs w:val="20"/>
+          <w14:ligatures w14:val="none"/>
+        </w:rPr>
+      </w:pPr>
+      <w:r>
+        <w:rPr>
+          <w:rFonts w:ascii="Courier New" w:eastAsia="Times New Roman" w:hAnsi="Courier New" w:cs="Courier New"/>
+          <w:color w:val="1F2328"/>
+          <w:kern w:val="0"/>
+          <w:sz w:val="20"/>
+          <w:szCs w:val="20"/>
+          <w14:ligatures w14:val="none"/>
+        </w:rPr>
+        <w:t xml:space="preserve">    server := &amp;</w:t>
+      </w:r>
+      <w:proofErr w:type="spellStart"/>
+      <w:r>
+        <w:rPr>
+          <w:rFonts w:ascii="Courier New" w:eastAsia="Times New Roman" w:hAnsi="Courier New" w:cs="Courier New"/>
+          <w:color w:val="1F2328"/>
+          <w:kern w:val="0"/>
+          <w:sz w:val="20"/>
+          <w:szCs w:val="20"/>
+          <w14:ligatures w14:val="none"/>
+        </w:rPr>
+        <w:t>http.Server</w:t>
+      </w:r>
+      <w:proofErr w:type="spellEnd"/>
+      <w:r>
+        <w:rPr>
+          <w:rFonts w:ascii="Courier New" w:eastAsia="Times New Roman" w:hAnsi="Courier New" w:cs="Courier New"/>
+          <w:color w:val="1F2328"/>
+          <w:kern w:val="0"/>
+          <w:sz w:val="20"/>
+          <w:szCs w:val="20"/>
+          <w14:ligatures w14:val="none"/>
+        </w:rPr>
+        <w:t>{</w:t>
+      </w:r>
+    </w:p>
+    <w:p>
+      <w:pPr>
+        <w:shd w:val="clear" w:color="auto" w:fill="FFFFFF"/>
+        <w:tabs>
+          <w:tab w:val="left" w:pos="916"/>
+          <w:tab w:val="left" w:pos="1832"/>
+          <w:tab w:val="left" w:pos="2748"/>
+          <w:tab w:val="left" w:pos="3664"/>
+          <w:tab w:val="left" w:pos="4580"/>
+          <w:tab w:val="left" w:pos="5496"/>
+          <w:tab w:val="left" w:pos="6412"/>
+          <w:tab w:val="left" w:pos="7328"/>
+          <w:tab w:val="left" w:pos="8244"/>
+          <w:tab w:val="left" w:pos="9160"/>
+          <w:tab w:val="left" w:pos="10076"/>
+          <w:tab w:val="left" w:pos="10992"/>
+          <w:tab w:val="left" w:pos="11908"/>
+          <w:tab w:val="left" w:pos="12824"/>
+          <w:tab w:val="left" w:pos="13740"/>
+          <w:tab w:val="left" w:pos="14656"/>
+        </w:tabs>
+        <w:spacing w:after="0" w:line="240" w:lineRule="auto"/>
+        <w:rPr>
+          <w:rFonts w:ascii="Courier New" w:eastAsia="Times New Roman" w:hAnsi="Courier New" w:cs="Courier New"/>
+          <w:color w:val="1F2328"/>
+          <w:kern w:val="0"/>
+          <w:sz w:val="20"/>
+          <w:szCs w:val="20"/>
+          <w14:ligatures w14:val="none"/>
+        </w:rPr>
+      </w:pPr>
+      <w:r>
+        <w:rPr>
+          <w:rFonts w:ascii="Courier New" w:eastAsia="Times New Roman" w:hAnsi="Courier New" w:cs="Courier New"/>
+          <w:color w:val="1F2328"/>
+          <w:kern w:val="0"/>
+          <w:sz w:val="20"/>
+          <w:szCs w:val="20"/>
+          <w14:ligatures w14:val="none"/>
+        </w:rPr>
+        <w:t xml:space="preserve">        </w:t>
+      </w:r>
+      <w:proofErr w:type="spellStart"/>
+      <w:r>
+        <w:rPr>
+          <w:rFonts w:ascii="Courier New" w:eastAsia="Times New Roman" w:hAnsi="Courier New" w:cs="Courier New"/>
+          <w:color w:val="1F2328"/>
+          <w:kern w:val="0"/>
+          <w:sz w:val="20"/>
+          <w:szCs w:val="20"/>
+          <w14:ligatures w14:val="none"/>
+        </w:rPr>
+        <w:t>Addr</w:t>
+      </w:r>
+      <w:proofErr w:type="spellEnd"/>
+      <w:r>
+        <w:rPr>
+          <w:rFonts w:ascii="Courier New" w:eastAsia="Times New Roman" w:hAnsi="Courier New" w:cs="Courier New"/>
+          <w:color w:val="1F2328"/>
+          <w:kern w:val="0"/>
+          <w:sz w:val="20"/>
+          <w:szCs w:val="20"/>
+          <w14:ligatures w14:val="none"/>
+        </w:rPr>
+        <w:t>:    ":8080",</w:t>
+      </w:r>
+    </w:p>
+    <w:p>
+      <w:pPr>
+        <w:shd w:val="clear" w:color="auto" w:fill="FFFFFF"/>
+        <w:tabs>
+          <w:tab w:val="left" w:pos="916"/>
+          <w:tab w:val="left" w:pos="1832"/>
+          <w:tab w:val="left" w:pos="2748"/>
+          <w:tab w:val="left" w:pos="3664"/>
+          <w:tab w:val="left" w:pos="4580"/>
+          <w:tab w:val="left" w:pos="5496"/>
+          <w:tab w:val="left" w:pos="6412"/>
+          <w:tab w:val="left" w:pos="7328"/>
+          <w:tab w:val="left" w:pos="8244"/>
+          <w:tab w:val="left" w:pos="9160"/>
+          <w:tab w:val="left" w:pos="10076"/>
+          <w:tab w:val="left" w:pos="10992"/>
+          <w:tab w:val="left" w:pos="11908"/>
+          <w:tab w:val="left" w:pos="12824"/>
+          <w:tab w:val="left" w:pos="13740"/>
+          <w:tab w:val="left" w:pos="14656"/>
+        </w:tabs>
+        <w:spacing w:after="0" w:line="240" w:lineRule="auto"/>
+        <w:rPr>
+          <w:rFonts w:ascii="Courier New" w:eastAsia="Times New Roman" w:hAnsi="Courier New" w:cs="Courier New"/>
+          <w:color w:val="1F2328"/>
+          <w:kern w:val="0"/>
+          <w:sz w:val="20"/>
+          <w:szCs w:val="20"/>
+          <w14:ligatures w14:val="none"/>
+        </w:rPr>
+      </w:pPr>
+      <w:r>
+        <w:rPr>
+          <w:rFonts w:ascii="Courier New" w:eastAsia="Times New Roman" w:hAnsi="Courier New" w:cs="Courier New"/>
+          <w:color w:val="1F2328"/>
+          <w:kern w:val="0"/>
+          <w:sz w:val="20"/>
+          <w:szCs w:val="20"/>
+          <w14:ligatures w14:val="none"/>
+        </w:rPr>
+        <w:t xml:space="preserve">        Handler: </w:t>
+      </w:r>
+      <w:proofErr w:type="spellStart"/>
+      <w:r>
+        <w:rPr>
+          <w:rFonts w:ascii="Courier New" w:eastAsia="Times New Roman" w:hAnsi="Courier New" w:cs="Courier New"/>
+          <w:color w:val="1F2328"/>
+          <w:kern w:val="0"/>
+          <w:sz w:val="20"/>
+          <w:szCs w:val="20"/>
+          <w14:ligatures w14:val="none"/>
+        </w:rPr>
+        <w:t>handleRequests</w:t>
+      </w:r>
+      <w:proofErr w:type="spellEnd"/>
+      <w:r>
+        <w:rPr>
+          <w:rFonts w:ascii="Courier New" w:eastAsia="Times New Roman" w:hAnsi="Courier New" w:cs="Courier New"/>
+          <w:color w:val="1F2328"/>
+          <w:kern w:val="0"/>
+          <w:sz w:val="20"/>
+          <w:szCs w:val="20"/>
+          <w14:ligatures w14:val="none"/>
+        </w:rPr>
+        <w:t>(commander),</w:t>
+      </w:r>
+    </w:p>
+    <w:p>
+      <w:pPr>
+        <w:shd w:val="clear" w:color="auto" w:fill="FFFFFF"/>
+        <w:tabs>
+          <w:tab w:val="left" w:pos="916"/>
+          <w:tab w:val="left" w:pos="1832"/>
+          <w:tab w:val="left" w:pos="2748"/>
+          <w:tab w:val="left" w:pos="3664"/>
+          <w:tab w:val="left" w:pos="4580"/>
+          <w:tab w:val="left" w:pos="5496"/>
+          <w:tab w:val="left" w:pos="6412"/>
+          <w:tab w:val="left" w:pos="7328"/>
+          <w:tab w:val="left" w:pos="8244"/>
+          <w:tab w:val="left" w:pos="9160"/>
+          <w:tab w:val="left" w:pos="10076"/>
+          <w:tab w:val="left" w:pos="10992"/>
+          <w:tab w:val="left" w:pos="11908"/>
+          <w:tab w:val="left" w:pos="12824"/>
+          <w:tab w:val="left" w:pos="13740"/>
+          <w:tab w:val="left" w:pos="14656"/>
+        </w:tabs>
+        <w:spacing w:after="0" w:line="240" w:lineRule="auto"/>
+        <w:rPr>
+          <w:rFonts w:ascii="Courier New" w:eastAsia="Times New Roman" w:hAnsi="Courier New" w:cs="Courier New"/>
+          <w:color w:val="1F2328"/>
+          <w:kern w:val="0"/>
+          <w:sz w:val="20"/>
+          <w:szCs w:val="20"/>
+          <w14:ligatures w14:val="none"/>
+        </w:rPr>
+      </w:pPr>
+      <w:r>
+        <w:rPr>
+          <w:rFonts w:ascii="Courier New" w:eastAsia="Times New Roman" w:hAnsi="Courier New" w:cs="Courier New"/>
+          <w:color w:val="1F2328"/>
+          <w:kern w:val="0"/>
+          <w:sz w:val="20"/>
+          <w:szCs w:val="20"/>
+          <w14:ligatures w14:val="none"/>
+        </w:rPr>
+        <w:t xml:space="preserve">    }</w:t>
+      </w:r>
+    </w:p>
+    <w:p>
+      <w:pPr>
+        <w:shd w:val="clear" w:color="auto" w:fill="FFFFFF"/>
+        <w:tabs>
+          <w:tab w:val="left" w:pos="916"/>
+          <w:tab w:val="left" w:pos="1832"/>
+          <w:tab w:val="left" w:pos="2748"/>
+          <w:tab w:val="left" w:pos="3664"/>
+          <w:tab w:val="left" w:pos="4580"/>
+          <w:tab w:val="left" w:pos="5496"/>
+          <w:tab w:val="left" w:pos="6412"/>
+          <w:tab w:val="left" w:pos="7328"/>
+          <w:tab w:val="left" w:pos="8244"/>
+          <w:tab w:val="left" w:pos="9160"/>
+          <w:tab w:val="left" w:pos="10076"/>
+          <w:tab w:val="left" w:pos="10992"/>
+          <w:tab w:val="left" w:pos="11908"/>
+          <w:tab w:val="left" w:pos="12824"/>
+          <w:tab w:val="left" w:pos="13740"/>
+          <w:tab w:val="left" w:pos="14656"/>
+        </w:tabs>
+        <w:spacing w:after="0" w:line="240" w:lineRule="auto"/>
+        <w:rPr>
+          <w:rFonts w:ascii="Courier New" w:eastAsia="Times New Roman" w:hAnsi="Courier New" w:cs="Courier New"/>
+          <w:color w:val="1F2328"/>
+          <w:kern w:val="0"/>
+          <w:sz w:val="20"/>
+          <w:szCs w:val="20"/>
+          <w14:ligatures w14:val="none"/>
+        </w:rPr>
+      </w:pPr>
+      <w:r>
+        <w:rPr>
+          <w:rFonts w:ascii="Courier New" w:eastAsia="Times New Roman" w:hAnsi="Courier New" w:cs="Courier New"/>
+          <w:color w:val="1F2328"/>
+          <w:kern w:val="0"/>
+          <w:sz w:val="20"/>
+          <w:szCs w:val="20"/>
+          <w14:ligatures w14:val="none"/>
+        </w:rPr>
+        <w:t xml:space="preserve">    </w:t>
+      </w:r>
+      <w:proofErr w:type="spellStart"/>
+      <w:r>
+        <w:rPr>
+          <w:rFonts w:ascii="Courier New" w:eastAsia="Times New Roman" w:hAnsi="Courier New" w:cs="Courier New"/>
+          <w:color w:val="1F2328"/>
+          <w:kern w:val="0"/>
+          <w:sz w:val="20"/>
+          <w:szCs w:val="20"/>
+          <w14:ligatures w14:val="none"/>
+        </w:rPr>
+        <w:t>log.Fatal</w:t>
+      </w:r>
+      <w:proofErr w:type="spellEnd"/>
+      <w:r>
+        <w:rPr>
+          <w:rFonts w:ascii="Courier New" w:eastAsia="Times New Roman" w:hAnsi="Courier New" w:cs="Courier New"/>
+          <w:color w:val="1F2328"/>
+          <w:kern w:val="0"/>
+          <w:sz w:val="20"/>
+          <w:szCs w:val="20"/>
+          <w14:ligatures w14:val="none"/>
+        </w:rPr>
+        <w:t>(</w:t>
+      </w:r>
+      <w:proofErr w:type="spellStart"/>
+      <w:r>
+        <w:rPr>
+          <w:rFonts w:ascii="Courier New" w:eastAsia="Times New Roman" w:hAnsi="Courier New" w:cs="Courier New"/>
+          <w:color w:val="1F2328"/>
+          <w:kern w:val="0"/>
+          <w:sz w:val="20"/>
+          <w:szCs w:val="20"/>
+          <w14:ligatures w14:val="none"/>
+        </w:rPr>
+        <w:t>server.ListenAndServe</w:t>
+      </w:r>
+      <w:proofErr w:type="spellEnd"/>
+      <w:r>
+        <w:rPr>
+          <w:rFonts w:ascii="Courier New" w:eastAsia="Times New Roman" w:hAnsi="Courier New" w:cs="Courier New"/>
+          <w:color w:val="1F2328"/>
+          <w:kern w:val="0"/>
+          <w:sz w:val="20"/>
+          <w:szCs w:val="20"/>
+          <w14:ligatures w14:val="none"/>
+        </w:rPr>
+        <w:t>())</w:t>
+      </w:r>
+    </w:p>
+    <w:p>
+      <w:pPr>
+        <w:shd w:val="clear" w:color="auto" w:fill="FFFFFF"/>
+        <w:tabs>
+          <w:tab w:val="left" w:pos="916"/>
+          <w:tab w:val="left" w:pos="1832"/>
+          <w:tab w:val="left" w:pos="2748"/>
+          <w:tab w:val="left" w:pos="3664"/>
+          <w:tab w:val="left" w:pos="4580"/>
+          <w:tab w:val="left" w:pos="5496"/>
+          <w:tab w:val="left" w:pos="6412"/>
+          <w:tab w:val="left" w:pos="7328"/>
+          <w:tab w:val="left" w:pos="8244"/>
+          <w:tab w:val="left" w:pos="9160"/>
+          <w:tab w:val="left" w:pos="10076"/>
+          <w:tab w:val="left" w:pos="10992"/>
+          <w:tab w:val="left" w:pos="11908"/>
+          <w:tab w:val="left" w:pos="12824"/>
+          <w:tab w:val="left" w:pos="13740"/>
+          <w:tab w:val="left" w:pos="14656"/>
+        </w:tabs>
+        <w:spacing w:after="0" w:line="240" w:lineRule="auto"/>
+        <w:rPr>
+          <w:rFonts w:ascii="Courier New" w:eastAsia="Times New Roman" w:hAnsi="Courier New" w:cs="Courier New"/>
+          <w:color w:val="1F2328"/>
+          <w:kern w:val="0"/>
+          <w:sz w:val="20"/>
+          <w:szCs w:val="20"/>
+          <w14:ligatures w14:val="none"/>
+        </w:rPr>
+      </w:pPr>
+      <w:r>
+        <w:rPr>
+          <w:rFonts w:ascii="Courier New" w:eastAsia="Times New Roman" w:hAnsi="Courier New" w:cs="Courier New"/>
+          <w:color w:val="1F2328"/>
+          <w:kern w:val="0"/>
+          <w:sz w:val="20"/>
+          <w:szCs w:val="20"/>
+          <w14:ligatures w14:val="none"/>
+        </w:rPr>
+        <w:t>}</w:t>
+      </w:r>
+    </w:p>
+    <w:p>
+      <w:pPr>
+        <w:shd w:val="clear" w:color="auto" w:fill="FFFFFF"/>
+        <w:tabs>
+          <w:tab w:val="left" w:pos="916"/>
+          <w:tab w:val="left" w:pos="1832"/>
+          <w:tab w:val="left" w:pos="2748"/>
+          <w:tab w:val="left" w:pos="3664"/>
+          <w:tab w:val="left" w:pos="4580"/>
+          <w:tab w:val="left" w:pos="5496"/>
+          <w:tab w:val="left" w:pos="6412"/>
+          <w:tab w:val="left" w:pos="7328"/>
+          <w:tab w:val="left" w:pos="8244"/>
+          <w:tab w:val="left" w:pos="9160"/>
+          <w:tab w:val="left" w:pos="10076"/>
+          <w:tab w:val="left" w:pos="10992"/>
+          <w:tab w:val="left" w:pos="11908"/>
+          <w:tab w:val="left" w:pos="12824"/>
+          <w:tab w:val="left" w:pos="13740"/>
+          <w:tab w:val="left" w:pos="14656"/>
+        </w:tabs>
+        <w:spacing w:after="0" w:line="240" w:lineRule="auto"/>
+        <w:rPr>
+          <w:rFonts w:ascii="Courier New" w:eastAsia="Times New Roman" w:hAnsi="Courier New" w:cs="Courier New"/>
+          <w:color w:val="1F2328"/>
+          <w:kern w:val="0"/>
+          <w:sz w:val="20"/>
+          <w:szCs w:val="20"/>
+          <w14:ligatures w14:val="none"/>
+        </w:rPr>
+      </w:pPr>
+    </w:p>
+    <w:p>
+      <w:pPr>
+        <w:shd w:val="clear" w:color="auto" w:fill="FFFFFF"/>
+        <w:tabs>
+          <w:tab w:val="left" w:pos="916"/>
+          <w:tab w:val="left" w:pos="1832"/>
+          <w:tab w:val="left" w:pos="2748"/>
+          <w:tab w:val="left" w:pos="3664"/>
+          <w:tab w:val="left" w:pos="4580"/>
+          <w:tab w:val="left" w:pos="5496"/>
+          <w:tab w:val="left" w:pos="6412"/>
+          <w:tab w:val="left" w:pos="7328"/>
+          <w:tab w:val="left" w:pos="8244"/>
+          <w:tab w:val="left" w:pos="9160"/>
+          <w:tab w:val="left" w:pos="10076"/>
+          <w:tab w:val="left" w:pos="10992"/>
+          <w:tab w:val="left" w:pos="11908"/>
+          <w:tab w:val="left" w:pos="12824"/>
+          <w:tab w:val="left" w:pos="13740"/>
+          <w:tab w:val="left" w:pos="14656"/>
+        </w:tabs>
+        <w:spacing w:after="0" w:line="240" w:lineRule="auto"/>
+        <w:rPr>
+          <w:rFonts w:ascii="Courier New" w:eastAsia="Times New Roman" w:hAnsi="Courier New" w:cs="Courier New"/>
+          <w:color w:val="1F2328"/>
+          <w:kern w:val="0"/>
+          <w:sz w:val="20"/>
+          <w:szCs w:val="20"/>
+          <w14:ligatures w14:val="none"/>
+        </w:rPr>
+      </w:pPr>
+      <w:proofErr w:type="spellStart"/>
+      <w:r>
+        <w:rPr>
+          <w:rFonts w:ascii="Courier New" w:eastAsia="Times New Roman" w:hAnsi="Courier New" w:cs="Courier New"/>
+          <w:color w:val="1F2328"/>
+          <w:kern w:val="0"/>
+          <w:sz w:val="20"/>
+          <w:szCs w:val="20"/>
+          <w14:ligatures w14:val="none"/>
+        </w:rPr>
+        <w:t>func</w:t>
+      </w:r>
+      <w:proofErr w:type="spellEnd"/>
+      <w:r>
+        <w:rPr>
+          <w:rFonts w:ascii="Courier New" w:eastAsia="Times New Roman" w:hAnsi="Courier New" w:cs="Courier New"/>
+          <w:color w:val="1F2328"/>
+          <w:kern w:val="0"/>
+          <w:sz w:val="20"/>
+          <w:szCs w:val="20"/>
+          <w14:ligatures w14:val="none"/>
+        </w:rPr>
         <w:t xml:space="preserve"> </w:t>
       </w:r>
-      <w:proofErr w:type="gramStart"/>
-      <w:r>
-        <w:rPr>
-          <w:rFonts w:ascii="Courier New" w:eastAsia="Times New Roman" w:hAnsi="Courier New" w:cs="Courier New"/>
-          <w:color w:val="1F2328"/>
-          <w:kern w:val="0"/>
-          <w:sz w:val="20"/>
-          <w:szCs w:val="20"/>
-          <w14:ligatures w14:val="none"/>
-        </w:rPr>
-        <w:t>main(</w:t>
-      </w:r>
-      <w:proofErr w:type="gramEnd"/>
-      <w:r>
-        <w:rPr>
-          <w:rFonts w:ascii="Courier New" w:eastAsia="Times New Roman" w:hAnsi="Courier New" w:cs="Courier New"/>
-          <w:color w:val="1F2328"/>
-          <w:kern w:val="0"/>
-          <w:sz w:val="20"/>
-          <w:szCs w:val="20"/>
-          <w14:ligatures w14:val="none"/>
-        </w:rPr>
-        <w:t>) {</w:t>
+      <w:proofErr w:type="spellStart"/>
+      <w:r>
+        <w:rPr>
+          <w:rFonts w:ascii="Courier New" w:eastAsia="Times New Roman" w:hAnsi="Courier New" w:cs="Courier New"/>
+          <w:color w:val="1F2328"/>
+          <w:kern w:val="0"/>
+          <w:sz w:val="20"/>
+          <w:szCs w:val="20"/>
+          <w14:ligatures w14:val="none"/>
+        </w:rPr>
+        <w:t>handleRequests</w:t>
+      </w:r>
+      <w:proofErr w:type="spellEnd"/>
+      <w:r>
+        <w:rPr>
+          <w:rFonts w:ascii="Courier New" w:eastAsia="Times New Roman" w:hAnsi="Courier New" w:cs="Courier New"/>
+          <w:color w:val="1F2328"/>
+          <w:kern w:val="0"/>
+          <w:sz w:val="20"/>
+          <w:szCs w:val="20"/>
+          <w14:ligatures w14:val="none"/>
+        </w:rPr>
+        <w:t>(</w:t>
+      </w:r>
+      <w:proofErr w:type="spellStart"/>
+      <w:r>
+        <w:rPr>
+          <w:rFonts w:ascii="Courier New" w:eastAsia="Times New Roman" w:hAnsi="Courier New" w:cs="Courier New"/>
+          <w:color w:val="1F2328"/>
+          <w:kern w:val="0"/>
+          <w:sz w:val="20"/>
+          <w:szCs w:val="20"/>
+          <w14:ligatures w14:val="none"/>
+        </w:rPr>
+        <w:t>cmdr</w:t>
+      </w:r>
+      <w:proofErr w:type="spellEnd"/>
+      <w:r>
+        <w:rPr>
+          <w:rFonts w:ascii="Courier New" w:eastAsia="Times New Roman" w:hAnsi="Courier New" w:cs="Courier New"/>
+          <w:color w:val="1F2328"/>
+          <w:kern w:val="0"/>
+          <w:sz w:val="20"/>
+          <w:szCs w:val="20"/>
+          <w14:ligatures w14:val="none"/>
+        </w:rPr>
+        <w:t xml:space="preserve"> Commander) </w:t>
+      </w:r>
+      <w:proofErr w:type="spellStart"/>
+      <w:r>
+        <w:rPr>
+          <w:rFonts w:ascii="Courier New" w:eastAsia="Times New Roman" w:hAnsi="Courier New" w:cs="Courier New"/>
+          <w:color w:val="1F2328"/>
+          <w:kern w:val="0"/>
+          <w:sz w:val="20"/>
+          <w:szCs w:val="20"/>
+          <w14:ligatures w14:val="none"/>
+        </w:rPr>
+        <w:t>http.Handler</w:t>
+      </w:r>
+      <w:proofErr w:type="spellEnd"/>
+      <w:r>
+        <w:rPr>
+          <w:rFonts w:ascii="Courier New" w:eastAsia="Times New Roman" w:hAnsi="Courier New" w:cs="Courier New"/>
+          <w:color w:val="1F2328"/>
+          <w:kern w:val="0"/>
+          <w:sz w:val="20"/>
+          <w:szCs w:val="20"/>
+          <w14:ligatures w14:val="none"/>
+        </w:rPr>
+        <w:t xml:space="preserve"> {</w:t>
+      </w:r>
+    </w:p>
+    <w:p>
+      <w:pPr>
+        <w:shd w:val="clear" w:color="auto" w:fill="FFFFFF"/>
+        <w:tabs>
+          <w:tab w:val="left" w:pos="916"/>
+          <w:tab w:val="left" w:pos="1832"/>
+          <w:tab w:val="left" w:pos="2748"/>
+          <w:tab w:val="left" w:pos="3664"/>
+          <w:tab w:val="left" w:pos="4580"/>
+          <w:tab w:val="left" w:pos="5496"/>
+          <w:tab w:val="left" w:pos="6412"/>
+          <w:tab w:val="left" w:pos="7328"/>
+          <w:tab w:val="left" w:pos="8244"/>
+          <w:tab w:val="left" w:pos="9160"/>
+          <w:tab w:val="left" w:pos="10076"/>
+          <w:tab w:val="left" w:pos="10992"/>
+          <w:tab w:val="left" w:pos="11908"/>
+          <w:tab w:val="left" w:pos="12824"/>
+          <w:tab w:val="left" w:pos="13740"/>
+          <w:tab w:val="left" w:pos="14656"/>
+        </w:tabs>
+        <w:spacing w:after="0" w:line="240" w:lineRule="auto"/>
+        <w:rPr>
+          <w:rFonts w:ascii="Courier New" w:eastAsia="Times New Roman" w:hAnsi="Courier New" w:cs="Courier New"/>
+          <w:color w:val="1F2328"/>
+          <w:kern w:val="0"/>
+          <w:sz w:val="20"/>
+          <w:szCs w:val="20"/>
+          <w14:ligatures w14:val="none"/>
+        </w:rPr>
+      </w:pPr>
+      <w:r>
+        <w:rPr>
+          <w:rFonts w:ascii="Courier New" w:eastAsia="Times New Roman" w:hAnsi="Courier New" w:cs="Courier New"/>
+          <w:color w:val="1F2328"/>
+          <w:kern w:val="0"/>
+          <w:sz w:val="20"/>
+          <w:szCs w:val="20"/>
+          <w14:ligatures w14:val="none"/>
+        </w:rPr>
+        <w:t xml:space="preserve">    mux := </w:t>
+      </w:r>
+      <w:proofErr w:type="spellStart"/>
+      <w:r>
+        <w:rPr>
+          <w:rFonts w:ascii="Courier New" w:eastAsia="Times New Roman" w:hAnsi="Courier New" w:cs="Courier New"/>
+          <w:color w:val="1F2328"/>
+          <w:kern w:val="0"/>
+          <w:sz w:val="20"/>
+          <w:szCs w:val="20"/>
+          <w14:ligatures w14:val="none"/>
+        </w:rPr>
+        <w:t>http.NewServeMux</w:t>
+      </w:r>
+      <w:proofErr w:type="spellEnd"/>
+      <w:r>
+        <w:rPr>
+          <w:rFonts w:ascii="Courier New" w:eastAsia="Times New Roman" w:hAnsi="Courier New" w:cs="Courier New"/>
+          <w:color w:val="1F2328"/>
+          <w:kern w:val="0"/>
+          <w:sz w:val="20"/>
+          <w:szCs w:val="20"/>
+          <w14:ligatures w14:val="none"/>
+        </w:rPr>
+        <w:t>()</w:t>
       </w:r>
     </w:p>
     <w:p>
@@ -2076,30 +2646,6 @@
         </w:rPr>
         <w:t xml:space="preserve">    </w:t>
       </w:r>
-      <w:proofErr w:type="gramStart"/>
-      <w:r>
-        <w:rPr>
-          <w:rFonts w:ascii="Courier New" w:eastAsia="Times New Roman" w:hAnsi="Courier New" w:cs="Courier New"/>
-          <w:color w:val="1F2328"/>
-          <w:kern w:val="0"/>
-          <w:sz w:val="20"/>
-          <w:szCs w:val="20"/>
-          <w14:ligatures w14:val="none"/>
-        </w:rPr>
-        <w:t>commander :</w:t>
-      </w:r>
-      <w:proofErr w:type="gramEnd"/>
-      <w:r>
-        <w:rPr>
-          <w:rFonts w:ascii="Courier New" w:eastAsia="Times New Roman" w:hAnsi="Courier New" w:cs="Courier New"/>
-          <w:color w:val="1F2328"/>
-          <w:kern w:val="0"/>
-          <w:sz w:val="20"/>
-          <w:szCs w:val="20"/>
-          <w14:ligatures w14:val="none"/>
-        </w:rPr>
-        <w:t xml:space="preserve">= </w:t>
-      </w:r>
       <w:proofErr w:type="spellStart"/>
       <w:r>
         <w:rPr>
@@ -2110,7 +2656,7 @@
           <w:szCs w:val="20"/>
           <w14:ligatures w14:val="none"/>
         </w:rPr>
-        <w:t>NewCommander</w:t>
+        <w:t>mux.HandleFunc</w:t>
       </w:r>
       <w:proofErr w:type="spellEnd"/>
       <w:r>
@@ -2122,74 +2668,7 @@
           <w:szCs w:val="20"/>
           <w14:ligatures w14:val="none"/>
         </w:rPr>
-        <w:t>()</w:t>
-      </w:r>
-    </w:p>
-    <w:p>
-      <w:pPr>
-        <w:shd w:val="clear" w:color="auto" w:fill="FFFFFF"/>
-        <w:tabs>
-          <w:tab w:val="left" w:pos="916"/>
-          <w:tab w:val="left" w:pos="1832"/>
-          <w:tab w:val="left" w:pos="2748"/>
-          <w:tab w:val="left" w:pos="3664"/>
-          <w:tab w:val="left" w:pos="4580"/>
-          <w:tab w:val="left" w:pos="5496"/>
-          <w:tab w:val="left" w:pos="6412"/>
-          <w:tab w:val="left" w:pos="7328"/>
-          <w:tab w:val="left" w:pos="8244"/>
-          <w:tab w:val="left" w:pos="9160"/>
-          <w:tab w:val="left" w:pos="10076"/>
-          <w:tab w:val="left" w:pos="10992"/>
-          <w:tab w:val="left" w:pos="11908"/>
-          <w:tab w:val="left" w:pos="12824"/>
-          <w:tab w:val="left" w:pos="13740"/>
-          <w:tab w:val="left" w:pos="14656"/>
-        </w:tabs>
-        <w:spacing w:after="0" w:line="240" w:lineRule="auto"/>
-        <w:rPr>
-          <w:rFonts w:ascii="Courier New" w:eastAsia="Times New Roman" w:hAnsi="Courier New" w:cs="Courier New"/>
-          <w:color w:val="1F2328"/>
-          <w:kern w:val="0"/>
-          <w:sz w:val="20"/>
-          <w:szCs w:val="20"/>
-          <w14:ligatures w14:val="none"/>
-        </w:rPr>
-      </w:pPr>
-      <w:r>
-        <w:rPr>
-          <w:rFonts w:ascii="Courier New" w:eastAsia="Times New Roman" w:hAnsi="Courier New" w:cs="Courier New"/>
-          <w:color w:val="1F2328"/>
-          <w:kern w:val="0"/>
-          <w:sz w:val="20"/>
-          <w:szCs w:val="20"/>
-          <w14:ligatures w14:val="none"/>
-        </w:rPr>
-        <w:t xml:space="preserve">    </w:t>
-      </w:r>
-      <w:proofErr w:type="gramStart"/>
-      <w:r>
-        <w:rPr>
-          <w:rFonts w:ascii="Courier New" w:eastAsia="Times New Roman" w:hAnsi="Courier New" w:cs="Courier New"/>
-          <w:color w:val="1F2328"/>
-          <w:kern w:val="0"/>
-          <w:sz w:val="20"/>
-          <w:szCs w:val="20"/>
-          <w14:ligatures w14:val="none"/>
-        </w:rPr>
-        <w:t>server :</w:t>
-      </w:r>
-      <w:proofErr w:type="gramEnd"/>
-      <w:r>
-        <w:rPr>
-          <w:rFonts w:ascii="Courier New" w:eastAsia="Times New Roman" w:hAnsi="Courier New" w:cs="Courier New"/>
-          <w:color w:val="1F2328"/>
-          <w:kern w:val="0"/>
-          <w:sz w:val="20"/>
-          <w:szCs w:val="20"/>
-          <w14:ligatures w14:val="none"/>
-        </w:rPr>
-        <w:t>= &amp;</w:t>
+        <w:t xml:space="preserve">("/execute", </w:t>
       </w:r>
       <w:proofErr w:type="spellStart"/>
       <w:r>
@@ -2201,7 +2680,7 @@
           <w:szCs w:val="20"/>
           <w14:ligatures w14:val="none"/>
         </w:rPr>
-        <w:t>http.Server</w:t>
+        <w:t>handleCommand</w:t>
       </w:r>
       <w:proofErr w:type="spellEnd"/>
       <w:r>
@@ -2213,50 +2692,7 @@
           <w:szCs w:val="20"/>
           <w14:ligatures w14:val="none"/>
         </w:rPr>
-        <w:t>{</w:t>
-      </w:r>
-    </w:p>
-    <w:p>
-      <w:pPr>
-        <w:shd w:val="clear" w:color="auto" w:fill="FFFFFF"/>
-        <w:tabs>
-          <w:tab w:val="left" w:pos="916"/>
-          <w:tab w:val="left" w:pos="1832"/>
-          <w:tab w:val="left" w:pos="2748"/>
-          <w:tab w:val="left" w:pos="3664"/>
-          <w:tab w:val="left" w:pos="4580"/>
-          <w:tab w:val="left" w:pos="5496"/>
-          <w:tab w:val="left" w:pos="6412"/>
-          <w:tab w:val="left" w:pos="7328"/>
-          <w:tab w:val="left" w:pos="8244"/>
-          <w:tab w:val="left" w:pos="9160"/>
-          <w:tab w:val="left" w:pos="10076"/>
-          <w:tab w:val="left" w:pos="10992"/>
-          <w:tab w:val="left" w:pos="11908"/>
-          <w:tab w:val="left" w:pos="12824"/>
-          <w:tab w:val="left" w:pos="13740"/>
-          <w:tab w:val="left" w:pos="14656"/>
-        </w:tabs>
-        <w:spacing w:after="0" w:line="240" w:lineRule="auto"/>
-        <w:rPr>
-          <w:rFonts w:ascii="Courier New" w:eastAsia="Times New Roman" w:hAnsi="Courier New" w:cs="Courier New"/>
-          <w:color w:val="1F2328"/>
-          <w:kern w:val="0"/>
-          <w:sz w:val="20"/>
-          <w:szCs w:val="20"/>
-          <w14:ligatures w14:val="none"/>
-        </w:rPr>
-      </w:pPr>
-      <w:r>
-        <w:rPr>
-          <w:rFonts w:ascii="Courier New" w:eastAsia="Times New Roman" w:hAnsi="Courier New" w:cs="Courier New"/>
-          <w:color w:val="1F2328"/>
-          <w:kern w:val="0"/>
-          <w:sz w:val="20"/>
-          <w:szCs w:val="20"/>
-          <w14:ligatures w14:val="none"/>
-        </w:rPr>
-        <w:t xml:space="preserve">        </w:t>
+        <w:t>(</w:t>
       </w:r>
       <w:proofErr w:type="spellStart"/>
       <w:r>
@@ -2268,7 +2704,7 @@
           <w:szCs w:val="20"/>
           <w14:ligatures w14:val="none"/>
         </w:rPr>
-        <w:t>Addr</w:t>
+        <w:t>cmdr</w:t>
       </w:r>
       <w:proofErr w:type="spellEnd"/>
       <w:r>
@@ -2280,51 +2716,158 @@
           <w:szCs w:val="20"/>
           <w14:ligatures w14:val="none"/>
         </w:rPr>
-        <w:t>:    ":8080",</w:t>
-      </w:r>
-    </w:p>
-    <w:p>
-      <w:pPr>
-        <w:shd w:val="clear" w:color="auto" w:fill="FFFFFF"/>
-        <w:tabs>
-          <w:tab w:val="left" w:pos="916"/>
-          <w:tab w:val="left" w:pos="1832"/>
-          <w:tab w:val="left" w:pos="2748"/>
-          <w:tab w:val="left" w:pos="3664"/>
-          <w:tab w:val="left" w:pos="4580"/>
-          <w:tab w:val="left" w:pos="5496"/>
-          <w:tab w:val="left" w:pos="6412"/>
-          <w:tab w:val="left" w:pos="7328"/>
-          <w:tab w:val="left" w:pos="8244"/>
-          <w:tab w:val="left" w:pos="9160"/>
-          <w:tab w:val="left" w:pos="10076"/>
-          <w:tab w:val="left" w:pos="10992"/>
-          <w:tab w:val="left" w:pos="11908"/>
-          <w:tab w:val="left" w:pos="12824"/>
-          <w:tab w:val="left" w:pos="13740"/>
-          <w:tab w:val="left" w:pos="14656"/>
-        </w:tabs>
-        <w:spacing w:after="0" w:line="240" w:lineRule="auto"/>
-        <w:rPr>
-          <w:rFonts w:ascii="Courier New" w:eastAsia="Times New Roman" w:hAnsi="Courier New" w:cs="Courier New"/>
-          <w:color w:val="1F2328"/>
-          <w:kern w:val="0"/>
-          <w:sz w:val="20"/>
-          <w:szCs w:val="20"/>
-          <w14:ligatures w14:val="none"/>
-        </w:rPr>
-      </w:pPr>
-      <w:r>
-        <w:rPr>
-          <w:rFonts w:ascii="Courier New" w:eastAsia="Times New Roman" w:hAnsi="Courier New" w:cs="Courier New"/>
-          <w:color w:val="1F2328"/>
-          <w:kern w:val="0"/>
-          <w:sz w:val="20"/>
-          <w:szCs w:val="20"/>
-          <w14:ligatures w14:val="none"/>
-        </w:rPr>
-        <w:t xml:space="preserve">        Handler: </w:t>
-      </w:r>
+        <w:t>))</w:t>
+      </w:r>
+    </w:p>
+    <w:p>
+      <w:pPr>
+        <w:shd w:val="clear" w:color="auto" w:fill="FFFFFF"/>
+        <w:tabs>
+          <w:tab w:val="left" w:pos="916"/>
+          <w:tab w:val="left" w:pos="1832"/>
+          <w:tab w:val="left" w:pos="2748"/>
+          <w:tab w:val="left" w:pos="3664"/>
+          <w:tab w:val="left" w:pos="4580"/>
+          <w:tab w:val="left" w:pos="5496"/>
+          <w:tab w:val="left" w:pos="6412"/>
+          <w:tab w:val="left" w:pos="7328"/>
+          <w:tab w:val="left" w:pos="8244"/>
+          <w:tab w:val="left" w:pos="9160"/>
+          <w:tab w:val="left" w:pos="10076"/>
+          <w:tab w:val="left" w:pos="10992"/>
+          <w:tab w:val="left" w:pos="11908"/>
+          <w:tab w:val="left" w:pos="12824"/>
+          <w:tab w:val="left" w:pos="13740"/>
+          <w:tab w:val="left" w:pos="14656"/>
+        </w:tabs>
+        <w:spacing w:after="0" w:line="240" w:lineRule="auto"/>
+        <w:rPr>
+          <w:rFonts w:ascii="Courier New" w:eastAsia="Times New Roman" w:hAnsi="Courier New" w:cs="Courier New"/>
+          <w:color w:val="1F2328"/>
+          <w:kern w:val="0"/>
+          <w:sz w:val="20"/>
+          <w:szCs w:val="20"/>
+          <w14:ligatures w14:val="none"/>
+        </w:rPr>
+      </w:pPr>
+      <w:r>
+        <w:rPr>
+          <w:rFonts w:ascii="Courier New" w:eastAsia="Times New Roman" w:hAnsi="Courier New" w:cs="Courier New"/>
+          <w:color w:val="1F2328"/>
+          <w:kern w:val="0"/>
+          <w:sz w:val="20"/>
+          <w:szCs w:val="20"/>
+          <w14:ligatures w14:val="none"/>
+        </w:rPr>
+        <w:t xml:space="preserve">    return mux</w:t>
+      </w:r>
+    </w:p>
+    <w:p>
+      <w:pPr>
+        <w:shd w:val="clear" w:color="auto" w:fill="FFFFFF"/>
+        <w:tabs>
+          <w:tab w:val="left" w:pos="916"/>
+          <w:tab w:val="left" w:pos="1832"/>
+          <w:tab w:val="left" w:pos="2748"/>
+          <w:tab w:val="left" w:pos="3664"/>
+          <w:tab w:val="left" w:pos="4580"/>
+          <w:tab w:val="left" w:pos="5496"/>
+          <w:tab w:val="left" w:pos="6412"/>
+          <w:tab w:val="left" w:pos="7328"/>
+          <w:tab w:val="left" w:pos="8244"/>
+          <w:tab w:val="left" w:pos="9160"/>
+          <w:tab w:val="left" w:pos="10076"/>
+          <w:tab w:val="left" w:pos="10992"/>
+          <w:tab w:val="left" w:pos="11908"/>
+          <w:tab w:val="left" w:pos="12824"/>
+          <w:tab w:val="left" w:pos="13740"/>
+          <w:tab w:val="left" w:pos="14656"/>
+        </w:tabs>
+        <w:spacing w:after="0" w:line="240" w:lineRule="auto"/>
+        <w:rPr>
+          <w:rFonts w:ascii="Courier New" w:eastAsia="Times New Roman" w:hAnsi="Courier New" w:cs="Courier New"/>
+          <w:color w:val="1F2328"/>
+          <w:kern w:val="0"/>
+          <w:sz w:val="20"/>
+          <w:szCs w:val="20"/>
+          <w14:ligatures w14:val="none"/>
+        </w:rPr>
+      </w:pPr>
+      <w:r>
+        <w:rPr>
+          <w:rFonts w:ascii="Courier New" w:eastAsia="Times New Roman" w:hAnsi="Courier New" w:cs="Courier New"/>
+          <w:color w:val="1F2328"/>
+          <w:kern w:val="0"/>
+          <w:sz w:val="20"/>
+          <w:szCs w:val="20"/>
+          <w14:ligatures w14:val="none"/>
+        </w:rPr>
+        <w:t>}</w:t>
+      </w:r>
+    </w:p>
+    <w:p>
+      <w:pPr>
+        <w:shd w:val="clear" w:color="auto" w:fill="FFFFFF"/>
+        <w:tabs>
+          <w:tab w:val="left" w:pos="916"/>
+          <w:tab w:val="left" w:pos="1832"/>
+          <w:tab w:val="left" w:pos="2748"/>
+          <w:tab w:val="left" w:pos="3664"/>
+          <w:tab w:val="left" w:pos="4580"/>
+          <w:tab w:val="left" w:pos="5496"/>
+          <w:tab w:val="left" w:pos="6412"/>
+          <w:tab w:val="left" w:pos="7328"/>
+          <w:tab w:val="left" w:pos="8244"/>
+          <w:tab w:val="left" w:pos="9160"/>
+          <w:tab w:val="left" w:pos="10076"/>
+          <w:tab w:val="left" w:pos="10992"/>
+          <w:tab w:val="left" w:pos="11908"/>
+          <w:tab w:val="left" w:pos="12824"/>
+          <w:tab w:val="left" w:pos="13740"/>
+          <w:tab w:val="left" w:pos="14656"/>
+        </w:tabs>
+        <w:spacing w:after="0" w:line="240" w:lineRule="auto"/>
+        <w:rPr>
+          <w:rFonts w:ascii="Courier New" w:eastAsia="Times New Roman" w:hAnsi="Courier New" w:cs="Courier New"/>
+          <w:color w:val="1F2328"/>
+          <w:kern w:val="0"/>
+          <w:sz w:val="20"/>
+          <w:szCs w:val="20"/>
+          <w14:ligatures w14:val="none"/>
+        </w:rPr>
+      </w:pPr>
+    </w:p>
+    <w:p>
+      <w:pPr>
+        <w:shd w:val="clear" w:color="auto" w:fill="FFFFFF"/>
+        <w:tabs>
+          <w:tab w:val="left" w:pos="916"/>
+          <w:tab w:val="left" w:pos="1832"/>
+          <w:tab w:val="left" w:pos="2748"/>
+          <w:tab w:val="left" w:pos="3664"/>
+          <w:tab w:val="left" w:pos="4580"/>
+          <w:tab w:val="left" w:pos="5496"/>
+          <w:tab w:val="left" w:pos="6412"/>
+          <w:tab w:val="left" w:pos="7328"/>
+          <w:tab w:val="left" w:pos="8244"/>
+          <w:tab w:val="left" w:pos="9160"/>
+          <w:tab w:val="left" w:pos="10076"/>
+          <w:tab w:val="left" w:pos="10992"/>
+          <w:tab w:val="left" w:pos="11908"/>
+          <w:tab w:val="left" w:pos="12824"/>
+          <w:tab w:val="left" w:pos="13740"/>
+          <w:tab w:val="left" w:pos="14656"/>
+        </w:tabs>
+        <w:spacing w:after="0" w:line="240" w:lineRule="auto"/>
+        <w:rPr>
+          <w:rFonts w:ascii="Courier New" w:eastAsia="Times New Roman" w:hAnsi="Courier New" w:cs="Courier New"/>
+          <w:color w:val="1F2328"/>
+          <w:kern w:val="0"/>
+          <w:sz w:val="20"/>
+          <w:szCs w:val="20"/>
+          <w14:ligatures w14:val="none"/>
+        </w:rPr>
+      </w:pPr>
       <w:proofErr w:type="spellStart"/>
       <w:r>
         <w:rPr>
@@ -2335,7 +2878,7 @@
           <w:szCs w:val="20"/>
           <w14:ligatures w14:val="none"/>
         </w:rPr>
-        <w:t>handleRequests</w:t>
+        <w:t>func</w:t>
       </w:r>
       <w:proofErr w:type="spellEnd"/>
       <w:r>
@@ -2347,109 +2890,21 @@
           <w:szCs w:val="20"/>
           <w14:ligatures w14:val="none"/>
         </w:rPr>
-        <w:t>(commander),</w:t>
-      </w:r>
-    </w:p>
-    <w:p>
-      <w:pPr>
-        <w:shd w:val="clear" w:color="auto" w:fill="FFFFFF"/>
-        <w:tabs>
-          <w:tab w:val="left" w:pos="916"/>
-          <w:tab w:val="left" w:pos="1832"/>
-          <w:tab w:val="left" w:pos="2748"/>
-          <w:tab w:val="left" w:pos="3664"/>
-          <w:tab w:val="left" w:pos="4580"/>
-          <w:tab w:val="left" w:pos="5496"/>
-          <w:tab w:val="left" w:pos="6412"/>
-          <w:tab w:val="left" w:pos="7328"/>
-          <w:tab w:val="left" w:pos="8244"/>
-          <w:tab w:val="left" w:pos="9160"/>
-          <w:tab w:val="left" w:pos="10076"/>
-          <w:tab w:val="left" w:pos="10992"/>
-          <w:tab w:val="left" w:pos="11908"/>
-          <w:tab w:val="left" w:pos="12824"/>
-          <w:tab w:val="left" w:pos="13740"/>
-          <w:tab w:val="left" w:pos="14656"/>
-        </w:tabs>
-        <w:spacing w:after="0" w:line="240" w:lineRule="auto"/>
-        <w:rPr>
-          <w:rFonts w:ascii="Courier New" w:eastAsia="Times New Roman" w:hAnsi="Courier New" w:cs="Courier New"/>
-          <w:color w:val="1F2328"/>
-          <w:kern w:val="0"/>
-          <w:sz w:val="20"/>
-          <w:szCs w:val="20"/>
-          <w14:ligatures w14:val="none"/>
-        </w:rPr>
-      </w:pPr>
-      <w:r>
-        <w:rPr>
-          <w:rFonts w:ascii="Courier New" w:eastAsia="Times New Roman" w:hAnsi="Courier New" w:cs="Courier New"/>
-          <w:color w:val="1F2328"/>
-          <w:kern w:val="0"/>
-          <w:sz w:val="20"/>
-          <w:szCs w:val="20"/>
-          <w14:ligatures w14:val="none"/>
-        </w:rPr>
-        <w:t xml:space="preserve">    }</w:t>
-      </w:r>
-    </w:p>
-    <w:p>
-      <w:pPr>
-        <w:shd w:val="clear" w:color="auto" w:fill="FFFFFF"/>
-        <w:tabs>
-          <w:tab w:val="left" w:pos="916"/>
-          <w:tab w:val="left" w:pos="1832"/>
-          <w:tab w:val="left" w:pos="2748"/>
-          <w:tab w:val="left" w:pos="3664"/>
-          <w:tab w:val="left" w:pos="4580"/>
-          <w:tab w:val="left" w:pos="5496"/>
-          <w:tab w:val="left" w:pos="6412"/>
-          <w:tab w:val="left" w:pos="7328"/>
-          <w:tab w:val="left" w:pos="8244"/>
-          <w:tab w:val="left" w:pos="9160"/>
-          <w:tab w:val="left" w:pos="10076"/>
-          <w:tab w:val="left" w:pos="10992"/>
-          <w:tab w:val="left" w:pos="11908"/>
-          <w:tab w:val="left" w:pos="12824"/>
-          <w:tab w:val="left" w:pos="13740"/>
-          <w:tab w:val="left" w:pos="14656"/>
-        </w:tabs>
-        <w:spacing w:after="0" w:line="240" w:lineRule="auto"/>
-        <w:rPr>
-          <w:rFonts w:ascii="Courier New" w:eastAsia="Times New Roman" w:hAnsi="Courier New" w:cs="Courier New"/>
-          <w:color w:val="1F2328"/>
-          <w:kern w:val="0"/>
-          <w:sz w:val="20"/>
-          <w:szCs w:val="20"/>
-          <w14:ligatures w14:val="none"/>
-        </w:rPr>
-      </w:pPr>
-      <w:r>
-        <w:rPr>
-          <w:rFonts w:ascii="Courier New" w:eastAsia="Times New Roman" w:hAnsi="Courier New" w:cs="Courier New"/>
-          <w:color w:val="1F2328"/>
-          <w:kern w:val="0"/>
-          <w:sz w:val="20"/>
-          <w:szCs w:val="20"/>
-          <w14:ligatures w14:val="none"/>
-        </w:rPr>
-        <w:t xml:space="preserve">    </w:t>
+        <w:t xml:space="preserve"> </w:t>
       </w:r>
       <w:proofErr w:type="spellStart"/>
-      <w:proofErr w:type="gramStart"/>
-      <w:r>
-        <w:rPr>
-          <w:rFonts w:ascii="Courier New" w:eastAsia="Times New Roman" w:hAnsi="Courier New" w:cs="Courier New"/>
-          <w:color w:val="1F2328"/>
-          <w:kern w:val="0"/>
-          <w:sz w:val="20"/>
-          <w:szCs w:val="20"/>
-          <w14:ligatures w14:val="none"/>
-        </w:rPr>
-        <w:t>log.Fatal</w:t>
+      <w:r>
+        <w:rPr>
+          <w:rFonts w:ascii="Courier New" w:eastAsia="Times New Roman" w:hAnsi="Courier New" w:cs="Courier New"/>
+          <w:color w:val="1F2328"/>
+          <w:kern w:val="0"/>
+          <w:sz w:val="20"/>
+          <w:szCs w:val="20"/>
+          <w14:ligatures w14:val="none"/>
+        </w:rPr>
+        <w:t>handleCommand</w:t>
       </w:r>
       <w:proofErr w:type="spellEnd"/>
-      <w:proofErr w:type="gramEnd"/>
       <w:r>
         <w:rPr>
           <w:rFonts w:ascii="Courier New" w:eastAsia="Times New Roman" w:hAnsi="Courier New" w:cs="Courier New"/>
@@ -2471,7 +2926,7 @@
           <w:szCs w:val="20"/>
           <w14:ligatures w14:val="none"/>
         </w:rPr>
-        <w:t>server.ListenAndServe</w:t>
+        <w:t>cmdr</w:t>
       </w:r>
       <w:proofErr w:type="spellEnd"/>
       <w:r>
@@ -2483,115 +2938,8 @@
           <w:szCs w:val="20"/>
           <w14:ligatures w14:val="none"/>
         </w:rPr>
-        <w:t>())</w:t>
-      </w:r>
-    </w:p>
-    <w:p>
-      <w:pPr>
-        <w:shd w:val="clear" w:color="auto" w:fill="FFFFFF"/>
-        <w:tabs>
-          <w:tab w:val="left" w:pos="916"/>
-          <w:tab w:val="left" w:pos="1832"/>
-          <w:tab w:val="left" w:pos="2748"/>
-          <w:tab w:val="left" w:pos="3664"/>
-          <w:tab w:val="left" w:pos="4580"/>
-          <w:tab w:val="left" w:pos="5496"/>
-          <w:tab w:val="left" w:pos="6412"/>
-          <w:tab w:val="left" w:pos="7328"/>
-          <w:tab w:val="left" w:pos="8244"/>
-          <w:tab w:val="left" w:pos="9160"/>
-          <w:tab w:val="left" w:pos="10076"/>
-          <w:tab w:val="left" w:pos="10992"/>
-          <w:tab w:val="left" w:pos="11908"/>
-          <w:tab w:val="left" w:pos="12824"/>
-          <w:tab w:val="left" w:pos="13740"/>
-          <w:tab w:val="left" w:pos="14656"/>
-        </w:tabs>
-        <w:spacing w:after="0" w:line="240" w:lineRule="auto"/>
-        <w:rPr>
-          <w:rFonts w:ascii="Courier New" w:eastAsia="Times New Roman" w:hAnsi="Courier New" w:cs="Courier New"/>
-          <w:color w:val="1F2328"/>
-          <w:kern w:val="0"/>
-          <w:sz w:val="20"/>
-          <w:szCs w:val="20"/>
-          <w14:ligatures w14:val="none"/>
-        </w:rPr>
-      </w:pPr>
-      <w:r>
-        <w:rPr>
-          <w:rFonts w:ascii="Courier New" w:eastAsia="Times New Roman" w:hAnsi="Courier New" w:cs="Courier New"/>
-          <w:color w:val="1F2328"/>
-          <w:kern w:val="0"/>
-          <w:sz w:val="20"/>
-          <w:szCs w:val="20"/>
-          <w14:ligatures w14:val="none"/>
-        </w:rPr>
-        <w:t>}</w:t>
-      </w:r>
-    </w:p>
-    <w:p>
-      <w:pPr>
-        <w:shd w:val="clear" w:color="auto" w:fill="FFFFFF"/>
-        <w:tabs>
-          <w:tab w:val="left" w:pos="916"/>
-          <w:tab w:val="left" w:pos="1832"/>
-          <w:tab w:val="left" w:pos="2748"/>
-          <w:tab w:val="left" w:pos="3664"/>
-          <w:tab w:val="left" w:pos="4580"/>
-          <w:tab w:val="left" w:pos="5496"/>
-          <w:tab w:val="left" w:pos="6412"/>
-          <w:tab w:val="left" w:pos="7328"/>
-          <w:tab w:val="left" w:pos="8244"/>
-          <w:tab w:val="left" w:pos="9160"/>
-          <w:tab w:val="left" w:pos="10076"/>
-          <w:tab w:val="left" w:pos="10992"/>
-          <w:tab w:val="left" w:pos="11908"/>
-          <w:tab w:val="left" w:pos="12824"/>
-          <w:tab w:val="left" w:pos="13740"/>
-          <w:tab w:val="left" w:pos="14656"/>
-        </w:tabs>
-        <w:spacing w:after="0" w:line="240" w:lineRule="auto"/>
-        <w:rPr>
-          <w:rFonts w:ascii="Courier New" w:eastAsia="Times New Roman" w:hAnsi="Courier New" w:cs="Courier New"/>
-          <w:color w:val="1F2328"/>
-          <w:kern w:val="0"/>
-          <w:sz w:val="20"/>
-          <w:szCs w:val="20"/>
-          <w14:ligatures w14:val="none"/>
-        </w:rPr>
-      </w:pPr>
-    </w:p>
-    <w:p>
-      <w:pPr>
-        <w:shd w:val="clear" w:color="auto" w:fill="FFFFFF"/>
-        <w:tabs>
-          <w:tab w:val="left" w:pos="916"/>
-          <w:tab w:val="left" w:pos="1832"/>
-          <w:tab w:val="left" w:pos="2748"/>
-          <w:tab w:val="left" w:pos="3664"/>
-          <w:tab w:val="left" w:pos="4580"/>
-          <w:tab w:val="left" w:pos="5496"/>
-          <w:tab w:val="left" w:pos="6412"/>
-          <w:tab w:val="left" w:pos="7328"/>
-          <w:tab w:val="left" w:pos="8244"/>
-          <w:tab w:val="left" w:pos="9160"/>
-          <w:tab w:val="left" w:pos="10076"/>
-          <w:tab w:val="left" w:pos="10992"/>
-          <w:tab w:val="left" w:pos="11908"/>
-          <w:tab w:val="left" w:pos="12824"/>
-          <w:tab w:val="left" w:pos="13740"/>
-          <w:tab w:val="left" w:pos="14656"/>
-        </w:tabs>
-        <w:spacing w:after="0" w:line="240" w:lineRule="auto"/>
-        <w:rPr>
-          <w:rFonts w:ascii="Courier New" w:eastAsia="Times New Roman" w:hAnsi="Courier New" w:cs="Courier New"/>
-          <w:color w:val="1F2328"/>
-          <w:kern w:val="0"/>
-          <w:sz w:val="20"/>
-          <w:szCs w:val="20"/>
-          <w14:ligatures w14:val="none"/>
-        </w:rPr>
-      </w:pPr>
+        <w:t xml:space="preserve"> Commander) </w:t>
+      </w:r>
       <w:proofErr w:type="spellStart"/>
       <w:r>
         <w:rPr>
@@ -2602,6 +2950,73 @@
           <w:szCs w:val="20"/>
           <w14:ligatures w14:val="none"/>
         </w:rPr>
+        <w:t>http.HandlerFunc</w:t>
+      </w:r>
+      <w:proofErr w:type="spellEnd"/>
+      <w:r>
+        <w:rPr>
+          <w:rFonts w:ascii="Courier New" w:eastAsia="Times New Roman" w:hAnsi="Courier New" w:cs="Courier New"/>
+          <w:color w:val="1F2328"/>
+          <w:kern w:val="0"/>
+          <w:sz w:val="20"/>
+          <w:szCs w:val="20"/>
+          <w14:ligatures w14:val="none"/>
+        </w:rPr>
+        <w:t xml:space="preserve"> {</w:t>
+      </w:r>
+    </w:p>
+    <w:p>
+      <w:pPr>
+        <w:shd w:val="clear" w:color="auto" w:fill="FFFFFF"/>
+        <w:tabs>
+          <w:tab w:val="left" w:pos="916"/>
+          <w:tab w:val="left" w:pos="1832"/>
+          <w:tab w:val="left" w:pos="2748"/>
+          <w:tab w:val="left" w:pos="3664"/>
+          <w:tab w:val="left" w:pos="4580"/>
+          <w:tab w:val="left" w:pos="5496"/>
+          <w:tab w:val="left" w:pos="6412"/>
+          <w:tab w:val="left" w:pos="7328"/>
+          <w:tab w:val="left" w:pos="8244"/>
+          <w:tab w:val="left" w:pos="9160"/>
+          <w:tab w:val="left" w:pos="10076"/>
+          <w:tab w:val="left" w:pos="10992"/>
+          <w:tab w:val="left" w:pos="11908"/>
+          <w:tab w:val="left" w:pos="12824"/>
+          <w:tab w:val="left" w:pos="13740"/>
+          <w:tab w:val="left" w:pos="14656"/>
+        </w:tabs>
+        <w:spacing w:after="0" w:line="240" w:lineRule="auto"/>
+        <w:rPr>
+          <w:rFonts w:ascii="Courier New" w:eastAsia="Times New Roman" w:hAnsi="Courier New" w:cs="Courier New"/>
+          <w:color w:val="1F2328"/>
+          <w:kern w:val="0"/>
+          <w:sz w:val="20"/>
+          <w:szCs w:val="20"/>
+          <w14:ligatures w14:val="none"/>
+        </w:rPr>
+      </w:pPr>
+      <w:r>
+        <w:rPr>
+          <w:rFonts w:ascii="Courier New" w:eastAsia="Times New Roman" w:hAnsi="Courier New" w:cs="Courier New"/>
+          <w:color w:val="1F2328"/>
+          <w:kern w:val="0"/>
+          <w:sz w:val="20"/>
+          <w:szCs w:val="20"/>
+          <w14:ligatures w14:val="none"/>
+        </w:rPr>
+        <w:t xml:space="preserve">    return </w:t>
+      </w:r>
+      <w:proofErr w:type="spellStart"/>
+      <w:r>
+        <w:rPr>
+          <w:rFonts w:ascii="Courier New" w:eastAsia="Times New Roman" w:hAnsi="Courier New" w:cs="Courier New"/>
+          <w:color w:val="1F2328"/>
+          <w:kern w:val="0"/>
+          <w:sz w:val="20"/>
+          <w:szCs w:val="20"/>
+          <w14:ligatures w14:val="none"/>
+        </w:rPr>
         <w:t>func</w:t>
       </w:r>
       <w:proofErr w:type="spellEnd"/>
@@ -2614,617 +3029,7 @@
           <w:szCs w:val="20"/>
           <w14:ligatures w14:val="none"/>
         </w:rPr>
-        <w:t xml:space="preserve"> </w:t>
-      </w:r>
-      <w:proofErr w:type="spellStart"/>
-      <w:proofErr w:type="gramStart"/>
-      <w:r>
-        <w:rPr>
-          <w:rFonts w:ascii="Courier New" w:eastAsia="Times New Roman" w:hAnsi="Courier New" w:cs="Courier New"/>
-          <w:color w:val="1F2328"/>
-          <w:kern w:val="0"/>
-          <w:sz w:val="20"/>
-          <w:szCs w:val="20"/>
-          <w14:ligatures w14:val="none"/>
-        </w:rPr>
-        <w:t>handleRequests</w:t>
-      </w:r>
-      <w:proofErr w:type="spellEnd"/>
-      <w:r>
-        <w:rPr>
-          <w:rFonts w:ascii="Courier New" w:eastAsia="Times New Roman" w:hAnsi="Courier New" w:cs="Courier New"/>
-          <w:color w:val="1F2328"/>
-          <w:kern w:val="0"/>
-          <w:sz w:val="20"/>
-          <w:szCs w:val="20"/>
-          <w14:ligatures w14:val="none"/>
-        </w:rPr>
-        <w:t>(</w:t>
-      </w:r>
-      <w:proofErr w:type="spellStart"/>
-      <w:proofErr w:type="gramEnd"/>
-      <w:r>
-        <w:rPr>
-          <w:rFonts w:ascii="Courier New" w:eastAsia="Times New Roman" w:hAnsi="Courier New" w:cs="Courier New"/>
-          <w:color w:val="1F2328"/>
-          <w:kern w:val="0"/>
-          <w:sz w:val="20"/>
-          <w:szCs w:val="20"/>
-          <w14:ligatures w14:val="none"/>
-        </w:rPr>
-        <w:t>cmdr</w:t>
-      </w:r>
-      <w:proofErr w:type="spellEnd"/>
-      <w:r>
-        <w:rPr>
-          <w:rFonts w:ascii="Courier New" w:eastAsia="Times New Roman" w:hAnsi="Courier New" w:cs="Courier New"/>
-          <w:color w:val="1F2328"/>
-          <w:kern w:val="0"/>
-          <w:sz w:val="20"/>
-          <w:szCs w:val="20"/>
-          <w14:ligatures w14:val="none"/>
-        </w:rPr>
-        <w:t xml:space="preserve"> Commander) </w:t>
-      </w:r>
-      <w:proofErr w:type="spellStart"/>
-      <w:r>
-        <w:rPr>
-          <w:rFonts w:ascii="Courier New" w:eastAsia="Times New Roman" w:hAnsi="Courier New" w:cs="Courier New"/>
-          <w:color w:val="1F2328"/>
-          <w:kern w:val="0"/>
-          <w:sz w:val="20"/>
-          <w:szCs w:val="20"/>
-          <w14:ligatures w14:val="none"/>
-        </w:rPr>
-        <w:t>http.Handler</w:t>
-      </w:r>
-      <w:proofErr w:type="spellEnd"/>
-      <w:r>
-        <w:rPr>
-          <w:rFonts w:ascii="Courier New" w:eastAsia="Times New Roman" w:hAnsi="Courier New" w:cs="Courier New"/>
-          <w:color w:val="1F2328"/>
-          <w:kern w:val="0"/>
-          <w:sz w:val="20"/>
-          <w:szCs w:val="20"/>
-          <w14:ligatures w14:val="none"/>
-        </w:rPr>
-        <w:t xml:space="preserve"> {</w:t>
-      </w:r>
-    </w:p>
-    <w:p>
-      <w:pPr>
-        <w:shd w:val="clear" w:color="auto" w:fill="FFFFFF"/>
-        <w:tabs>
-          <w:tab w:val="left" w:pos="916"/>
-          <w:tab w:val="left" w:pos="1832"/>
-          <w:tab w:val="left" w:pos="2748"/>
-          <w:tab w:val="left" w:pos="3664"/>
-          <w:tab w:val="left" w:pos="4580"/>
-          <w:tab w:val="left" w:pos="5496"/>
-          <w:tab w:val="left" w:pos="6412"/>
-          <w:tab w:val="left" w:pos="7328"/>
-          <w:tab w:val="left" w:pos="8244"/>
-          <w:tab w:val="left" w:pos="9160"/>
-          <w:tab w:val="left" w:pos="10076"/>
-          <w:tab w:val="left" w:pos="10992"/>
-          <w:tab w:val="left" w:pos="11908"/>
-          <w:tab w:val="left" w:pos="12824"/>
-          <w:tab w:val="left" w:pos="13740"/>
-          <w:tab w:val="left" w:pos="14656"/>
-        </w:tabs>
-        <w:spacing w:after="0" w:line="240" w:lineRule="auto"/>
-        <w:rPr>
-          <w:rFonts w:ascii="Courier New" w:eastAsia="Times New Roman" w:hAnsi="Courier New" w:cs="Courier New"/>
-          <w:color w:val="1F2328"/>
-          <w:kern w:val="0"/>
-          <w:sz w:val="20"/>
-          <w:szCs w:val="20"/>
-          <w14:ligatures w14:val="none"/>
-        </w:rPr>
-      </w:pPr>
-      <w:r>
-        <w:rPr>
-          <w:rFonts w:ascii="Courier New" w:eastAsia="Times New Roman" w:hAnsi="Courier New" w:cs="Courier New"/>
-          <w:color w:val="1F2328"/>
-          <w:kern w:val="0"/>
-          <w:sz w:val="20"/>
-          <w:szCs w:val="20"/>
-          <w14:ligatures w14:val="none"/>
-        </w:rPr>
-        <w:t xml:space="preserve">    </w:t>
-      </w:r>
-      <w:proofErr w:type="gramStart"/>
-      <w:r>
-        <w:rPr>
-          <w:rFonts w:ascii="Courier New" w:eastAsia="Times New Roman" w:hAnsi="Courier New" w:cs="Courier New"/>
-          <w:color w:val="1F2328"/>
-          <w:kern w:val="0"/>
-          <w:sz w:val="20"/>
-          <w:szCs w:val="20"/>
-          <w14:ligatures w14:val="none"/>
-        </w:rPr>
-        <w:t>mux :</w:t>
-      </w:r>
-      <w:proofErr w:type="gramEnd"/>
-      <w:r>
-        <w:rPr>
-          <w:rFonts w:ascii="Courier New" w:eastAsia="Times New Roman" w:hAnsi="Courier New" w:cs="Courier New"/>
-          <w:color w:val="1F2328"/>
-          <w:kern w:val="0"/>
-          <w:sz w:val="20"/>
-          <w:szCs w:val="20"/>
-          <w14:ligatures w14:val="none"/>
-        </w:rPr>
-        <w:t xml:space="preserve">= </w:t>
-      </w:r>
-      <w:proofErr w:type="spellStart"/>
-      <w:r>
-        <w:rPr>
-          <w:rFonts w:ascii="Courier New" w:eastAsia="Times New Roman" w:hAnsi="Courier New" w:cs="Courier New"/>
-          <w:color w:val="1F2328"/>
-          <w:kern w:val="0"/>
-          <w:sz w:val="20"/>
-          <w:szCs w:val="20"/>
-          <w14:ligatures w14:val="none"/>
-        </w:rPr>
-        <w:t>http.NewServeMux</w:t>
-      </w:r>
-      <w:proofErr w:type="spellEnd"/>
-      <w:r>
-        <w:rPr>
-          <w:rFonts w:ascii="Courier New" w:eastAsia="Times New Roman" w:hAnsi="Courier New" w:cs="Courier New"/>
-          <w:color w:val="1F2328"/>
-          <w:kern w:val="0"/>
-          <w:sz w:val="20"/>
-          <w:szCs w:val="20"/>
-          <w14:ligatures w14:val="none"/>
-        </w:rPr>
-        <w:t>()</w:t>
-      </w:r>
-    </w:p>
-    <w:p>
-      <w:pPr>
-        <w:shd w:val="clear" w:color="auto" w:fill="FFFFFF"/>
-        <w:tabs>
-          <w:tab w:val="left" w:pos="916"/>
-          <w:tab w:val="left" w:pos="1832"/>
-          <w:tab w:val="left" w:pos="2748"/>
-          <w:tab w:val="left" w:pos="3664"/>
-          <w:tab w:val="left" w:pos="4580"/>
-          <w:tab w:val="left" w:pos="5496"/>
-          <w:tab w:val="left" w:pos="6412"/>
-          <w:tab w:val="left" w:pos="7328"/>
-          <w:tab w:val="left" w:pos="8244"/>
-          <w:tab w:val="left" w:pos="9160"/>
-          <w:tab w:val="left" w:pos="10076"/>
-          <w:tab w:val="left" w:pos="10992"/>
-          <w:tab w:val="left" w:pos="11908"/>
-          <w:tab w:val="left" w:pos="12824"/>
-          <w:tab w:val="left" w:pos="13740"/>
-          <w:tab w:val="left" w:pos="14656"/>
-        </w:tabs>
-        <w:spacing w:after="0" w:line="240" w:lineRule="auto"/>
-        <w:rPr>
-          <w:rFonts w:ascii="Courier New" w:eastAsia="Times New Roman" w:hAnsi="Courier New" w:cs="Courier New"/>
-          <w:color w:val="1F2328"/>
-          <w:kern w:val="0"/>
-          <w:sz w:val="20"/>
-          <w:szCs w:val="20"/>
-          <w14:ligatures w14:val="none"/>
-        </w:rPr>
-      </w:pPr>
-      <w:r>
-        <w:rPr>
-          <w:rFonts w:ascii="Courier New" w:eastAsia="Times New Roman" w:hAnsi="Courier New" w:cs="Courier New"/>
-          <w:color w:val="1F2328"/>
-          <w:kern w:val="0"/>
-          <w:sz w:val="20"/>
-          <w:szCs w:val="20"/>
-          <w14:ligatures w14:val="none"/>
-        </w:rPr>
-        <w:t xml:space="preserve">    </w:t>
-      </w:r>
-      <w:proofErr w:type="spellStart"/>
-      <w:proofErr w:type="gramStart"/>
-      <w:r>
-        <w:rPr>
-          <w:rFonts w:ascii="Courier New" w:eastAsia="Times New Roman" w:hAnsi="Courier New" w:cs="Courier New"/>
-          <w:color w:val="1F2328"/>
-          <w:kern w:val="0"/>
-          <w:sz w:val="20"/>
-          <w:szCs w:val="20"/>
-          <w14:ligatures w14:val="none"/>
-        </w:rPr>
-        <w:t>mux.HandleFunc</w:t>
-      </w:r>
-      <w:proofErr w:type="spellEnd"/>
-      <w:proofErr w:type="gramEnd"/>
-      <w:r>
-        <w:rPr>
-          <w:rFonts w:ascii="Courier New" w:eastAsia="Times New Roman" w:hAnsi="Courier New" w:cs="Courier New"/>
-          <w:color w:val="1F2328"/>
-          <w:kern w:val="0"/>
-          <w:sz w:val="20"/>
-          <w:szCs w:val="20"/>
-          <w14:ligatures w14:val="none"/>
-        </w:rPr>
-        <w:t xml:space="preserve">("/execute", </w:t>
-      </w:r>
-      <w:proofErr w:type="spellStart"/>
-      <w:r>
-        <w:rPr>
-          <w:rFonts w:ascii="Courier New" w:eastAsia="Times New Roman" w:hAnsi="Courier New" w:cs="Courier New"/>
-          <w:color w:val="1F2328"/>
-          <w:kern w:val="0"/>
-          <w:sz w:val="20"/>
-          <w:szCs w:val="20"/>
-          <w14:ligatures w14:val="none"/>
-        </w:rPr>
-        <w:t>handleCommand</w:t>
-      </w:r>
-      <w:proofErr w:type="spellEnd"/>
-      <w:r>
-        <w:rPr>
-          <w:rFonts w:ascii="Courier New" w:eastAsia="Times New Roman" w:hAnsi="Courier New" w:cs="Courier New"/>
-          <w:color w:val="1F2328"/>
-          <w:kern w:val="0"/>
-          <w:sz w:val="20"/>
-          <w:szCs w:val="20"/>
-          <w14:ligatures w14:val="none"/>
-        </w:rPr>
-        <w:t>(</w:t>
-      </w:r>
-      <w:proofErr w:type="spellStart"/>
-      <w:r>
-        <w:rPr>
-          <w:rFonts w:ascii="Courier New" w:eastAsia="Times New Roman" w:hAnsi="Courier New" w:cs="Courier New"/>
-          <w:color w:val="1F2328"/>
-          <w:kern w:val="0"/>
-          <w:sz w:val="20"/>
-          <w:szCs w:val="20"/>
-          <w14:ligatures w14:val="none"/>
-        </w:rPr>
-        <w:t>cmdr</w:t>
-      </w:r>
-      <w:proofErr w:type="spellEnd"/>
-      <w:r>
-        <w:rPr>
-          <w:rFonts w:ascii="Courier New" w:eastAsia="Times New Roman" w:hAnsi="Courier New" w:cs="Courier New"/>
-          <w:color w:val="1F2328"/>
-          <w:kern w:val="0"/>
-          <w:sz w:val="20"/>
-          <w:szCs w:val="20"/>
-          <w14:ligatures w14:val="none"/>
-        </w:rPr>
-        <w:t>))</w:t>
-      </w:r>
-    </w:p>
-    <w:p>
-      <w:pPr>
-        <w:shd w:val="clear" w:color="auto" w:fill="FFFFFF"/>
-        <w:tabs>
-          <w:tab w:val="left" w:pos="916"/>
-          <w:tab w:val="left" w:pos="1832"/>
-          <w:tab w:val="left" w:pos="2748"/>
-          <w:tab w:val="left" w:pos="3664"/>
-          <w:tab w:val="left" w:pos="4580"/>
-          <w:tab w:val="left" w:pos="5496"/>
-          <w:tab w:val="left" w:pos="6412"/>
-          <w:tab w:val="left" w:pos="7328"/>
-          <w:tab w:val="left" w:pos="8244"/>
-          <w:tab w:val="left" w:pos="9160"/>
-          <w:tab w:val="left" w:pos="10076"/>
-          <w:tab w:val="left" w:pos="10992"/>
-          <w:tab w:val="left" w:pos="11908"/>
-          <w:tab w:val="left" w:pos="12824"/>
-          <w:tab w:val="left" w:pos="13740"/>
-          <w:tab w:val="left" w:pos="14656"/>
-        </w:tabs>
-        <w:spacing w:after="0" w:line="240" w:lineRule="auto"/>
-        <w:rPr>
-          <w:rFonts w:ascii="Courier New" w:eastAsia="Times New Roman" w:hAnsi="Courier New" w:cs="Courier New"/>
-          <w:color w:val="1F2328"/>
-          <w:kern w:val="0"/>
-          <w:sz w:val="20"/>
-          <w:szCs w:val="20"/>
-          <w14:ligatures w14:val="none"/>
-        </w:rPr>
-      </w:pPr>
-      <w:r>
-        <w:rPr>
-          <w:rFonts w:ascii="Courier New" w:eastAsia="Times New Roman" w:hAnsi="Courier New" w:cs="Courier New"/>
-          <w:color w:val="1F2328"/>
-          <w:kern w:val="0"/>
-          <w:sz w:val="20"/>
-          <w:szCs w:val="20"/>
-          <w14:ligatures w14:val="none"/>
-        </w:rPr>
-        <w:t xml:space="preserve">    return mux</w:t>
-      </w:r>
-    </w:p>
-    <w:p>
-      <w:pPr>
-        <w:shd w:val="clear" w:color="auto" w:fill="FFFFFF"/>
-        <w:tabs>
-          <w:tab w:val="left" w:pos="916"/>
-          <w:tab w:val="left" w:pos="1832"/>
-          <w:tab w:val="left" w:pos="2748"/>
-          <w:tab w:val="left" w:pos="3664"/>
-          <w:tab w:val="left" w:pos="4580"/>
-          <w:tab w:val="left" w:pos="5496"/>
-          <w:tab w:val="left" w:pos="6412"/>
-          <w:tab w:val="left" w:pos="7328"/>
-          <w:tab w:val="left" w:pos="8244"/>
-          <w:tab w:val="left" w:pos="9160"/>
-          <w:tab w:val="left" w:pos="10076"/>
-          <w:tab w:val="left" w:pos="10992"/>
-          <w:tab w:val="left" w:pos="11908"/>
-          <w:tab w:val="left" w:pos="12824"/>
-          <w:tab w:val="left" w:pos="13740"/>
-          <w:tab w:val="left" w:pos="14656"/>
-        </w:tabs>
-        <w:spacing w:after="0" w:line="240" w:lineRule="auto"/>
-        <w:rPr>
-          <w:rFonts w:ascii="Courier New" w:eastAsia="Times New Roman" w:hAnsi="Courier New" w:cs="Courier New"/>
-          <w:color w:val="1F2328"/>
-          <w:kern w:val="0"/>
-          <w:sz w:val="20"/>
-          <w:szCs w:val="20"/>
-          <w14:ligatures w14:val="none"/>
-        </w:rPr>
-      </w:pPr>
-      <w:r>
-        <w:rPr>
-          <w:rFonts w:ascii="Courier New" w:eastAsia="Times New Roman" w:hAnsi="Courier New" w:cs="Courier New"/>
-          <w:color w:val="1F2328"/>
-          <w:kern w:val="0"/>
-          <w:sz w:val="20"/>
-          <w:szCs w:val="20"/>
-          <w14:ligatures w14:val="none"/>
-        </w:rPr>
-        <w:t>}</w:t>
-      </w:r>
-    </w:p>
-    <w:p>
-      <w:pPr>
-        <w:shd w:val="clear" w:color="auto" w:fill="FFFFFF"/>
-        <w:tabs>
-          <w:tab w:val="left" w:pos="916"/>
-          <w:tab w:val="left" w:pos="1832"/>
-          <w:tab w:val="left" w:pos="2748"/>
-          <w:tab w:val="left" w:pos="3664"/>
-          <w:tab w:val="left" w:pos="4580"/>
-          <w:tab w:val="left" w:pos="5496"/>
-          <w:tab w:val="left" w:pos="6412"/>
-          <w:tab w:val="left" w:pos="7328"/>
-          <w:tab w:val="left" w:pos="8244"/>
-          <w:tab w:val="left" w:pos="9160"/>
-          <w:tab w:val="left" w:pos="10076"/>
-          <w:tab w:val="left" w:pos="10992"/>
-          <w:tab w:val="left" w:pos="11908"/>
-          <w:tab w:val="left" w:pos="12824"/>
-          <w:tab w:val="left" w:pos="13740"/>
-          <w:tab w:val="left" w:pos="14656"/>
-        </w:tabs>
-        <w:spacing w:after="0" w:line="240" w:lineRule="auto"/>
-        <w:rPr>
-          <w:rFonts w:ascii="Courier New" w:eastAsia="Times New Roman" w:hAnsi="Courier New" w:cs="Courier New"/>
-          <w:color w:val="1F2328"/>
-          <w:kern w:val="0"/>
-          <w:sz w:val="20"/>
-          <w:szCs w:val="20"/>
-          <w14:ligatures w14:val="none"/>
-        </w:rPr>
-      </w:pPr>
-    </w:p>
-    <w:p>
-      <w:pPr>
-        <w:shd w:val="clear" w:color="auto" w:fill="FFFFFF"/>
-        <w:tabs>
-          <w:tab w:val="left" w:pos="916"/>
-          <w:tab w:val="left" w:pos="1832"/>
-          <w:tab w:val="left" w:pos="2748"/>
-          <w:tab w:val="left" w:pos="3664"/>
-          <w:tab w:val="left" w:pos="4580"/>
-          <w:tab w:val="left" w:pos="5496"/>
-          <w:tab w:val="left" w:pos="6412"/>
-          <w:tab w:val="left" w:pos="7328"/>
-          <w:tab w:val="left" w:pos="8244"/>
-          <w:tab w:val="left" w:pos="9160"/>
-          <w:tab w:val="left" w:pos="10076"/>
-          <w:tab w:val="left" w:pos="10992"/>
-          <w:tab w:val="left" w:pos="11908"/>
-          <w:tab w:val="left" w:pos="12824"/>
-          <w:tab w:val="left" w:pos="13740"/>
-          <w:tab w:val="left" w:pos="14656"/>
-        </w:tabs>
-        <w:spacing w:after="0" w:line="240" w:lineRule="auto"/>
-        <w:rPr>
-          <w:rFonts w:ascii="Courier New" w:eastAsia="Times New Roman" w:hAnsi="Courier New" w:cs="Courier New"/>
-          <w:color w:val="1F2328"/>
-          <w:kern w:val="0"/>
-          <w:sz w:val="20"/>
-          <w:szCs w:val="20"/>
-          <w14:ligatures w14:val="none"/>
-        </w:rPr>
-      </w:pPr>
-      <w:proofErr w:type="spellStart"/>
-      <w:r>
-        <w:rPr>
-          <w:rFonts w:ascii="Courier New" w:eastAsia="Times New Roman" w:hAnsi="Courier New" w:cs="Courier New"/>
-          <w:color w:val="1F2328"/>
-          <w:kern w:val="0"/>
-          <w:sz w:val="20"/>
-          <w:szCs w:val="20"/>
-          <w14:ligatures w14:val="none"/>
-        </w:rPr>
-        <w:t>func</w:t>
-      </w:r>
-      <w:proofErr w:type="spellEnd"/>
-      <w:r>
-        <w:rPr>
-          <w:rFonts w:ascii="Courier New" w:eastAsia="Times New Roman" w:hAnsi="Courier New" w:cs="Courier New"/>
-          <w:color w:val="1F2328"/>
-          <w:kern w:val="0"/>
-          <w:sz w:val="20"/>
-          <w:szCs w:val="20"/>
-          <w14:ligatures w14:val="none"/>
-        </w:rPr>
-        <w:t xml:space="preserve"> </w:t>
-      </w:r>
-      <w:proofErr w:type="spellStart"/>
-      <w:proofErr w:type="gramStart"/>
-      <w:r>
-        <w:rPr>
-          <w:rFonts w:ascii="Courier New" w:eastAsia="Times New Roman" w:hAnsi="Courier New" w:cs="Courier New"/>
-          <w:color w:val="1F2328"/>
-          <w:kern w:val="0"/>
-          <w:sz w:val="20"/>
-          <w:szCs w:val="20"/>
-          <w14:ligatures w14:val="none"/>
-        </w:rPr>
-        <w:t>handleCommand</w:t>
-      </w:r>
-      <w:proofErr w:type="spellEnd"/>
-      <w:r>
-        <w:rPr>
-          <w:rFonts w:ascii="Courier New" w:eastAsia="Times New Roman" w:hAnsi="Courier New" w:cs="Courier New"/>
-          <w:color w:val="1F2328"/>
-          <w:kern w:val="0"/>
-          <w:sz w:val="20"/>
-          <w:szCs w:val="20"/>
-          <w14:ligatures w14:val="none"/>
-        </w:rPr>
-        <w:t>(</w:t>
-      </w:r>
-      <w:proofErr w:type="spellStart"/>
-      <w:proofErr w:type="gramEnd"/>
-      <w:r>
-        <w:rPr>
-          <w:rFonts w:ascii="Courier New" w:eastAsia="Times New Roman" w:hAnsi="Courier New" w:cs="Courier New"/>
-          <w:color w:val="1F2328"/>
-          <w:kern w:val="0"/>
-          <w:sz w:val="20"/>
-          <w:szCs w:val="20"/>
-          <w14:ligatures w14:val="none"/>
-        </w:rPr>
-        <w:t>cmdr</w:t>
-      </w:r>
-      <w:proofErr w:type="spellEnd"/>
-      <w:r>
-        <w:rPr>
-          <w:rFonts w:ascii="Courier New" w:eastAsia="Times New Roman" w:hAnsi="Courier New" w:cs="Courier New"/>
-          <w:color w:val="1F2328"/>
-          <w:kern w:val="0"/>
-          <w:sz w:val="20"/>
-          <w:szCs w:val="20"/>
-          <w14:ligatures w14:val="none"/>
-        </w:rPr>
-        <w:t xml:space="preserve"> Commander) </w:t>
-      </w:r>
-      <w:proofErr w:type="spellStart"/>
-      <w:r>
-        <w:rPr>
-          <w:rFonts w:ascii="Courier New" w:eastAsia="Times New Roman" w:hAnsi="Courier New" w:cs="Courier New"/>
-          <w:color w:val="1F2328"/>
-          <w:kern w:val="0"/>
-          <w:sz w:val="20"/>
-          <w:szCs w:val="20"/>
-          <w14:ligatures w14:val="none"/>
-        </w:rPr>
-        <w:t>http.HandlerFunc</w:t>
-      </w:r>
-      <w:proofErr w:type="spellEnd"/>
-      <w:r>
-        <w:rPr>
-          <w:rFonts w:ascii="Courier New" w:eastAsia="Times New Roman" w:hAnsi="Courier New" w:cs="Courier New"/>
-          <w:color w:val="1F2328"/>
-          <w:kern w:val="0"/>
-          <w:sz w:val="20"/>
-          <w:szCs w:val="20"/>
-          <w14:ligatures w14:val="none"/>
-        </w:rPr>
-        <w:t xml:space="preserve"> {</w:t>
-      </w:r>
-    </w:p>
-    <w:p>
-      <w:pPr>
-        <w:shd w:val="clear" w:color="auto" w:fill="FFFFFF"/>
-        <w:tabs>
-          <w:tab w:val="left" w:pos="916"/>
-          <w:tab w:val="left" w:pos="1832"/>
-          <w:tab w:val="left" w:pos="2748"/>
-          <w:tab w:val="left" w:pos="3664"/>
-          <w:tab w:val="left" w:pos="4580"/>
-          <w:tab w:val="left" w:pos="5496"/>
-          <w:tab w:val="left" w:pos="6412"/>
-          <w:tab w:val="left" w:pos="7328"/>
-          <w:tab w:val="left" w:pos="8244"/>
-          <w:tab w:val="left" w:pos="9160"/>
-          <w:tab w:val="left" w:pos="10076"/>
-          <w:tab w:val="left" w:pos="10992"/>
-          <w:tab w:val="left" w:pos="11908"/>
-          <w:tab w:val="left" w:pos="12824"/>
-          <w:tab w:val="left" w:pos="13740"/>
-          <w:tab w:val="left" w:pos="14656"/>
-        </w:tabs>
-        <w:spacing w:after="0" w:line="240" w:lineRule="auto"/>
-        <w:rPr>
-          <w:rFonts w:ascii="Courier New" w:eastAsia="Times New Roman" w:hAnsi="Courier New" w:cs="Courier New"/>
-          <w:color w:val="1F2328"/>
-          <w:kern w:val="0"/>
-          <w:sz w:val="20"/>
-          <w:szCs w:val="20"/>
-          <w14:ligatures w14:val="none"/>
-        </w:rPr>
-      </w:pPr>
-      <w:r>
-        <w:rPr>
-          <w:rFonts w:ascii="Courier New" w:eastAsia="Times New Roman" w:hAnsi="Courier New" w:cs="Courier New"/>
-          <w:color w:val="1F2328"/>
-          <w:kern w:val="0"/>
-          <w:sz w:val="20"/>
-          <w:szCs w:val="20"/>
-          <w14:ligatures w14:val="none"/>
-        </w:rPr>
-        <w:t xml:space="preserve">    return </w:t>
-      </w:r>
-      <w:proofErr w:type="spellStart"/>
-      <w:proofErr w:type="gramStart"/>
-      <w:r>
-        <w:rPr>
-          <w:rFonts w:ascii="Courier New" w:eastAsia="Times New Roman" w:hAnsi="Courier New" w:cs="Courier New"/>
-          <w:color w:val="1F2328"/>
-          <w:kern w:val="0"/>
-          <w:sz w:val="20"/>
-          <w:szCs w:val="20"/>
-          <w14:ligatures w14:val="none"/>
-        </w:rPr>
-        <w:t>func</w:t>
-      </w:r>
-      <w:proofErr w:type="spellEnd"/>
-      <w:r>
-        <w:rPr>
-          <w:rFonts w:ascii="Courier New" w:eastAsia="Times New Roman" w:hAnsi="Courier New" w:cs="Courier New"/>
-          <w:color w:val="1F2328"/>
-          <w:kern w:val="0"/>
-          <w:sz w:val="20"/>
-          <w:szCs w:val="20"/>
-          <w14:ligatures w14:val="none"/>
-        </w:rPr>
-        <w:t>(</w:t>
-      </w:r>
-      <w:proofErr w:type="gramEnd"/>
-      <w:r>
-        <w:rPr>
-          <w:rFonts w:ascii="Courier New" w:eastAsia="Times New Roman" w:hAnsi="Courier New" w:cs="Courier New"/>
-          <w:color w:val="1F2328"/>
-          <w:kern w:val="0"/>
-          <w:sz w:val="20"/>
-          <w:szCs w:val="20"/>
-          <w14:ligatures w14:val="none"/>
-        </w:rPr>
-        <w:t xml:space="preserve">w </w:t>
+        <w:t xml:space="preserve">(w </w:t>
       </w:r>
       <w:proofErr w:type="spellStart"/>
       <w:r>
@@ -3473,21 +3278,195 @@
           <w:szCs w:val="20"/>
           <w14:ligatures w14:val="none"/>
         </w:rPr>
-        <w:t xml:space="preserve">type commander </w:t>
-      </w:r>
-      <w:proofErr w:type="gramStart"/>
-      <w:r>
-        <w:rPr>
-          <w:rFonts w:ascii="Courier New" w:eastAsia="Times New Roman" w:hAnsi="Courier New" w:cs="Courier New"/>
-          <w:color w:val="1F2328"/>
-          <w:kern w:val="0"/>
-          <w:sz w:val="20"/>
-          <w:szCs w:val="20"/>
-          <w14:ligatures w14:val="none"/>
-        </w:rPr>
-        <w:t>struct{</w:t>
-      </w:r>
-      <w:proofErr w:type="gramEnd"/>
+        <w:t>type commander struct{}</w:t>
+      </w:r>
+    </w:p>
+    <w:p>
+      <w:pPr>
+        <w:shd w:val="clear" w:color="auto" w:fill="FFFFFF"/>
+        <w:tabs>
+          <w:tab w:val="left" w:pos="916"/>
+          <w:tab w:val="left" w:pos="1832"/>
+          <w:tab w:val="left" w:pos="2748"/>
+          <w:tab w:val="left" w:pos="3664"/>
+          <w:tab w:val="left" w:pos="4580"/>
+          <w:tab w:val="left" w:pos="5496"/>
+          <w:tab w:val="left" w:pos="6412"/>
+          <w:tab w:val="left" w:pos="7328"/>
+          <w:tab w:val="left" w:pos="8244"/>
+          <w:tab w:val="left" w:pos="9160"/>
+          <w:tab w:val="left" w:pos="10076"/>
+          <w:tab w:val="left" w:pos="10992"/>
+          <w:tab w:val="left" w:pos="11908"/>
+          <w:tab w:val="left" w:pos="12824"/>
+          <w:tab w:val="left" w:pos="13740"/>
+          <w:tab w:val="left" w:pos="14656"/>
+        </w:tabs>
+        <w:spacing w:after="0" w:line="240" w:lineRule="auto"/>
+        <w:rPr>
+          <w:rFonts w:ascii="Courier New" w:eastAsia="Times New Roman" w:hAnsi="Courier New" w:cs="Courier New"/>
+          <w:color w:val="1F2328"/>
+          <w:kern w:val="0"/>
+          <w:sz w:val="20"/>
+          <w:szCs w:val="20"/>
+          <w14:ligatures w14:val="none"/>
+        </w:rPr>
+      </w:pPr>
+    </w:p>
+    <w:p>
+      <w:pPr>
+        <w:shd w:val="clear" w:color="auto" w:fill="FFFFFF"/>
+        <w:tabs>
+          <w:tab w:val="left" w:pos="916"/>
+          <w:tab w:val="left" w:pos="1832"/>
+          <w:tab w:val="left" w:pos="2748"/>
+          <w:tab w:val="left" w:pos="3664"/>
+          <w:tab w:val="left" w:pos="4580"/>
+          <w:tab w:val="left" w:pos="5496"/>
+          <w:tab w:val="left" w:pos="6412"/>
+          <w:tab w:val="left" w:pos="7328"/>
+          <w:tab w:val="left" w:pos="8244"/>
+          <w:tab w:val="left" w:pos="9160"/>
+          <w:tab w:val="left" w:pos="10076"/>
+          <w:tab w:val="left" w:pos="10992"/>
+          <w:tab w:val="left" w:pos="11908"/>
+          <w:tab w:val="left" w:pos="12824"/>
+          <w:tab w:val="left" w:pos="13740"/>
+          <w:tab w:val="left" w:pos="14656"/>
+        </w:tabs>
+        <w:spacing w:after="0" w:line="240" w:lineRule="auto"/>
+        <w:rPr>
+          <w:rFonts w:ascii="Courier New" w:eastAsia="Times New Roman" w:hAnsi="Courier New" w:cs="Courier New"/>
+          <w:color w:val="1F2328"/>
+          <w:kern w:val="0"/>
+          <w:sz w:val="20"/>
+          <w:szCs w:val="20"/>
+          <w14:ligatures w14:val="none"/>
+        </w:rPr>
+      </w:pPr>
+      <w:proofErr w:type="spellStart"/>
+      <w:r>
+        <w:rPr>
+          <w:rFonts w:ascii="Courier New" w:eastAsia="Times New Roman" w:hAnsi="Courier New" w:cs="Courier New"/>
+          <w:color w:val="1F2328"/>
+          <w:kern w:val="0"/>
+          <w:sz w:val="20"/>
+          <w:szCs w:val="20"/>
+          <w14:ligatures w14:val="none"/>
+        </w:rPr>
+        <w:t>func</w:t>
+      </w:r>
+      <w:proofErr w:type="spellEnd"/>
+      <w:r>
+        <w:rPr>
+          <w:rFonts w:ascii="Courier New" w:eastAsia="Times New Roman" w:hAnsi="Courier New" w:cs="Courier New"/>
+          <w:color w:val="1F2328"/>
+          <w:kern w:val="0"/>
+          <w:sz w:val="20"/>
+          <w:szCs w:val="20"/>
+          <w14:ligatures w14:val="none"/>
+        </w:rPr>
+        <w:t xml:space="preserve"> </w:t>
+      </w:r>
+      <w:proofErr w:type="spellStart"/>
+      <w:r>
+        <w:rPr>
+          <w:rFonts w:ascii="Courier New" w:eastAsia="Times New Roman" w:hAnsi="Courier New" w:cs="Courier New"/>
+          <w:color w:val="1F2328"/>
+          <w:kern w:val="0"/>
+          <w:sz w:val="20"/>
+          <w:szCs w:val="20"/>
+          <w14:ligatures w14:val="none"/>
+        </w:rPr>
+        <w:t>NewCommander</w:t>
+      </w:r>
+      <w:proofErr w:type="spellEnd"/>
+      <w:r>
+        <w:rPr>
+          <w:rFonts w:ascii="Courier New" w:eastAsia="Times New Roman" w:hAnsi="Courier New" w:cs="Courier New"/>
+          <w:color w:val="1F2328"/>
+          <w:kern w:val="0"/>
+          <w:sz w:val="20"/>
+          <w:szCs w:val="20"/>
+          <w14:ligatures w14:val="none"/>
+        </w:rPr>
+        <w:t>() Commander {</w:t>
+      </w:r>
+    </w:p>
+    <w:p>
+      <w:pPr>
+        <w:shd w:val="clear" w:color="auto" w:fill="FFFFFF"/>
+        <w:tabs>
+          <w:tab w:val="left" w:pos="916"/>
+          <w:tab w:val="left" w:pos="1832"/>
+          <w:tab w:val="left" w:pos="2748"/>
+          <w:tab w:val="left" w:pos="3664"/>
+          <w:tab w:val="left" w:pos="4580"/>
+          <w:tab w:val="left" w:pos="5496"/>
+          <w:tab w:val="left" w:pos="6412"/>
+          <w:tab w:val="left" w:pos="7328"/>
+          <w:tab w:val="left" w:pos="8244"/>
+          <w:tab w:val="left" w:pos="9160"/>
+          <w:tab w:val="left" w:pos="10076"/>
+          <w:tab w:val="left" w:pos="10992"/>
+          <w:tab w:val="left" w:pos="11908"/>
+          <w:tab w:val="left" w:pos="12824"/>
+          <w:tab w:val="left" w:pos="13740"/>
+          <w:tab w:val="left" w:pos="14656"/>
+        </w:tabs>
+        <w:spacing w:after="0" w:line="240" w:lineRule="auto"/>
+        <w:rPr>
+          <w:rFonts w:ascii="Courier New" w:eastAsia="Times New Roman" w:hAnsi="Courier New" w:cs="Courier New"/>
+          <w:color w:val="1F2328"/>
+          <w:kern w:val="0"/>
+          <w:sz w:val="20"/>
+          <w:szCs w:val="20"/>
+          <w14:ligatures w14:val="none"/>
+        </w:rPr>
+      </w:pPr>
+      <w:r>
+        <w:rPr>
+          <w:rFonts w:ascii="Courier New" w:eastAsia="Times New Roman" w:hAnsi="Courier New" w:cs="Courier New"/>
+          <w:color w:val="1F2328"/>
+          <w:kern w:val="0"/>
+          <w:sz w:val="20"/>
+          <w:szCs w:val="20"/>
+          <w14:ligatures w14:val="none"/>
+        </w:rPr>
+        <w:t xml:space="preserve">    return &amp;commander{}</w:t>
+      </w:r>
+    </w:p>
+    <w:p>
+      <w:pPr>
+        <w:shd w:val="clear" w:color="auto" w:fill="FFFFFF"/>
+        <w:tabs>
+          <w:tab w:val="left" w:pos="916"/>
+          <w:tab w:val="left" w:pos="1832"/>
+          <w:tab w:val="left" w:pos="2748"/>
+          <w:tab w:val="left" w:pos="3664"/>
+          <w:tab w:val="left" w:pos="4580"/>
+          <w:tab w:val="left" w:pos="5496"/>
+          <w:tab w:val="left" w:pos="6412"/>
+          <w:tab w:val="left" w:pos="7328"/>
+          <w:tab w:val="left" w:pos="8244"/>
+          <w:tab w:val="left" w:pos="9160"/>
+          <w:tab w:val="left" w:pos="10076"/>
+          <w:tab w:val="left" w:pos="10992"/>
+          <w:tab w:val="left" w:pos="11908"/>
+          <w:tab w:val="left" w:pos="12824"/>
+          <w:tab w:val="left" w:pos="13740"/>
+          <w:tab w:val="left" w:pos="14656"/>
+        </w:tabs>
+        <w:spacing w:after="0" w:line="240" w:lineRule="auto"/>
+        <w:rPr>
+          <w:rFonts w:ascii="Courier New" w:eastAsia="Times New Roman" w:hAnsi="Courier New" w:cs="Courier New"/>
+          <w:color w:val="1F2328"/>
+          <w:kern w:val="0"/>
+          <w:sz w:val="20"/>
+          <w:szCs w:val="20"/>
+          <w14:ligatures w14:val="none"/>
+        </w:rPr>
+      </w:pPr>
       <w:r>
         <w:rPr>
           <w:rFonts w:ascii="Courier New" w:eastAsia="Times New Roman" w:hAnsi="Courier New" w:cs="Courier New"/>
@@ -3585,20 +3564,19 @@
           <w:szCs w:val="20"/>
           <w14:ligatures w14:val="none"/>
         </w:rPr>
-        <w:t xml:space="preserve"> </w:t>
+        <w:t xml:space="preserve"> (c *commander) </w:t>
       </w:r>
       <w:proofErr w:type="spellStart"/>
-      <w:proofErr w:type="gramStart"/>
-      <w:r>
-        <w:rPr>
-          <w:rFonts w:ascii="Courier New" w:eastAsia="Times New Roman" w:hAnsi="Courier New" w:cs="Courier New"/>
-          <w:color w:val="1F2328"/>
-          <w:kern w:val="0"/>
-          <w:sz w:val="20"/>
-          <w:szCs w:val="20"/>
-          <w14:ligatures w14:val="none"/>
-        </w:rPr>
-        <w:t>NewCommander</w:t>
+      <w:r>
+        <w:rPr>
+          <w:rFonts w:ascii="Courier New" w:eastAsia="Times New Roman" w:hAnsi="Courier New" w:cs="Courier New"/>
+          <w:color w:val="1F2328"/>
+          <w:kern w:val="0"/>
+          <w:sz w:val="20"/>
+          <w:szCs w:val="20"/>
+          <w14:ligatures w14:val="none"/>
+        </w:rPr>
+        <w:t>GetSystemInfo</w:t>
       </w:r>
       <w:proofErr w:type="spellEnd"/>
       <w:r>
@@ -3610,194 +3588,8 @@
           <w:szCs w:val="20"/>
           <w14:ligatures w14:val="none"/>
         </w:rPr>
-        <w:t>(</w:t>
-      </w:r>
-      <w:proofErr w:type="gramEnd"/>
-      <w:r>
-        <w:rPr>
-          <w:rFonts w:ascii="Courier New" w:eastAsia="Times New Roman" w:hAnsi="Courier New" w:cs="Courier New"/>
-          <w:color w:val="1F2328"/>
-          <w:kern w:val="0"/>
-          <w:sz w:val="20"/>
-          <w:szCs w:val="20"/>
-          <w14:ligatures w14:val="none"/>
-        </w:rPr>
-        <w:t>) Commander {</w:t>
-      </w:r>
-    </w:p>
-    <w:p>
-      <w:pPr>
-        <w:shd w:val="clear" w:color="auto" w:fill="FFFFFF"/>
-        <w:tabs>
-          <w:tab w:val="left" w:pos="916"/>
-          <w:tab w:val="left" w:pos="1832"/>
-          <w:tab w:val="left" w:pos="2748"/>
-          <w:tab w:val="left" w:pos="3664"/>
-          <w:tab w:val="left" w:pos="4580"/>
-          <w:tab w:val="left" w:pos="5496"/>
-          <w:tab w:val="left" w:pos="6412"/>
-          <w:tab w:val="left" w:pos="7328"/>
-          <w:tab w:val="left" w:pos="8244"/>
-          <w:tab w:val="left" w:pos="9160"/>
-          <w:tab w:val="left" w:pos="10076"/>
-          <w:tab w:val="left" w:pos="10992"/>
-          <w:tab w:val="left" w:pos="11908"/>
-          <w:tab w:val="left" w:pos="12824"/>
-          <w:tab w:val="left" w:pos="13740"/>
-          <w:tab w:val="left" w:pos="14656"/>
-        </w:tabs>
-        <w:spacing w:after="0" w:line="240" w:lineRule="auto"/>
-        <w:rPr>
-          <w:rFonts w:ascii="Courier New" w:eastAsia="Times New Roman" w:hAnsi="Courier New" w:cs="Courier New"/>
-          <w:color w:val="1F2328"/>
-          <w:kern w:val="0"/>
-          <w:sz w:val="20"/>
-          <w:szCs w:val="20"/>
-          <w14:ligatures w14:val="none"/>
-        </w:rPr>
-      </w:pPr>
-      <w:r>
-        <w:rPr>
-          <w:rFonts w:ascii="Courier New" w:eastAsia="Times New Roman" w:hAnsi="Courier New" w:cs="Courier New"/>
-          <w:color w:val="1F2328"/>
-          <w:kern w:val="0"/>
-          <w:sz w:val="20"/>
-          <w:szCs w:val="20"/>
-          <w14:ligatures w14:val="none"/>
-        </w:rPr>
-        <w:t xml:space="preserve">    return &amp;</w:t>
-      </w:r>
-      <w:proofErr w:type="gramStart"/>
-      <w:r>
-        <w:rPr>
-          <w:rFonts w:ascii="Courier New" w:eastAsia="Times New Roman" w:hAnsi="Courier New" w:cs="Courier New"/>
-          <w:color w:val="1F2328"/>
-          <w:kern w:val="0"/>
-          <w:sz w:val="20"/>
-          <w:szCs w:val="20"/>
-          <w14:ligatures w14:val="none"/>
-        </w:rPr>
-        <w:t>commander{</w:t>
-      </w:r>
-      <w:proofErr w:type="gramEnd"/>
-      <w:r>
-        <w:rPr>
-          <w:rFonts w:ascii="Courier New" w:eastAsia="Times New Roman" w:hAnsi="Courier New" w:cs="Courier New"/>
-          <w:color w:val="1F2328"/>
-          <w:kern w:val="0"/>
-          <w:sz w:val="20"/>
-          <w:szCs w:val="20"/>
-          <w14:ligatures w14:val="none"/>
-        </w:rPr>
-        <w:t>}</w:t>
-      </w:r>
-    </w:p>
-    <w:p>
-      <w:pPr>
-        <w:shd w:val="clear" w:color="auto" w:fill="FFFFFF"/>
-        <w:tabs>
-          <w:tab w:val="left" w:pos="916"/>
-          <w:tab w:val="left" w:pos="1832"/>
-          <w:tab w:val="left" w:pos="2748"/>
-          <w:tab w:val="left" w:pos="3664"/>
-          <w:tab w:val="left" w:pos="4580"/>
-          <w:tab w:val="left" w:pos="5496"/>
-          <w:tab w:val="left" w:pos="6412"/>
-          <w:tab w:val="left" w:pos="7328"/>
-          <w:tab w:val="left" w:pos="8244"/>
-          <w:tab w:val="left" w:pos="9160"/>
-          <w:tab w:val="left" w:pos="10076"/>
-          <w:tab w:val="left" w:pos="10992"/>
-          <w:tab w:val="left" w:pos="11908"/>
-          <w:tab w:val="left" w:pos="12824"/>
-          <w:tab w:val="left" w:pos="13740"/>
-          <w:tab w:val="left" w:pos="14656"/>
-        </w:tabs>
-        <w:spacing w:after="0" w:line="240" w:lineRule="auto"/>
-        <w:rPr>
-          <w:rFonts w:ascii="Courier New" w:eastAsia="Times New Roman" w:hAnsi="Courier New" w:cs="Courier New"/>
-          <w:color w:val="1F2328"/>
-          <w:kern w:val="0"/>
-          <w:sz w:val="20"/>
-          <w:szCs w:val="20"/>
-          <w14:ligatures w14:val="none"/>
-        </w:rPr>
-      </w:pPr>
-      <w:r>
-        <w:rPr>
-          <w:rFonts w:ascii="Courier New" w:eastAsia="Times New Roman" w:hAnsi="Courier New" w:cs="Courier New"/>
-          <w:color w:val="1F2328"/>
-          <w:kern w:val="0"/>
-          <w:sz w:val="20"/>
-          <w:szCs w:val="20"/>
-          <w14:ligatures w14:val="none"/>
-        </w:rPr>
-        <w:t>}</w:t>
-      </w:r>
-    </w:p>
-    <w:p>
-      <w:pPr>
-        <w:shd w:val="clear" w:color="auto" w:fill="FFFFFF"/>
-        <w:tabs>
-          <w:tab w:val="left" w:pos="916"/>
-          <w:tab w:val="left" w:pos="1832"/>
-          <w:tab w:val="left" w:pos="2748"/>
-          <w:tab w:val="left" w:pos="3664"/>
-          <w:tab w:val="left" w:pos="4580"/>
-          <w:tab w:val="left" w:pos="5496"/>
-          <w:tab w:val="left" w:pos="6412"/>
-          <w:tab w:val="left" w:pos="7328"/>
-          <w:tab w:val="left" w:pos="8244"/>
-          <w:tab w:val="left" w:pos="9160"/>
-          <w:tab w:val="left" w:pos="10076"/>
-          <w:tab w:val="left" w:pos="10992"/>
-          <w:tab w:val="left" w:pos="11908"/>
-          <w:tab w:val="left" w:pos="12824"/>
-          <w:tab w:val="left" w:pos="13740"/>
-          <w:tab w:val="left" w:pos="14656"/>
-        </w:tabs>
-        <w:spacing w:after="0" w:line="240" w:lineRule="auto"/>
-        <w:rPr>
-          <w:rFonts w:ascii="Courier New" w:eastAsia="Times New Roman" w:hAnsi="Courier New" w:cs="Courier New"/>
-          <w:color w:val="1F2328"/>
-          <w:kern w:val="0"/>
-          <w:sz w:val="20"/>
-          <w:szCs w:val="20"/>
-          <w14:ligatures w14:val="none"/>
-        </w:rPr>
-      </w:pPr>
-    </w:p>
-    <w:p>
-      <w:pPr>
-        <w:shd w:val="clear" w:color="auto" w:fill="FFFFFF"/>
-        <w:tabs>
-          <w:tab w:val="left" w:pos="916"/>
-          <w:tab w:val="left" w:pos="1832"/>
-          <w:tab w:val="left" w:pos="2748"/>
-          <w:tab w:val="left" w:pos="3664"/>
-          <w:tab w:val="left" w:pos="4580"/>
-          <w:tab w:val="left" w:pos="5496"/>
-          <w:tab w:val="left" w:pos="6412"/>
-          <w:tab w:val="left" w:pos="7328"/>
-          <w:tab w:val="left" w:pos="8244"/>
-          <w:tab w:val="left" w:pos="9160"/>
-          <w:tab w:val="left" w:pos="10076"/>
-          <w:tab w:val="left" w:pos="10992"/>
-          <w:tab w:val="left" w:pos="11908"/>
-          <w:tab w:val="left" w:pos="12824"/>
-          <w:tab w:val="left" w:pos="13740"/>
-          <w:tab w:val="left" w:pos="14656"/>
-        </w:tabs>
-        <w:spacing w:after="0" w:line="240" w:lineRule="auto"/>
-        <w:rPr>
-          <w:rFonts w:ascii="Courier New" w:eastAsia="Times New Roman" w:hAnsi="Courier New" w:cs="Courier New"/>
-          <w:color w:val="1F2328"/>
-          <w:kern w:val="0"/>
-          <w:sz w:val="20"/>
-          <w:szCs w:val="20"/>
-          <w14:ligatures w14:val="none"/>
-        </w:rPr>
-      </w:pPr>
+        <w:t>() (</w:t>
+      </w:r>
       <w:proofErr w:type="spellStart"/>
       <w:r>
         <w:rPr>
@@ -3808,7 +3600,7 @@
           <w:szCs w:val="20"/>
           <w14:ligatures w14:val="none"/>
         </w:rPr>
-        <w:t>func</w:t>
+        <w:t>SystemInfo</w:t>
       </w:r>
       <w:proofErr w:type="spellEnd"/>
       <w:r>
@@ -3820,20 +3612,62 @@
           <w:szCs w:val="20"/>
           <w14:ligatures w14:val="none"/>
         </w:rPr>
-        <w:t xml:space="preserve"> (c *commander) </w:t>
+        <w:t>, error) {</w:t>
+      </w:r>
+    </w:p>
+    <w:p>
+      <w:pPr>
+        <w:shd w:val="clear" w:color="auto" w:fill="FFFFFF"/>
+        <w:tabs>
+          <w:tab w:val="left" w:pos="916"/>
+          <w:tab w:val="left" w:pos="1832"/>
+          <w:tab w:val="left" w:pos="2748"/>
+          <w:tab w:val="left" w:pos="3664"/>
+          <w:tab w:val="left" w:pos="4580"/>
+          <w:tab w:val="left" w:pos="5496"/>
+          <w:tab w:val="left" w:pos="6412"/>
+          <w:tab w:val="left" w:pos="7328"/>
+          <w:tab w:val="left" w:pos="8244"/>
+          <w:tab w:val="left" w:pos="9160"/>
+          <w:tab w:val="left" w:pos="10076"/>
+          <w:tab w:val="left" w:pos="10992"/>
+          <w:tab w:val="left" w:pos="11908"/>
+          <w:tab w:val="left" w:pos="12824"/>
+          <w:tab w:val="left" w:pos="13740"/>
+          <w:tab w:val="left" w:pos="14656"/>
+        </w:tabs>
+        <w:spacing w:after="0" w:line="240" w:lineRule="auto"/>
+        <w:rPr>
+          <w:rFonts w:ascii="Courier New" w:eastAsia="Times New Roman" w:hAnsi="Courier New" w:cs="Courier New"/>
+          <w:color w:val="1F2328"/>
+          <w:kern w:val="0"/>
+          <w:sz w:val="20"/>
+          <w:szCs w:val="20"/>
+          <w14:ligatures w14:val="none"/>
+        </w:rPr>
+      </w:pPr>
+      <w:r>
+        <w:rPr>
+          <w:rFonts w:ascii="Courier New" w:eastAsia="Times New Roman" w:hAnsi="Courier New" w:cs="Courier New"/>
+          <w:color w:val="1F2328"/>
+          <w:kern w:val="0"/>
+          <w:sz w:val="20"/>
+          <w:szCs w:val="20"/>
+          <w14:ligatures w14:val="none"/>
+        </w:rPr>
+        <w:t xml:space="preserve">    hostname, err := </w:t>
       </w:r>
       <w:proofErr w:type="spellStart"/>
-      <w:proofErr w:type="gramStart"/>
-      <w:r>
-        <w:rPr>
-          <w:rFonts w:ascii="Courier New" w:eastAsia="Times New Roman" w:hAnsi="Courier New" w:cs="Courier New"/>
-          <w:color w:val="1F2328"/>
-          <w:kern w:val="0"/>
-          <w:sz w:val="20"/>
-          <w:szCs w:val="20"/>
-          <w14:ligatures w14:val="none"/>
-        </w:rPr>
-        <w:t>GetSystemInfo</w:t>
+      <w:r>
+        <w:rPr>
+          <w:rFonts w:ascii="Courier New" w:eastAsia="Times New Roman" w:hAnsi="Courier New" w:cs="Courier New"/>
+          <w:color w:val="1F2328"/>
+          <w:kern w:val="0"/>
+          <w:sz w:val="20"/>
+          <w:szCs w:val="20"/>
+          <w14:ligatures w14:val="none"/>
+        </w:rPr>
+        <w:t>os.Hostname</w:t>
       </w:r>
       <w:proofErr w:type="spellEnd"/>
       <w:r>
@@ -3845,19 +3679,93 @@
           <w:szCs w:val="20"/>
           <w14:ligatures w14:val="none"/>
         </w:rPr>
-        <w:t>(</w:t>
-      </w:r>
-      <w:proofErr w:type="gramEnd"/>
-      <w:r>
-        <w:rPr>
-          <w:rFonts w:ascii="Courier New" w:eastAsia="Times New Roman" w:hAnsi="Courier New" w:cs="Courier New"/>
-          <w:color w:val="1F2328"/>
-          <w:kern w:val="0"/>
-          <w:sz w:val="20"/>
-          <w:szCs w:val="20"/>
-          <w14:ligatures w14:val="none"/>
-        </w:rPr>
-        <w:t>) (</w:t>
+        <w:t>()</w:t>
+      </w:r>
+    </w:p>
+    <w:p>
+      <w:pPr>
+        <w:shd w:val="clear" w:color="auto" w:fill="FFFFFF"/>
+        <w:tabs>
+          <w:tab w:val="left" w:pos="916"/>
+          <w:tab w:val="left" w:pos="1832"/>
+          <w:tab w:val="left" w:pos="2748"/>
+          <w:tab w:val="left" w:pos="3664"/>
+          <w:tab w:val="left" w:pos="4580"/>
+          <w:tab w:val="left" w:pos="5496"/>
+          <w:tab w:val="left" w:pos="6412"/>
+          <w:tab w:val="left" w:pos="7328"/>
+          <w:tab w:val="left" w:pos="8244"/>
+          <w:tab w:val="left" w:pos="9160"/>
+          <w:tab w:val="left" w:pos="10076"/>
+          <w:tab w:val="left" w:pos="10992"/>
+          <w:tab w:val="left" w:pos="11908"/>
+          <w:tab w:val="left" w:pos="12824"/>
+          <w:tab w:val="left" w:pos="13740"/>
+          <w:tab w:val="left" w:pos="14656"/>
+        </w:tabs>
+        <w:spacing w:after="0" w:line="240" w:lineRule="auto"/>
+        <w:rPr>
+          <w:rFonts w:ascii="Courier New" w:eastAsia="Times New Roman" w:hAnsi="Courier New" w:cs="Courier New"/>
+          <w:color w:val="1F2328"/>
+          <w:kern w:val="0"/>
+          <w:sz w:val="20"/>
+          <w:szCs w:val="20"/>
+          <w14:ligatures w14:val="none"/>
+        </w:rPr>
+      </w:pPr>
+      <w:r>
+        <w:rPr>
+          <w:rFonts w:ascii="Courier New" w:eastAsia="Times New Roman" w:hAnsi="Courier New" w:cs="Courier New"/>
+          <w:color w:val="1F2328"/>
+          <w:kern w:val="0"/>
+          <w:sz w:val="20"/>
+          <w:szCs w:val="20"/>
+          <w14:ligatures w14:val="none"/>
+        </w:rPr>
+        <w:t xml:space="preserve">    if err != nil {</w:t>
+      </w:r>
+    </w:p>
+    <w:p>
+      <w:pPr>
+        <w:shd w:val="clear" w:color="auto" w:fill="FFFFFF"/>
+        <w:tabs>
+          <w:tab w:val="left" w:pos="916"/>
+          <w:tab w:val="left" w:pos="1832"/>
+          <w:tab w:val="left" w:pos="2748"/>
+          <w:tab w:val="left" w:pos="3664"/>
+          <w:tab w:val="left" w:pos="4580"/>
+          <w:tab w:val="left" w:pos="5496"/>
+          <w:tab w:val="left" w:pos="6412"/>
+          <w:tab w:val="left" w:pos="7328"/>
+          <w:tab w:val="left" w:pos="8244"/>
+          <w:tab w:val="left" w:pos="9160"/>
+          <w:tab w:val="left" w:pos="10076"/>
+          <w:tab w:val="left" w:pos="10992"/>
+          <w:tab w:val="left" w:pos="11908"/>
+          <w:tab w:val="left" w:pos="12824"/>
+          <w:tab w:val="left" w:pos="13740"/>
+          <w:tab w:val="left" w:pos="14656"/>
+        </w:tabs>
+        <w:spacing w:after="0" w:line="240" w:lineRule="auto"/>
+        <w:rPr>
+          <w:rFonts w:ascii="Courier New" w:eastAsia="Times New Roman" w:hAnsi="Courier New" w:cs="Courier New"/>
+          <w:color w:val="1F2328"/>
+          <w:kern w:val="0"/>
+          <w:sz w:val="20"/>
+          <w:szCs w:val="20"/>
+          <w14:ligatures w14:val="none"/>
+        </w:rPr>
+      </w:pPr>
+      <w:r>
+        <w:rPr>
+          <w:rFonts w:ascii="Courier New" w:eastAsia="Times New Roman" w:hAnsi="Courier New" w:cs="Courier New"/>
+          <w:color w:val="1F2328"/>
+          <w:kern w:val="0"/>
+          <w:sz w:val="20"/>
+          <w:szCs w:val="20"/>
+          <w14:ligatures w14:val="none"/>
+        </w:rPr>
+        <w:t xml:space="preserve">        return </w:t>
       </w:r>
       <w:proofErr w:type="spellStart"/>
       <w:r>
@@ -3881,74 +3789,222 @@
           <w:szCs w:val="20"/>
           <w14:ligatures w14:val="none"/>
         </w:rPr>
-        <w:t>, error) {</w:t>
-      </w:r>
-    </w:p>
-    <w:p>
-      <w:pPr>
-        <w:shd w:val="clear" w:color="auto" w:fill="FFFFFF"/>
-        <w:tabs>
-          <w:tab w:val="left" w:pos="916"/>
-          <w:tab w:val="left" w:pos="1832"/>
-          <w:tab w:val="left" w:pos="2748"/>
-          <w:tab w:val="left" w:pos="3664"/>
-          <w:tab w:val="left" w:pos="4580"/>
-          <w:tab w:val="left" w:pos="5496"/>
-          <w:tab w:val="left" w:pos="6412"/>
-          <w:tab w:val="left" w:pos="7328"/>
-          <w:tab w:val="left" w:pos="8244"/>
-          <w:tab w:val="left" w:pos="9160"/>
-          <w:tab w:val="left" w:pos="10076"/>
-          <w:tab w:val="left" w:pos="10992"/>
-          <w:tab w:val="left" w:pos="11908"/>
-          <w:tab w:val="left" w:pos="12824"/>
-          <w:tab w:val="left" w:pos="13740"/>
-          <w:tab w:val="left" w:pos="14656"/>
-        </w:tabs>
-        <w:spacing w:after="0" w:line="240" w:lineRule="auto"/>
-        <w:rPr>
-          <w:rFonts w:ascii="Courier New" w:eastAsia="Times New Roman" w:hAnsi="Courier New" w:cs="Courier New"/>
-          <w:color w:val="1F2328"/>
-          <w:kern w:val="0"/>
-          <w:sz w:val="20"/>
-          <w:szCs w:val="20"/>
-          <w14:ligatures w14:val="none"/>
-        </w:rPr>
-      </w:pPr>
-      <w:r>
-        <w:rPr>
-          <w:rFonts w:ascii="Courier New" w:eastAsia="Times New Roman" w:hAnsi="Courier New" w:cs="Courier New"/>
-          <w:color w:val="1F2328"/>
-          <w:kern w:val="0"/>
-          <w:sz w:val="20"/>
-          <w:szCs w:val="20"/>
-          <w14:ligatures w14:val="none"/>
-        </w:rPr>
-        <w:t xml:space="preserve">    hostname, </w:t>
-      </w:r>
-      <w:proofErr w:type="gramStart"/>
-      <w:r>
-        <w:rPr>
-          <w:rFonts w:ascii="Courier New" w:eastAsia="Times New Roman" w:hAnsi="Courier New" w:cs="Courier New"/>
-          <w:color w:val="1F2328"/>
-          <w:kern w:val="0"/>
-          <w:sz w:val="20"/>
-          <w:szCs w:val="20"/>
-          <w14:ligatures w14:val="none"/>
-        </w:rPr>
-        <w:t>err :</w:t>
-      </w:r>
-      <w:proofErr w:type="gramEnd"/>
-      <w:r>
-        <w:rPr>
-          <w:rFonts w:ascii="Courier New" w:eastAsia="Times New Roman" w:hAnsi="Courier New" w:cs="Courier New"/>
-          <w:color w:val="1F2328"/>
-          <w:kern w:val="0"/>
-          <w:sz w:val="20"/>
-          <w:szCs w:val="20"/>
-          <w14:ligatures w14:val="none"/>
-        </w:rPr>
-        <w:t xml:space="preserve">= </w:t>
+        <w:t>{}, err</w:t>
+      </w:r>
+    </w:p>
+    <w:p>
+      <w:pPr>
+        <w:shd w:val="clear" w:color="auto" w:fill="FFFFFF"/>
+        <w:tabs>
+          <w:tab w:val="left" w:pos="916"/>
+          <w:tab w:val="left" w:pos="1832"/>
+          <w:tab w:val="left" w:pos="2748"/>
+          <w:tab w:val="left" w:pos="3664"/>
+          <w:tab w:val="left" w:pos="4580"/>
+          <w:tab w:val="left" w:pos="5496"/>
+          <w:tab w:val="left" w:pos="6412"/>
+          <w:tab w:val="left" w:pos="7328"/>
+          <w:tab w:val="left" w:pos="8244"/>
+          <w:tab w:val="left" w:pos="9160"/>
+          <w:tab w:val="left" w:pos="10076"/>
+          <w:tab w:val="left" w:pos="10992"/>
+          <w:tab w:val="left" w:pos="11908"/>
+          <w:tab w:val="left" w:pos="12824"/>
+          <w:tab w:val="left" w:pos="13740"/>
+          <w:tab w:val="left" w:pos="14656"/>
+        </w:tabs>
+        <w:spacing w:after="0" w:line="240" w:lineRule="auto"/>
+        <w:rPr>
+          <w:rFonts w:ascii="Courier New" w:eastAsia="Times New Roman" w:hAnsi="Courier New" w:cs="Courier New"/>
+          <w:color w:val="1F2328"/>
+          <w:kern w:val="0"/>
+          <w:sz w:val="20"/>
+          <w:szCs w:val="20"/>
+          <w14:ligatures w14:val="none"/>
+        </w:rPr>
+      </w:pPr>
+      <w:r>
+        <w:rPr>
+          <w:rFonts w:ascii="Courier New" w:eastAsia="Times New Roman" w:hAnsi="Courier New" w:cs="Courier New"/>
+          <w:color w:val="1F2328"/>
+          <w:kern w:val="0"/>
+          <w:sz w:val="20"/>
+          <w:szCs w:val="20"/>
+          <w14:ligatures w14:val="none"/>
+        </w:rPr>
+        <w:t xml:space="preserve">    }</w:t>
+      </w:r>
+    </w:p>
+    <w:p>
+      <w:pPr>
+        <w:shd w:val="clear" w:color="auto" w:fill="FFFFFF"/>
+        <w:tabs>
+          <w:tab w:val="left" w:pos="916"/>
+          <w:tab w:val="left" w:pos="1832"/>
+          <w:tab w:val="left" w:pos="2748"/>
+          <w:tab w:val="left" w:pos="3664"/>
+          <w:tab w:val="left" w:pos="4580"/>
+          <w:tab w:val="left" w:pos="5496"/>
+          <w:tab w:val="left" w:pos="6412"/>
+          <w:tab w:val="left" w:pos="7328"/>
+          <w:tab w:val="left" w:pos="8244"/>
+          <w:tab w:val="left" w:pos="9160"/>
+          <w:tab w:val="left" w:pos="10076"/>
+          <w:tab w:val="left" w:pos="10992"/>
+          <w:tab w:val="left" w:pos="11908"/>
+          <w:tab w:val="left" w:pos="12824"/>
+          <w:tab w:val="left" w:pos="13740"/>
+          <w:tab w:val="left" w:pos="14656"/>
+        </w:tabs>
+        <w:spacing w:after="0" w:line="240" w:lineRule="auto"/>
+        <w:rPr>
+          <w:rFonts w:ascii="Courier New" w:eastAsia="Times New Roman" w:hAnsi="Courier New" w:cs="Courier New"/>
+          <w:color w:val="1F2328"/>
+          <w:kern w:val="0"/>
+          <w:sz w:val="20"/>
+          <w:szCs w:val="20"/>
+          <w14:ligatures w14:val="none"/>
+        </w:rPr>
+      </w:pPr>
+      <w:r>
+        <w:rPr>
+          <w:rFonts w:ascii="Courier New" w:eastAsia="Times New Roman" w:hAnsi="Courier New" w:cs="Courier New"/>
+          <w:color w:val="1F2328"/>
+          <w:kern w:val="0"/>
+          <w:sz w:val="20"/>
+          <w:szCs w:val="20"/>
+          <w14:ligatures w14:val="none"/>
+        </w:rPr>
+        <w:t xml:space="preserve">    </w:t>
+      </w:r>
+    </w:p>
+    <w:p>
+      <w:pPr>
+        <w:shd w:val="clear" w:color="auto" w:fill="FFFFFF"/>
+        <w:tabs>
+          <w:tab w:val="left" w:pos="916"/>
+          <w:tab w:val="left" w:pos="1832"/>
+          <w:tab w:val="left" w:pos="2748"/>
+          <w:tab w:val="left" w:pos="3664"/>
+          <w:tab w:val="left" w:pos="4580"/>
+          <w:tab w:val="left" w:pos="5496"/>
+          <w:tab w:val="left" w:pos="6412"/>
+          <w:tab w:val="left" w:pos="7328"/>
+          <w:tab w:val="left" w:pos="8244"/>
+          <w:tab w:val="left" w:pos="9160"/>
+          <w:tab w:val="left" w:pos="10076"/>
+          <w:tab w:val="left" w:pos="10992"/>
+          <w:tab w:val="left" w:pos="11908"/>
+          <w:tab w:val="left" w:pos="12824"/>
+          <w:tab w:val="left" w:pos="13740"/>
+          <w:tab w:val="left" w:pos="14656"/>
+        </w:tabs>
+        <w:spacing w:after="0" w:line="240" w:lineRule="auto"/>
+        <w:rPr>
+          <w:rFonts w:ascii="Courier New" w:eastAsia="Times New Roman" w:hAnsi="Courier New" w:cs="Courier New"/>
+          <w:color w:val="1F2328"/>
+          <w:kern w:val="0"/>
+          <w:sz w:val="20"/>
+          <w:szCs w:val="20"/>
+          <w14:ligatures w14:val="none"/>
+        </w:rPr>
+      </w:pPr>
+      <w:r>
+        <w:rPr>
+          <w:rFonts w:ascii="Courier New" w:eastAsia="Times New Roman" w:hAnsi="Courier New" w:cs="Courier New"/>
+          <w:color w:val="1F2328"/>
+          <w:kern w:val="0"/>
+          <w:sz w:val="20"/>
+          <w:szCs w:val="20"/>
+          <w14:ligatures w14:val="none"/>
+        </w:rPr>
+        <w:t xml:space="preserve">    // Get IP address (implement this)</w:t>
+      </w:r>
+    </w:p>
+    <w:p>
+      <w:pPr>
+        <w:shd w:val="clear" w:color="auto" w:fill="FFFFFF"/>
+        <w:tabs>
+          <w:tab w:val="left" w:pos="916"/>
+          <w:tab w:val="left" w:pos="1832"/>
+          <w:tab w:val="left" w:pos="2748"/>
+          <w:tab w:val="left" w:pos="3664"/>
+          <w:tab w:val="left" w:pos="4580"/>
+          <w:tab w:val="left" w:pos="5496"/>
+          <w:tab w:val="left" w:pos="6412"/>
+          <w:tab w:val="left" w:pos="7328"/>
+          <w:tab w:val="left" w:pos="8244"/>
+          <w:tab w:val="left" w:pos="9160"/>
+          <w:tab w:val="left" w:pos="10076"/>
+          <w:tab w:val="left" w:pos="10992"/>
+          <w:tab w:val="left" w:pos="11908"/>
+          <w:tab w:val="left" w:pos="12824"/>
+          <w:tab w:val="left" w:pos="13740"/>
+          <w:tab w:val="left" w:pos="14656"/>
+        </w:tabs>
+        <w:spacing w:after="0" w:line="240" w:lineRule="auto"/>
+        <w:rPr>
+          <w:rFonts w:ascii="Courier New" w:eastAsia="Times New Roman" w:hAnsi="Courier New" w:cs="Courier New"/>
+          <w:color w:val="1F2328"/>
+          <w:kern w:val="0"/>
+          <w:sz w:val="20"/>
+          <w:szCs w:val="20"/>
+          <w14:ligatures w14:val="none"/>
+        </w:rPr>
+      </w:pPr>
+      <w:r>
+        <w:rPr>
+          <w:rFonts w:ascii="Courier New" w:eastAsia="Times New Roman" w:hAnsi="Courier New" w:cs="Courier New"/>
+          <w:color w:val="1F2328"/>
+          <w:kern w:val="0"/>
+          <w:sz w:val="20"/>
+          <w:szCs w:val="20"/>
+          <w14:ligatures w14:val="none"/>
+        </w:rPr>
+        <w:t xml:space="preserve">    </w:t>
+      </w:r>
+    </w:p>
+    <w:p>
+      <w:pPr>
+        <w:shd w:val="clear" w:color="auto" w:fill="FFFFFF"/>
+        <w:tabs>
+          <w:tab w:val="left" w:pos="916"/>
+          <w:tab w:val="left" w:pos="1832"/>
+          <w:tab w:val="left" w:pos="2748"/>
+          <w:tab w:val="left" w:pos="3664"/>
+          <w:tab w:val="left" w:pos="4580"/>
+          <w:tab w:val="left" w:pos="5496"/>
+          <w:tab w:val="left" w:pos="6412"/>
+          <w:tab w:val="left" w:pos="7328"/>
+          <w:tab w:val="left" w:pos="8244"/>
+          <w:tab w:val="left" w:pos="9160"/>
+          <w:tab w:val="left" w:pos="10076"/>
+          <w:tab w:val="left" w:pos="10992"/>
+          <w:tab w:val="left" w:pos="11908"/>
+          <w:tab w:val="left" w:pos="12824"/>
+          <w:tab w:val="left" w:pos="13740"/>
+          <w:tab w:val="left" w:pos="14656"/>
+        </w:tabs>
+        <w:spacing w:after="0" w:line="240" w:lineRule="auto"/>
+        <w:rPr>
+          <w:rFonts w:ascii="Courier New" w:eastAsia="Times New Roman" w:hAnsi="Courier New" w:cs="Courier New"/>
+          <w:color w:val="1F2328"/>
+          <w:kern w:val="0"/>
+          <w:sz w:val="20"/>
+          <w:szCs w:val="20"/>
+          <w14:ligatures w14:val="none"/>
+        </w:rPr>
+      </w:pPr>
+      <w:r>
+        <w:rPr>
+          <w:rFonts w:ascii="Courier New" w:eastAsia="Times New Roman" w:hAnsi="Courier New" w:cs="Courier New"/>
+          <w:color w:val="1F2328"/>
+          <w:kern w:val="0"/>
+          <w:sz w:val="20"/>
+          <w:szCs w:val="20"/>
+          <w14:ligatures w14:val="none"/>
+        </w:rPr>
+        <w:t xml:space="preserve">    return </w:t>
       </w:r>
       <w:proofErr w:type="spellStart"/>
       <w:r>
@@ -3960,7 +4016,7 @@
           <w:szCs w:val="20"/>
           <w14:ligatures w14:val="none"/>
         </w:rPr>
-        <w:t>os.Hostname</w:t>
+        <w:t>SystemInfo</w:t>
       </w:r>
       <w:proofErr w:type="spellEnd"/>
       <w:r>
@@ -3972,396 +4028,8 @@
           <w:szCs w:val="20"/>
           <w14:ligatures w14:val="none"/>
         </w:rPr>
-        <w:t>()</w:t>
-      </w:r>
-    </w:p>
-    <w:p>
-      <w:pPr>
-        <w:shd w:val="clear" w:color="auto" w:fill="FFFFFF"/>
-        <w:tabs>
-          <w:tab w:val="left" w:pos="916"/>
-          <w:tab w:val="left" w:pos="1832"/>
-          <w:tab w:val="left" w:pos="2748"/>
-          <w:tab w:val="left" w:pos="3664"/>
-          <w:tab w:val="left" w:pos="4580"/>
-          <w:tab w:val="left" w:pos="5496"/>
-          <w:tab w:val="left" w:pos="6412"/>
-          <w:tab w:val="left" w:pos="7328"/>
-          <w:tab w:val="left" w:pos="8244"/>
-          <w:tab w:val="left" w:pos="9160"/>
-          <w:tab w:val="left" w:pos="10076"/>
-          <w:tab w:val="left" w:pos="10992"/>
-          <w:tab w:val="left" w:pos="11908"/>
-          <w:tab w:val="left" w:pos="12824"/>
-          <w:tab w:val="left" w:pos="13740"/>
-          <w:tab w:val="left" w:pos="14656"/>
-        </w:tabs>
-        <w:spacing w:after="0" w:line="240" w:lineRule="auto"/>
-        <w:rPr>
-          <w:rFonts w:ascii="Courier New" w:eastAsia="Times New Roman" w:hAnsi="Courier New" w:cs="Courier New"/>
-          <w:color w:val="1F2328"/>
-          <w:kern w:val="0"/>
-          <w:sz w:val="20"/>
-          <w:szCs w:val="20"/>
-          <w14:ligatures w14:val="none"/>
-        </w:rPr>
-      </w:pPr>
-      <w:r>
-        <w:rPr>
-          <w:rFonts w:ascii="Courier New" w:eastAsia="Times New Roman" w:hAnsi="Courier New" w:cs="Courier New"/>
-          <w:color w:val="1F2328"/>
-          <w:kern w:val="0"/>
-          <w:sz w:val="20"/>
-          <w:szCs w:val="20"/>
-          <w14:ligatures w14:val="none"/>
-        </w:rPr>
-        <w:t xml:space="preserve">    if </w:t>
-      </w:r>
-      <w:proofErr w:type="gramStart"/>
-      <w:r>
-        <w:rPr>
-          <w:rFonts w:ascii="Courier New" w:eastAsia="Times New Roman" w:hAnsi="Courier New" w:cs="Courier New"/>
-          <w:color w:val="1F2328"/>
-          <w:kern w:val="0"/>
-          <w:sz w:val="20"/>
-          <w:szCs w:val="20"/>
-          <w14:ligatures w14:val="none"/>
-        </w:rPr>
-        <w:t>err !</w:t>
-      </w:r>
-      <w:proofErr w:type="gramEnd"/>
-      <w:r>
-        <w:rPr>
-          <w:rFonts w:ascii="Courier New" w:eastAsia="Times New Roman" w:hAnsi="Courier New" w:cs="Courier New"/>
-          <w:color w:val="1F2328"/>
-          <w:kern w:val="0"/>
-          <w:sz w:val="20"/>
-          <w:szCs w:val="20"/>
-          <w14:ligatures w14:val="none"/>
-        </w:rPr>
-        <w:t>= nil {</w:t>
-      </w:r>
-    </w:p>
-    <w:p>
-      <w:pPr>
-        <w:shd w:val="clear" w:color="auto" w:fill="FFFFFF"/>
-        <w:tabs>
-          <w:tab w:val="left" w:pos="916"/>
-          <w:tab w:val="left" w:pos="1832"/>
-          <w:tab w:val="left" w:pos="2748"/>
-          <w:tab w:val="left" w:pos="3664"/>
-          <w:tab w:val="left" w:pos="4580"/>
-          <w:tab w:val="left" w:pos="5496"/>
-          <w:tab w:val="left" w:pos="6412"/>
-          <w:tab w:val="left" w:pos="7328"/>
-          <w:tab w:val="left" w:pos="8244"/>
-          <w:tab w:val="left" w:pos="9160"/>
-          <w:tab w:val="left" w:pos="10076"/>
-          <w:tab w:val="left" w:pos="10992"/>
-          <w:tab w:val="left" w:pos="11908"/>
-          <w:tab w:val="left" w:pos="12824"/>
-          <w:tab w:val="left" w:pos="13740"/>
-          <w:tab w:val="left" w:pos="14656"/>
-        </w:tabs>
-        <w:spacing w:after="0" w:line="240" w:lineRule="auto"/>
-        <w:rPr>
-          <w:rFonts w:ascii="Courier New" w:eastAsia="Times New Roman" w:hAnsi="Courier New" w:cs="Courier New"/>
-          <w:color w:val="1F2328"/>
-          <w:kern w:val="0"/>
-          <w:sz w:val="20"/>
-          <w:szCs w:val="20"/>
-          <w14:ligatures w14:val="none"/>
-        </w:rPr>
-      </w:pPr>
-      <w:r>
-        <w:rPr>
-          <w:rFonts w:ascii="Courier New" w:eastAsia="Times New Roman" w:hAnsi="Courier New" w:cs="Courier New"/>
-          <w:color w:val="1F2328"/>
-          <w:kern w:val="0"/>
-          <w:sz w:val="20"/>
-          <w:szCs w:val="20"/>
-          <w14:ligatures w14:val="none"/>
-        </w:rPr>
-        <w:t xml:space="preserve">        return </w:t>
-      </w:r>
-      <w:proofErr w:type="spellStart"/>
-      <w:proofErr w:type="gramStart"/>
-      <w:r>
-        <w:rPr>
-          <w:rFonts w:ascii="Courier New" w:eastAsia="Times New Roman" w:hAnsi="Courier New" w:cs="Courier New"/>
-          <w:color w:val="1F2328"/>
-          <w:kern w:val="0"/>
-          <w:sz w:val="20"/>
-          <w:szCs w:val="20"/>
-          <w14:ligatures w14:val="none"/>
-        </w:rPr>
-        <w:t>SystemInfo</w:t>
-      </w:r>
-      <w:proofErr w:type="spellEnd"/>
-      <w:r>
-        <w:rPr>
-          <w:rFonts w:ascii="Courier New" w:eastAsia="Times New Roman" w:hAnsi="Courier New" w:cs="Courier New"/>
-          <w:color w:val="1F2328"/>
-          <w:kern w:val="0"/>
-          <w:sz w:val="20"/>
-          <w:szCs w:val="20"/>
-          <w14:ligatures w14:val="none"/>
-        </w:rPr>
         <w:t>{</w:t>
       </w:r>
-      <w:proofErr w:type="gramEnd"/>
-      <w:r>
-        <w:rPr>
-          <w:rFonts w:ascii="Courier New" w:eastAsia="Times New Roman" w:hAnsi="Courier New" w:cs="Courier New"/>
-          <w:color w:val="1F2328"/>
-          <w:kern w:val="0"/>
-          <w:sz w:val="20"/>
-          <w:szCs w:val="20"/>
-          <w14:ligatures w14:val="none"/>
-        </w:rPr>
-        <w:t>}, err</w:t>
-      </w:r>
-    </w:p>
-    <w:p>
-      <w:pPr>
-        <w:shd w:val="clear" w:color="auto" w:fill="FFFFFF"/>
-        <w:tabs>
-          <w:tab w:val="left" w:pos="916"/>
-          <w:tab w:val="left" w:pos="1832"/>
-          <w:tab w:val="left" w:pos="2748"/>
-          <w:tab w:val="left" w:pos="3664"/>
-          <w:tab w:val="left" w:pos="4580"/>
-          <w:tab w:val="left" w:pos="5496"/>
-          <w:tab w:val="left" w:pos="6412"/>
-          <w:tab w:val="left" w:pos="7328"/>
-          <w:tab w:val="left" w:pos="8244"/>
-          <w:tab w:val="left" w:pos="9160"/>
-          <w:tab w:val="left" w:pos="10076"/>
-          <w:tab w:val="left" w:pos="10992"/>
-          <w:tab w:val="left" w:pos="11908"/>
-          <w:tab w:val="left" w:pos="12824"/>
-          <w:tab w:val="left" w:pos="13740"/>
-          <w:tab w:val="left" w:pos="14656"/>
-        </w:tabs>
-        <w:spacing w:after="0" w:line="240" w:lineRule="auto"/>
-        <w:rPr>
-          <w:rFonts w:ascii="Courier New" w:eastAsia="Times New Roman" w:hAnsi="Courier New" w:cs="Courier New"/>
-          <w:color w:val="1F2328"/>
-          <w:kern w:val="0"/>
-          <w:sz w:val="20"/>
-          <w:szCs w:val="20"/>
-          <w14:ligatures w14:val="none"/>
-        </w:rPr>
-      </w:pPr>
-      <w:r>
-        <w:rPr>
-          <w:rFonts w:ascii="Courier New" w:eastAsia="Times New Roman" w:hAnsi="Courier New" w:cs="Courier New"/>
-          <w:color w:val="1F2328"/>
-          <w:kern w:val="0"/>
-          <w:sz w:val="20"/>
-          <w:szCs w:val="20"/>
-          <w14:ligatures w14:val="none"/>
-        </w:rPr>
-        <w:t xml:space="preserve">    }</w:t>
-      </w:r>
-    </w:p>
-    <w:p>
-      <w:pPr>
-        <w:shd w:val="clear" w:color="auto" w:fill="FFFFFF"/>
-        <w:tabs>
-          <w:tab w:val="left" w:pos="916"/>
-          <w:tab w:val="left" w:pos="1832"/>
-          <w:tab w:val="left" w:pos="2748"/>
-          <w:tab w:val="left" w:pos="3664"/>
-          <w:tab w:val="left" w:pos="4580"/>
-          <w:tab w:val="left" w:pos="5496"/>
-          <w:tab w:val="left" w:pos="6412"/>
-          <w:tab w:val="left" w:pos="7328"/>
-          <w:tab w:val="left" w:pos="8244"/>
-          <w:tab w:val="left" w:pos="9160"/>
-          <w:tab w:val="left" w:pos="10076"/>
-          <w:tab w:val="left" w:pos="10992"/>
-          <w:tab w:val="left" w:pos="11908"/>
-          <w:tab w:val="left" w:pos="12824"/>
-          <w:tab w:val="left" w:pos="13740"/>
-          <w:tab w:val="left" w:pos="14656"/>
-        </w:tabs>
-        <w:spacing w:after="0" w:line="240" w:lineRule="auto"/>
-        <w:rPr>
-          <w:rFonts w:ascii="Courier New" w:eastAsia="Times New Roman" w:hAnsi="Courier New" w:cs="Courier New"/>
-          <w:color w:val="1F2328"/>
-          <w:kern w:val="0"/>
-          <w:sz w:val="20"/>
-          <w:szCs w:val="20"/>
-          <w14:ligatures w14:val="none"/>
-        </w:rPr>
-      </w:pPr>
-      <w:r>
-        <w:rPr>
-          <w:rFonts w:ascii="Courier New" w:eastAsia="Times New Roman" w:hAnsi="Courier New" w:cs="Courier New"/>
-          <w:color w:val="1F2328"/>
-          <w:kern w:val="0"/>
-          <w:sz w:val="20"/>
-          <w:szCs w:val="20"/>
-          <w14:ligatures w14:val="none"/>
-        </w:rPr>
-        <w:t xml:space="preserve">    </w:t>
-      </w:r>
-    </w:p>
-    <w:p>
-      <w:pPr>
-        <w:shd w:val="clear" w:color="auto" w:fill="FFFFFF"/>
-        <w:tabs>
-          <w:tab w:val="left" w:pos="916"/>
-          <w:tab w:val="left" w:pos="1832"/>
-          <w:tab w:val="left" w:pos="2748"/>
-          <w:tab w:val="left" w:pos="3664"/>
-          <w:tab w:val="left" w:pos="4580"/>
-          <w:tab w:val="left" w:pos="5496"/>
-          <w:tab w:val="left" w:pos="6412"/>
-          <w:tab w:val="left" w:pos="7328"/>
-          <w:tab w:val="left" w:pos="8244"/>
-          <w:tab w:val="left" w:pos="9160"/>
-          <w:tab w:val="left" w:pos="10076"/>
-          <w:tab w:val="left" w:pos="10992"/>
-          <w:tab w:val="left" w:pos="11908"/>
-          <w:tab w:val="left" w:pos="12824"/>
-          <w:tab w:val="left" w:pos="13740"/>
-          <w:tab w:val="left" w:pos="14656"/>
-        </w:tabs>
-        <w:spacing w:after="0" w:line="240" w:lineRule="auto"/>
-        <w:rPr>
-          <w:rFonts w:ascii="Courier New" w:eastAsia="Times New Roman" w:hAnsi="Courier New" w:cs="Courier New"/>
-          <w:color w:val="1F2328"/>
-          <w:kern w:val="0"/>
-          <w:sz w:val="20"/>
-          <w:szCs w:val="20"/>
-          <w14:ligatures w14:val="none"/>
-        </w:rPr>
-      </w:pPr>
-      <w:r>
-        <w:rPr>
-          <w:rFonts w:ascii="Courier New" w:eastAsia="Times New Roman" w:hAnsi="Courier New" w:cs="Courier New"/>
-          <w:color w:val="1F2328"/>
-          <w:kern w:val="0"/>
-          <w:sz w:val="20"/>
-          <w:szCs w:val="20"/>
-          <w14:ligatures w14:val="none"/>
-        </w:rPr>
-        <w:t xml:space="preserve">    // Get IP address (implement this)</w:t>
-      </w:r>
-    </w:p>
-    <w:p>
-      <w:pPr>
-        <w:shd w:val="clear" w:color="auto" w:fill="FFFFFF"/>
-        <w:tabs>
-          <w:tab w:val="left" w:pos="916"/>
-          <w:tab w:val="left" w:pos="1832"/>
-          <w:tab w:val="left" w:pos="2748"/>
-          <w:tab w:val="left" w:pos="3664"/>
-          <w:tab w:val="left" w:pos="4580"/>
-          <w:tab w:val="left" w:pos="5496"/>
-          <w:tab w:val="left" w:pos="6412"/>
-          <w:tab w:val="left" w:pos="7328"/>
-          <w:tab w:val="left" w:pos="8244"/>
-          <w:tab w:val="left" w:pos="9160"/>
-          <w:tab w:val="left" w:pos="10076"/>
-          <w:tab w:val="left" w:pos="10992"/>
-          <w:tab w:val="left" w:pos="11908"/>
-          <w:tab w:val="left" w:pos="12824"/>
-          <w:tab w:val="left" w:pos="13740"/>
-          <w:tab w:val="left" w:pos="14656"/>
-        </w:tabs>
-        <w:spacing w:after="0" w:line="240" w:lineRule="auto"/>
-        <w:rPr>
-          <w:rFonts w:ascii="Courier New" w:eastAsia="Times New Roman" w:hAnsi="Courier New" w:cs="Courier New"/>
-          <w:color w:val="1F2328"/>
-          <w:kern w:val="0"/>
-          <w:sz w:val="20"/>
-          <w:szCs w:val="20"/>
-          <w14:ligatures w14:val="none"/>
-        </w:rPr>
-      </w:pPr>
-      <w:r>
-        <w:rPr>
-          <w:rFonts w:ascii="Courier New" w:eastAsia="Times New Roman" w:hAnsi="Courier New" w:cs="Courier New"/>
-          <w:color w:val="1F2328"/>
-          <w:kern w:val="0"/>
-          <w:sz w:val="20"/>
-          <w:szCs w:val="20"/>
-          <w14:ligatures w14:val="none"/>
-        </w:rPr>
-        <w:t xml:space="preserve">    </w:t>
-      </w:r>
-    </w:p>
-    <w:p>
-      <w:pPr>
-        <w:shd w:val="clear" w:color="auto" w:fill="FFFFFF"/>
-        <w:tabs>
-          <w:tab w:val="left" w:pos="916"/>
-          <w:tab w:val="left" w:pos="1832"/>
-          <w:tab w:val="left" w:pos="2748"/>
-          <w:tab w:val="left" w:pos="3664"/>
-          <w:tab w:val="left" w:pos="4580"/>
-          <w:tab w:val="left" w:pos="5496"/>
-          <w:tab w:val="left" w:pos="6412"/>
-          <w:tab w:val="left" w:pos="7328"/>
-          <w:tab w:val="left" w:pos="8244"/>
-          <w:tab w:val="left" w:pos="9160"/>
-          <w:tab w:val="left" w:pos="10076"/>
-          <w:tab w:val="left" w:pos="10992"/>
-          <w:tab w:val="left" w:pos="11908"/>
-          <w:tab w:val="left" w:pos="12824"/>
-          <w:tab w:val="left" w:pos="13740"/>
-          <w:tab w:val="left" w:pos="14656"/>
-        </w:tabs>
-        <w:spacing w:after="0" w:line="240" w:lineRule="auto"/>
-        <w:rPr>
-          <w:rFonts w:ascii="Courier New" w:eastAsia="Times New Roman" w:hAnsi="Courier New" w:cs="Courier New"/>
-          <w:color w:val="1F2328"/>
-          <w:kern w:val="0"/>
-          <w:sz w:val="20"/>
-          <w:szCs w:val="20"/>
-          <w14:ligatures w14:val="none"/>
-        </w:rPr>
-      </w:pPr>
-      <w:r>
-        <w:rPr>
-          <w:rFonts w:ascii="Courier New" w:eastAsia="Times New Roman" w:hAnsi="Courier New" w:cs="Courier New"/>
-          <w:color w:val="1F2328"/>
-          <w:kern w:val="0"/>
-          <w:sz w:val="20"/>
-          <w:szCs w:val="20"/>
-          <w14:ligatures w14:val="none"/>
-        </w:rPr>
-        <w:t xml:space="preserve">    return </w:t>
-      </w:r>
-      <w:proofErr w:type="spellStart"/>
-      <w:proofErr w:type="gramStart"/>
-      <w:r>
-        <w:rPr>
-          <w:rFonts w:ascii="Courier New" w:eastAsia="Times New Roman" w:hAnsi="Courier New" w:cs="Courier New"/>
-          <w:color w:val="1F2328"/>
-          <w:kern w:val="0"/>
-          <w:sz w:val="20"/>
-          <w:szCs w:val="20"/>
-          <w14:ligatures w14:val="none"/>
-        </w:rPr>
-        <w:t>SystemInfo</w:t>
-      </w:r>
-      <w:proofErr w:type="spellEnd"/>
-      <w:r>
-        <w:rPr>
-          <w:rFonts w:ascii="Courier New" w:eastAsia="Times New Roman" w:hAnsi="Courier New" w:cs="Courier New"/>
-          <w:color w:val="1F2328"/>
-          <w:kern w:val="0"/>
-          <w:sz w:val="20"/>
-          <w:szCs w:val="20"/>
-          <w14:ligatures w14:val="none"/>
-        </w:rPr>
-        <w:t>{</w:t>
-      </w:r>
-      <w:proofErr w:type="gramEnd"/>
     </w:p>
     <w:p>
       <w:pPr>
@@ -4995,7 +4663,6 @@
         <w:t xml:space="preserve"> </w:t>
       </w:r>
       <w:proofErr w:type="spellStart"/>
-      <w:proofErr w:type="gramStart"/>
       <w:r>
         <w:rPr>
           <w:rFonts w:ascii="Courier New" w:eastAsia="Times New Roman" w:hAnsi="Courier New" w:cs="Courier New"/>
@@ -5017,19 +4684,7 @@
           <w:szCs w:val="20"/>
           <w14:ligatures w14:val="none"/>
         </w:rPr>
-        <w:t>(</w:t>
-      </w:r>
-      <w:proofErr w:type="gramEnd"/>
-      <w:r>
-        <w:rPr>
-          <w:rFonts w:ascii="Courier New" w:eastAsia="Times New Roman" w:hAnsi="Courier New" w:cs="Courier New"/>
-          <w:color w:val="1F2328"/>
-          <w:kern w:val="0"/>
-          <w:sz w:val="20"/>
-          <w:szCs w:val="20"/>
-          <w14:ligatures w14:val="none"/>
-        </w:rPr>
-        <w:t>t *</w:t>
+        <w:t>(t *</w:t>
       </w:r>
       <w:proofErr w:type="spellStart"/>
       <w:r>
@@ -5099,7 +4754,6 @@
         <w:t xml:space="preserve">    </w:t>
       </w:r>
       <w:proofErr w:type="spellStart"/>
-      <w:proofErr w:type="gramStart"/>
       <w:r>
         <w:rPr>
           <w:rFonts w:ascii="Courier New" w:eastAsia="Times New Roman" w:hAnsi="Courier New" w:cs="Courier New"/>
@@ -5121,19 +4775,7 @@
           <w:szCs w:val="20"/>
           <w14:ligatures w14:val="none"/>
         </w:rPr>
-        <w:t xml:space="preserve"> :</w:t>
-      </w:r>
-      <w:proofErr w:type="gramEnd"/>
-      <w:r>
-        <w:rPr>
-          <w:rFonts w:ascii="Courier New" w:eastAsia="Times New Roman" w:hAnsi="Courier New" w:cs="Courier New"/>
-          <w:color w:val="1F2328"/>
-          <w:kern w:val="0"/>
-          <w:sz w:val="20"/>
-          <w:szCs w:val="20"/>
-          <w14:ligatures w14:val="none"/>
-        </w:rPr>
-        <w:t xml:space="preserve">= </w:t>
+        <w:t xml:space="preserve"> := </w:t>
       </w:r>
       <w:proofErr w:type="spellStart"/>
       <w:r>
@@ -5200,31 +4842,7 @@
           <w:szCs w:val="20"/>
           <w14:ligatures w14:val="none"/>
         </w:rPr>
-        <w:t xml:space="preserve">    info, </w:t>
-      </w:r>
-      <w:proofErr w:type="gramStart"/>
-      <w:r>
-        <w:rPr>
-          <w:rFonts w:ascii="Courier New" w:eastAsia="Times New Roman" w:hAnsi="Courier New" w:cs="Courier New"/>
-          <w:color w:val="1F2328"/>
-          <w:kern w:val="0"/>
-          <w:sz w:val="20"/>
-          <w:szCs w:val="20"/>
-          <w14:ligatures w14:val="none"/>
-        </w:rPr>
-        <w:t>err :</w:t>
-      </w:r>
-      <w:proofErr w:type="gramEnd"/>
-      <w:r>
-        <w:rPr>
-          <w:rFonts w:ascii="Courier New" w:eastAsia="Times New Roman" w:hAnsi="Courier New" w:cs="Courier New"/>
-          <w:color w:val="1F2328"/>
-          <w:kern w:val="0"/>
-          <w:sz w:val="20"/>
-          <w:szCs w:val="20"/>
-          <w14:ligatures w14:val="none"/>
-        </w:rPr>
-        <w:t xml:space="preserve">= </w:t>
+        <w:t xml:space="preserve">    info, err := </w:t>
       </w:r>
       <w:proofErr w:type="spellStart"/>
       <w:r>
@@ -5334,31 +4952,227 @@
           <w:szCs w:val="20"/>
           <w14:ligatures w14:val="none"/>
         </w:rPr>
+        <w:t xml:space="preserve">    if err != nil {</w:t>
+      </w:r>
+    </w:p>
+    <w:p>
+      <w:pPr>
+        <w:shd w:val="clear" w:color="auto" w:fill="FFFFFF"/>
+        <w:tabs>
+          <w:tab w:val="left" w:pos="916"/>
+          <w:tab w:val="left" w:pos="1832"/>
+          <w:tab w:val="left" w:pos="2748"/>
+          <w:tab w:val="left" w:pos="3664"/>
+          <w:tab w:val="left" w:pos="4580"/>
+          <w:tab w:val="left" w:pos="5496"/>
+          <w:tab w:val="left" w:pos="6412"/>
+          <w:tab w:val="left" w:pos="7328"/>
+          <w:tab w:val="left" w:pos="8244"/>
+          <w:tab w:val="left" w:pos="9160"/>
+          <w:tab w:val="left" w:pos="10076"/>
+          <w:tab w:val="left" w:pos="10992"/>
+          <w:tab w:val="left" w:pos="11908"/>
+          <w:tab w:val="left" w:pos="12824"/>
+          <w:tab w:val="left" w:pos="13740"/>
+          <w:tab w:val="left" w:pos="14656"/>
+        </w:tabs>
+        <w:spacing w:after="0" w:line="240" w:lineRule="auto"/>
+        <w:rPr>
+          <w:rFonts w:ascii="Courier New" w:eastAsia="Times New Roman" w:hAnsi="Courier New" w:cs="Courier New"/>
+          <w:color w:val="1F2328"/>
+          <w:kern w:val="0"/>
+          <w:sz w:val="20"/>
+          <w:szCs w:val="20"/>
+          <w14:ligatures w14:val="none"/>
+        </w:rPr>
+      </w:pPr>
+      <w:r>
+        <w:rPr>
+          <w:rFonts w:ascii="Courier New" w:eastAsia="Times New Roman" w:hAnsi="Courier New" w:cs="Courier New"/>
+          <w:color w:val="1F2328"/>
+          <w:kern w:val="0"/>
+          <w:sz w:val="20"/>
+          <w:szCs w:val="20"/>
+          <w14:ligatures w14:val="none"/>
+        </w:rPr>
+        <w:t xml:space="preserve">        </w:t>
+      </w:r>
+      <w:proofErr w:type="spellStart"/>
+      <w:r>
+        <w:rPr>
+          <w:rFonts w:ascii="Courier New" w:eastAsia="Times New Roman" w:hAnsi="Courier New" w:cs="Courier New"/>
+          <w:color w:val="1F2328"/>
+          <w:kern w:val="0"/>
+          <w:sz w:val="20"/>
+          <w:szCs w:val="20"/>
+          <w14:ligatures w14:val="none"/>
+        </w:rPr>
+        <w:t>t.Fatalf</w:t>
+      </w:r>
+      <w:proofErr w:type="spellEnd"/>
+      <w:r>
+        <w:rPr>
+          <w:rFonts w:ascii="Courier New" w:eastAsia="Times New Roman" w:hAnsi="Courier New" w:cs="Courier New"/>
+          <w:color w:val="1F2328"/>
+          <w:kern w:val="0"/>
+          <w:sz w:val="20"/>
+          <w:szCs w:val="20"/>
+          <w14:ligatures w14:val="none"/>
+        </w:rPr>
+        <w:t>("Expected no error, got %v", err)</w:t>
+      </w:r>
+    </w:p>
+    <w:p>
+      <w:pPr>
+        <w:shd w:val="clear" w:color="auto" w:fill="FFFFFF"/>
+        <w:tabs>
+          <w:tab w:val="left" w:pos="916"/>
+          <w:tab w:val="left" w:pos="1832"/>
+          <w:tab w:val="left" w:pos="2748"/>
+          <w:tab w:val="left" w:pos="3664"/>
+          <w:tab w:val="left" w:pos="4580"/>
+          <w:tab w:val="left" w:pos="5496"/>
+          <w:tab w:val="left" w:pos="6412"/>
+          <w:tab w:val="left" w:pos="7328"/>
+          <w:tab w:val="left" w:pos="8244"/>
+          <w:tab w:val="left" w:pos="9160"/>
+          <w:tab w:val="left" w:pos="10076"/>
+          <w:tab w:val="left" w:pos="10992"/>
+          <w:tab w:val="left" w:pos="11908"/>
+          <w:tab w:val="left" w:pos="12824"/>
+          <w:tab w:val="left" w:pos="13740"/>
+          <w:tab w:val="left" w:pos="14656"/>
+        </w:tabs>
+        <w:spacing w:after="0" w:line="240" w:lineRule="auto"/>
+        <w:rPr>
+          <w:rFonts w:ascii="Courier New" w:eastAsia="Times New Roman" w:hAnsi="Courier New" w:cs="Courier New"/>
+          <w:color w:val="1F2328"/>
+          <w:kern w:val="0"/>
+          <w:sz w:val="20"/>
+          <w:szCs w:val="20"/>
+          <w14:ligatures w14:val="none"/>
+        </w:rPr>
+      </w:pPr>
+      <w:r>
+        <w:rPr>
+          <w:rFonts w:ascii="Courier New" w:eastAsia="Times New Roman" w:hAnsi="Courier New" w:cs="Courier New"/>
+          <w:color w:val="1F2328"/>
+          <w:kern w:val="0"/>
+          <w:sz w:val="20"/>
+          <w:szCs w:val="20"/>
+          <w14:ligatures w14:val="none"/>
+        </w:rPr>
+        <w:t xml:space="preserve">    }</w:t>
+      </w:r>
+    </w:p>
+    <w:p>
+      <w:pPr>
+        <w:shd w:val="clear" w:color="auto" w:fill="FFFFFF"/>
+        <w:tabs>
+          <w:tab w:val="left" w:pos="916"/>
+          <w:tab w:val="left" w:pos="1832"/>
+          <w:tab w:val="left" w:pos="2748"/>
+          <w:tab w:val="left" w:pos="3664"/>
+          <w:tab w:val="left" w:pos="4580"/>
+          <w:tab w:val="left" w:pos="5496"/>
+          <w:tab w:val="left" w:pos="6412"/>
+          <w:tab w:val="left" w:pos="7328"/>
+          <w:tab w:val="left" w:pos="8244"/>
+          <w:tab w:val="left" w:pos="9160"/>
+          <w:tab w:val="left" w:pos="10076"/>
+          <w:tab w:val="left" w:pos="10992"/>
+          <w:tab w:val="left" w:pos="11908"/>
+          <w:tab w:val="left" w:pos="12824"/>
+          <w:tab w:val="left" w:pos="13740"/>
+          <w:tab w:val="left" w:pos="14656"/>
+        </w:tabs>
+        <w:spacing w:after="0" w:line="240" w:lineRule="auto"/>
+        <w:rPr>
+          <w:rFonts w:ascii="Courier New" w:eastAsia="Times New Roman" w:hAnsi="Courier New" w:cs="Courier New"/>
+          <w:color w:val="1F2328"/>
+          <w:kern w:val="0"/>
+          <w:sz w:val="20"/>
+          <w:szCs w:val="20"/>
+          <w14:ligatures w14:val="none"/>
+        </w:rPr>
+      </w:pPr>
+      <w:r>
+        <w:rPr>
+          <w:rFonts w:ascii="Courier New" w:eastAsia="Times New Roman" w:hAnsi="Courier New" w:cs="Courier New"/>
+          <w:color w:val="1F2328"/>
+          <w:kern w:val="0"/>
+          <w:sz w:val="20"/>
+          <w:szCs w:val="20"/>
+          <w14:ligatures w14:val="none"/>
+        </w:rPr>
+        <w:t xml:space="preserve">    </w:t>
+      </w:r>
+    </w:p>
+    <w:p>
+      <w:pPr>
+        <w:shd w:val="clear" w:color="auto" w:fill="FFFFFF"/>
+        <w:tabs>
+          <w:tab w:val="left" w:pos="916"/>
+          <w:tab w:val="left" w:pos="1832"/>
+          <w:tab w:val="left" w:pos="2748"/>
+          <w:tab w:val="left" w:pos="3664"/>
+          <w:tab w:val="left" w:pos="4580"/>
+          <w:tab w:val="left" w:pos="5496"/>
+          <w:tab w:val="left" w:pos="6412"/>
+          <w:tab w:val="left" w:pos="7328"/>
+          <w:tab w:val="left" w:pos="8244"/>
+          <w:tab w:val="left" w:pos="9160"/>
+          <w:tab w:val="left" w:pos="10076"/>
+          <w:tab w:val="left" w:pos="10992"/>
+          <w:tab w:val="left" w:pos="11908"/>
+          <w:tab w:val="left" w:pos="12824"/>
+          <w:tab w:val="left" w:pos="13740"/>
+          <w:tab w:val="left" w:pos="14656"/>
+        </w:tabs>
+        <w:spacing w:after="0" w:line="240" w:lineRule="auto"/>
+        <w:rPr>
+          <w:rFonts w:ascii="Courier New" w:eastAsia="Times New Roman" w:hAnsi="Courier New" w:cs="Courier New"/>
+          <w:color w:val="1F2328"/>
+          <w:kern w:val="0"/>
+          <w:sz w:val="20"/>
+          <w:szCs w:val="20"/>
+          <w14:ligatures w14:val="none"/>
+        </w:rPr>
+      </w:pPr>
+      <w:r>
+        <w:rPr>
+          <w:rFonts w:ascii="Courier New" w:eastAsia="Times New Roman" w:hAnsi="Courier New" w:cs="Courier New"/>
+          <w:color w:val="1F2328"/>
+          <w:kern w:val="0"/>
+          <w:sz w:val="20"/>
+          <w:szCs w:val="20"/>
+          <w14:ligatures w14:val="none"/>
+        </w:rPr>
         <w:t xml:space="preserve">    if </w:t>
       </w:r>
-      <w:proofErr w:type="gramStart"/>
-      <w:r>
-        <w:rPr>
-          <w:rFonts w:ascii="Courier New" w:eastAsia="Times New Roman" w:hAnsi="Courier New" w:cs="Courier New"/>
-          <w:color w:val="1F2328"/>
-          <w:kern w:val="0"/>
-          <w:sz w:val="20"/>
-          <w:szCs w:val="20"/>
-          <w14:ligatures w14:val="none"/>
-        </w:rPr>
-        <w:t>err !</w:t>
-      </w:r>
-      <w:proofErr w:type="gramEnd"/>
-      <w:r>
-        <w:rPr>
-          <w:rFonts w:ascii="Courier New" w:eastAsia="Times New Roman" w:hAnsi="Courier New" w:cs="Courier New"/>
-          <w:color w:val="1F2328"/>
-          <w:kern w:val="0"/>
-          <w:sz w:val="20"/>
-          <w:szCs w:val="20"/>
-          <w14:ligatures w14:val="none"/>
-        </w:rPr>
-        <w:t>= nil {</w:t>
+      <w:proofErr w:type="spellStart"/>
+      <w:r>
+        <w:rPr>
+          <w:rFonts w:ascii="Courier New" w:eastAsia="Times New Roman" w:hAnsi="Courier New" w:cs="Courier New"/>
+          <w:color w:val="1F2328"/>
+          <w:kern w:val="0"/>
+          <w:sz w:val="20"/>
+          <w:szCs w:val="20"/>
+          <w14:ligatures w14:val="none"/>
+        </w:rPr>
+        <w:t>info.Hostname</w:t>
+      </w:r>
+      <w:proofErr w:type="spellEnd"/>
+      <w:r>
+        <w:rPr>
+          <w:rFonts w:ascii="Courier New" w:eastAsia="Times New Roman" w:hAnsi="Courier New" w:cs="Courier New"/>
+          <w:color w:val="1F2328"/>
+          <w:kern w:val="0"/>
+          <w:sz w:val="20"/>
+          <w:szCs w:val="20"/>
+          <w14:ligatures w14:val="none"/>
+        </w:rPr>
+        <w:t xml:space="preserve"> == "" {</w:t>
       </w:r>
     </w:p>
     <w:p>
@@ -5404,30 +5218,28 @@
         <w:t xml:space="preserve">        </w:t>
       </w:r>
       <w:proofErr w:type="spellStart"/>
-      <w:proofErr w:type="gramStart"/>
-      <w:r>
-        <w:rPr>
-          <w:rFonts w:ascii="Courier New" w:eastAsia="Times New Roman" w:hAnsi="Courier New" w:cs="Courier New"/>
-          <w:color w:val="1F2328"/>
-          <w:kern w:val="0"/>
-          <w:sz w:val="20"/>
-          <w:szCs w:val="20"/>
-          <w14:ligatures w14:val="none"/>
-        </w:rPr>
-        <w:t>t.Fatalf</w:t>
+      <w:r>
+        <w:rPr>
+          <w:rFonts w:ascii="Courier New" w:eastAsia="Times New Roman" w:hAnsi="Courier New" w:cs="Courier New"/>
+          <w:color w:val="1F2328"/>
+          <w:kern w:val="0"/>
+          <w:sz w:val="20"/>
+          <w:szCs w:val="20"/>
+          <w14:ligatures w14:val="none"/>
+        </w:rPr>
+        <w:t>t.Error</w:t>
       </w:r>
       <w:proofErr w:type="spellEnd"/>
-      <w:proofErr w:type="gramEnd"/>
-      <w:r>
-        <w:rPr>
-          <w:rFonts w:ascii="Courier New" w:eastAsia="Times New Roman" w:hAnsi="Courier New" w:cs="Courier New"/>
-          <w:color w:val="1F2328"/>
-          <w:kern w:val="0"/>
-          <w:sz w:val="20"/>
-          <w:szCs w:val="20"/>
-          <w14:ligatures w14:val="none"/>
-        </w:rPr>
-        <w:t>("Expected no error, got %v", err)</w:t>
+      <w:r>
+        <w:rPr>
+          <w:rFonts w:ascii="Courier New" w:eastAsia="Times New Roman" w:hAnsi="Courier New" w:cs="Courier New"/>
+          <w:color w:val="1F2328"/>
+          <w:kern w:val="0"/>
+          <w:sz w:val="20"/>
+          <w:szCs w:val="20"/>
+          <w14:ligatures w14:val="none"/>
+        </w:rPr>
+        <w:t>("Expected hostname to be non-empty")</w:t>
       </w:r>
     </w:p>
     <w:p>
@@ -5559,20 +5371,18 @@
         <w:t xml:space="preserve">    if </w:t>
       </w:r>
       <w:proofErr w:type="spellStart"/>
-      <w:proofErr w:type="gramStart"/>
-      <w:r>
-        <w:rPr>
-          <w:rFonts w:ascii="Courier New" w:eastAsia="Times New Roman" w:hAnsi="Courier New" w:cs="Courier New"/>
-          <w:color w:val="1F2328"/>
-          <w:kern w:val="0"/>
-          <w:sz w:val="20"/>
-          <w:szCs w:val="20"/>
-          <w14:ligatures w14:val="none"/>
-        </w:rPr>
-        <w:t>info.Hostname</w:t>
+      <w:r>
+        <w:rPr>
+          <w:rFonts w:ascii="Courier New" w:eastAsia="Times New Roman" w:hAnsi="Courier New" w:cs="Courier New"/>
+          <w:color w:val="1F2328"/>
+          <w:kern w:val="0"/>
+          <w:sz w:val="20"/>
+          <w:szCs w:val="20"/>
+          <w14:ligatures w14:val="none"/>
+        </w:rPr>
+        <w:t>info.IPAddress</w:t>
       </w:r>
       <w:proofErr w:type="spellEnd"/>
-      <w:proofErr w:type="gramEnd"/>
       <w:r>
         <w:rPr>
           <w:rFonts w:ascii="Courier New" w:eastAsia="Times New Roman" w:hAnsi="Courier New" w:cs="Courier New"/>
@@ -5628,7 +5438,6 @@
         <w:t xml:space="preserve">        </w:t>
       </w:r>
       <w:proofErr w:type="spellStart"/>
-      <w:proofErr w:type="gramStart"/>
       <w:r>
         <w:rPr>
           <w:rFonts w:ascii="Courier New" w:eastAsia="Times New Roman" w:hAnsi="Courier New" w:cs="Courier New"/>
@@ -5641,17 +5450,16 @@
         <w:t>t.Error</w:t>
       </w:r>
       <w:proofErr w:type="spellEnd"/>
-      <w:proofErr w:type="gramEnd"/>
-      <w:r>
-        <w:rPr>
-          <w:rFonts w:ascii="Courier New" w:eastAsia="Times New Roman" w:hAnsi="Courier New" w:cs="Courier New"/>
-          <w:color w:val="1F2328"/>
-          <w:kern w:val="0"/>
-          <w:sz w:val="20"/>
-          <w:szCs w:val="20"/>
-          <w14:ligatures w14:val="none"/>
-        </w:rPr>
-        <w:t>("Expected hostname to be non-empty")</w:t>
+      <w:r>
+        <w:rPr>
+          <w:rFonts w:ascii="Courier New" w:eastAsia="Times New Roman" w:hAnsi="Courier New" w:cs="Courier New"/>
+          <w:color w:val="1F2328"/>
+          <w:kern w:val="0"/>
+          <w:sz w:val="20"/>
+          <w:szCs w:val="20"/>
+          <w14:ligatures w14:val="none"/>
+        </w:rPr>
+        <w:t>("Expected IP address to be non-empty")</w:t>
       </w:r>
     </w:p>
     <w:p>
@@ -5737,982 +5545,7 @@
           <w:szCs w:val="20"/>
           <w14:ligatures w14:val="none"/>
         </w:rPr>
-        <w:t xml:space="preserve">    </w:t>
-      </w:r>
-    </w:p>
-    <w:p>
-      <w:pPr>
-        <w:shd w:val="clear" w:color="auto" w:fill="FFFFFF"/>
-        <w:tabs>
-          <w:tab w:val="left" w:pos="916"/>
-          <w:tab w:val="left" w:pos="1832"/>
-          <w:tab w:val="left" w:pos="2748"/>
-          <w:tab w:val="left" w:pos="3664"/>
-          <w:tab w:val="left" w:pos="4580"/>
-          <w:tab w:val="left" w:pos="5496"/>
-          <w:tab w:val="left" w:pos="6412"/>
-          <w:tab w:val="left" w:pos="7328"/>
-          <w:tab w:val="left" w:pos="8244"/>
-          <w:tab w:val="left" w:pos="9160"/>
-          <w:tab w:val="left" w:pos="10076"/>
-          <w:tab w:val="left" w:pos="10992"/>
-          <w:tab w:val="left" w:pos="11908"/>
-          <w:tab w:val="left" w:pos="12824"/>
-          <w:tab w:val="left" w:pos="13740"/>
-          <w:tab w:val="left" w:pos="14656"/>
-        </w:tabs>
-        <w:spacing w:after="0" w:line="240" w:lineRule="auto"/>
-        <w:rPr>
-          <w:rFonts w:ascii="Courier New" w:eastAsia="Times New Roman" w:hAnsi="Courier New" w:cs="Courier New"/>
-          <w:color w:val="1F2328"/>
-          <w:kern w:val="0"/>
-          <w:sz w:val="20"/>
-          <w:szCs w:val="20"/>
-          <w14:ligatures w14:val="none"/>
-        </w:rPr>
-      </w:pPr>
-      <w:r>
-        <w:rPr>
-          <w:rFonts w:ascii="Courier New" w:eastAsia="Times New Roman" w:hAnsi="Courier New" w:cs="Courier New"/>
-          <w:color w:val="1F2328"/>
-          <w:kern w:val="0"/>
-          <w:sz w:val="20"/>
-          <w:szCs w:val="20"/>
-          <w14:ligatures w14:val="none"/>
-        </w:rPr>
-        <w:t xml:space="preserve">    if </w:t>
-      </w:r>
-      <w:proofErr w:type="spellStart"/>
-      <w:proofErr w:type="gramStart"/>
-      <w:r>
-        <w:rPr>
-          <w:rFonts w:ascii="Courier New" w:eastAsia="Times New Roman" w:hAnsi="Courier New" w:cs="Courier New"/>
-          <w:color w:val="1F2328"/>
-          <w:kern w:val="0"/>
-          <w:sz w:val="20"/>
-          <w:szCs w:val="20"/>
-          <w14:ligatures w14:val="none"/>
-        </w:rPr>
-        <w:t>info.IPAddress</w:t>
-      </w:r>
-      <w:proofErr w:type="spellEnd"/>
-      <w:proofErr w:type="gramEnd"/>
-      <w:r>
-        <w:rPr>
-          <w:rFonts w:ascii="Courier New" w:eastAsia="Times New Roman" w:hAnsi="Courier New" w:cs="Courier New"/>
-          <w:color w:val="1F2328"/>
-          <w:kern w:val="0"/>
-          <w:sz w:val="20"/>
-          <w:szCs w:val="20"/>
-          <w14:ligatures w14:val="none"/>
-        </w:rPr>
-        <w:t xml:space="preserve"> == "" {</w:t>
-      </w:r>
-    </w:p>
-    <w:p>
-      <w:pPr>
-        <w:shd w:val="clear" w:color="auto" w:fill="FFFFFF"/>
-        <w:tabs>
-          <w:tab w:val="left" w:pos="916"/>
-          <w:tab w:val="left" w:pos="1832"/>
-          <w:tab w:val="left" w:pos="2748"/>
-          <w:tab w:val="left" w:pos="3664"/>
-          <w:tab w:val="left" w:pos="4580"/>
-          <w:tab w:val="left" w:pos="5496"/>
-          <w:tab w:val="left" w:pos="6412"/>
-          <w:tab w:val="left" w:pos="7328"/>
-          <w:tab w:val="left" w:pos="8244"/>
-          <w:tab w:val="left" w:pos="9160"/>
-          <w:tab w:val="left" w:pos="10076"/>
-          <w:tab w:val="left" w:pos="10992"/>
-          <w:tab w:val="left" w:pos="11908"/>
-          <w:tab w:val="left" w:pos="12824"/>
-          <w:tab w:val="left" w:pos="13740"/>
-          <w:tab w:val="left" w:pos="14656"/>
-        </w:tabs>
-        <w:spacing w:after="0" w:line="240" w:lineRule="auto"/>
-        <w:rPr>
-          <w:rFonts w:ascii="Courier New" w:eastAsia="Times New Roman" w:hAnsi="Courier New" w:cs="Courier New"/>
-          <w:color w:val="1F2328"/>
-          <w:kern w:val="0"/>
-          <w:sz w:val="20"/>
-          <w:szCs w:val="20"/>
-          <w14:ligatures w14:val="none"/>
-        </w:rPr>
-      </w:pPr>
-      <w:r>
-        <w:rPr>
-          <w:rFonts w:ascii="Courier New" w:eastAsia="Times New Roman" w:hAnsi="Courier New" w:cs="Courier New"/>
-          <w:color w:val="1F2328"/>
-          <w:kern w:val="0"/>
-          <w:sz w:val="20"/>
-          <w:szCs w:val="20"/>
-          <w14:ligatures w14:val="none"/>
-        </w:rPr>
-        <w:t xml:space="preserve">        </w:t>
-      </w:r>
-      <w:proofErr w:type="spellStart"/>
-      <w:proofErr w:type="gramStart"/>
-      <w:r>
-        <w:rPr>
-          <w:rFonts w:ascii="Courier New" w:eastAsia="Times New Roman" w:hAnsi="Courier New" w:cs="Courier New"/>
-          <w:color w:val="1F2328"/>
-          <w:kern w:val="0"/>
-          <w:sz w:val="20"/>
-          <w:szCs w:val="20"/>
-          <w14:ligatures w14:val="none"/>
-        </w:rPr>
-        <w:t>t.Error</w:t>
-      </w:r>
-      <w:proofErr w:type="spellEnd"/>
-      <w:proofErr w:type="gramEnd"/>
-      <w:r>
-        <w:rPr>
-          <w:rFonts w:ascii="Courier New" w:eastAsia="Times New Roman" w:hAnsi="Courier New" w:cs="Courier New"/>
-          <w:color w:val="1F2328"/>
-          <w:kern w:val="0"/>
-          <w:sz w:val="20"/>
-          <w:szCs w:val="20"/>
-          <w14:ligatures w14:val="none"/>
-        </w:rPr>
-        <w:t>("Expected IP address to be non-empty")</w:t>
-      </w:r>
-    </w:p>
-    <w:p>
-      <w:pPr>
-        <w:shd w:val="clear" w:color="auto" w:fill="FFFFFF"/>
-        <w:tabs>
-          <w:tab w:val="left" w:pos="916"/>
-          <w:tab w:val="left" w:pos="1832"/>
-          <w:tab w:val="left" w:pos="2748"/>
-          <w:tab w:val="left" w:pos="3664"/>
-          <w:tab w:val="left" w:pos="4580"/>
-          <w:tab w:val="left" w:pos="5496"/>
-          <w:tab w:val="left" w:pos="6412"/>
-          <w:tab w:val="left" w:pos="7328"/>
-          <w:tab w:val="left" w:pos="8244"/>
-          <w:tab w:val="left" w:pos="9160"/>
-          <w:tab w:val="left" w:pos="10076"/>
-          <w:tab w:val="left" w:pos="10992"/>
-          <w:tab w:val="left" w:pos="11908"/>
-          <w:tab w:val="left" w:pos="12824"/>
-          <w:tab w:val="left" w:pos="13740"/>
-          <w:tab w:val="left" w:pos="14656"/>
-        </w:tabs>
-        <w:spacing w:after="0" w:line="240" w:lineRule="auto"/>
-        <w:rPr>
-          <w:rFonts w:ascii="Courier New" w:eastAsia="Times New Roman" w:hAnsi="Courier New" w:cs="Courier New"/>
-          <w:color w:val="1F2328"/>
-          <w:kern w:val="0"/>
-          <w:sz w:val="20"/>
-          <w:szCs w:val="20"/>
-          <w14:ligatures w14:val="none"/>
-        </w:rPr>
-      </w:pPr>
-      <w:r>
-        <w:rPr>
-          <w:rFonts w:ascii="Courier New" w:eastAsia="Times New Roman" w:hAnsi="Courier New" w:cs="Courier New"/>
-          <w:color w:val="1F2328"/>
-          <w:kern w:val="0"/>
-          <w:sz w:val="20"/>
-          <w:szCs w:val="20"/>
-          <w14:ligatures w14:val="none"/>
-        </w:rPr>
-        <w:t xml:space="preserve">    }</w:t>
-      </w:r>
-    </w:p>
-    <w:p>
-      <w:pPr>
-        <w:shd w:val="clear" w:color="auto" w:fill="FFFFFF"/>
-        <w:tabs>
-          <w:tab w:val="left" w:pos="916"/>
-          <w:tab w:val="left" w:pos="1832"/>
-          <w:tab w:val="left" w:pos="2748"/>
-          <w:tab w:val="left" w:pos="3664"/>
-          <w:tab w:val="left" w:pos="4580"/>
-          <w:tab w:val="left" w:pos="5496"/>
-          <w:tab w:val="left" w:pos="6412"/>
-          <w:tab w:val="left" w:pos="7328"/>
-          <w:tab w:val="left" w:pos="8244"/>
-          <w:tab w:val="left" w:pos="9160"/>
-          <w:tab w:val="left" w:pos="10076"/>
-          <w:tab w:val="left" w:pos="10992"/>
-          <w:tab w:val="left" w:pos="11908"/>
-          <w:tab w:val="left" w:pos="12824"/>
-          <w:tab w:val="left" w:pos="13740"/>
-          <w:tab w:val="left" w:pos="14656"/>
-        </w:tabs>
-        <w:spacing w:after="0" w:line="240" w:lineRule="auto"/>
-        <w:rPr>
-          <w:rFonts w:ascii="Courier New" w:eastAsia="Times New Roman" w:hAnsi="Courier New" w:cs="Courier New"/>
-          <w:color w:val="1F2328"/>
-          <w:kern w:val="0"/>
-          <w:sz w:val="20"/>
-          <w:szCs w:val="20"/>
-          <w14:ligatures w14:val="none"/>
-        </w:rPr>
-      </w:pPr>
-      <w:r>
-        <w:rPr>
-          <w:rFonts w:ascii="Courier New" w:eastAsia="Times New Roman" w:hAnsi="Courier New" w:cs="Courier New"/>
-          <w:color w:val="1F2328"/>
-          <w:kern w:val="0"/>
-          <w:sz w:val="20"/>
-          <w:szCs w:val="20"/>
-          <w14:ligatures w14:val="none"/>
-        </w:rPr>
         <w:t>}</w:t>
-      </w:r>
-    </w:p>
-    <w:p>
-      <w:pPr>
-        <w:shd w:val="clear" w:color="auto" w:fill="FFFFFF"/>
-        <w:spacing w:before="100" w:beforeAutospacing="1" w:after="100" w:afterAutospacing="1" w:line="240" w:lineRule="auto"/>
-        <w:outlineLvl w:val="1"/>
-        <w:rPr>
-          <w:rFonts w:ascii="Segoe UI" w:eastAsia="Times New Roman" w:hAnsi="Segoe UI" w:cs="Segoe UI"/>
-          <w:b/>
-          <w:bCs/>
-          <w:color w:val="1F2328"/>
-          <w:kern w:val="0"/>
-          <w:sz w:val="36"/>
-          <w:szCs w:val="36"/>
-          <w14:ligatures w14:val="none"/>
-        </w:rPr>
-      </w:pPr>
-      <w:r>
-        <w:rPr>
-          <w:rFonts w:ascii="Segoe UI" w:eastAsia="Times New Roman" w:hAnsi="Segoe UI" w:cs="Segoe UI"/>
-          <w:b/>
-          <w:bCs/>
-          <w:color w:val="1F2328"/>
-          <w:kern w:val="0"/>
-          <w:sz w:val="36"/>
-          <w:szCs w:val="36"/>
-          <w14:ligatures w14:val="none"/>
-        </w:rPr>
-        <w:t>Time Breakdown</w:t>
-      </w:r>
-    </w:p>
-    <w:p>
-      <w:pPr>
-        <w:numPr>
-          <w:ilvl w:val="0"/>
-          <w:numId w:val="7"/>
-        </w:numPr>
-        <w:shd w:val="clear" w:color="auto" w:fill="FFFFFF"/>
-        <w:spacing w:before="100" w:beforeAutospacing="1" w:after="100" w:afterAutospacing="1" w:line="240" w:lineRule="auto"/>
-        <w:rPr>
-          <w:rFonts w:ascii="Segoe UI" w:eastAsia="Times New Roman" w:hAnsi="Segoe UI" w:cs="Segoe UI"/>
-          <w:color w:val="1F2328"/>
-          <w:kern w:val="0"/>
-          <w:sz w:val="24"/>
-          <w:szCs w:val="24"/>
-          <w14:ligatures w14:val="none"/>
-        </w:rPr>
-      </w:pPr>
-      <w:r>
-        <w:rPr>
-          <w:rFonts w:ascii="Segoe UI" w:eastAsia="Times New Roman" w:hAnsi="Segoe UI" w:cs="Segoe UI"/>
-          <w:color w:val="1F2328"/>
-          <w:kern w:val="0"/>
-          <w:sz w:val="24"/>
-          <w:szCs w:val="24"/>
-          <w14:ligatures w14:val="none"/>
-        </w:rPr>
-        <w:t>Setup project and installer script: 30 minutes max</w:t>
-      </w:r>
-    </w:p>
-    <w:p>
-      <w:pPr>
-        <w:numPr>
-          <w:ilvl w:val="0"/>
-          <w:numId w:val="7"/>
-        </w:numPr>
-        <w:shd w:val="clear" w:color="auto" w:fill="FFFFFF"/>
-        <w:spacing w:before="60" w:after="100" w:afterAutospacing="1" w:line="240" w:lineRule="auto"/>
-        <w:rPr>
-          <w:rFonts w:ascii="Segoe UI" w:eastAsia="Times New Roman" w:hAnsi="Segoe UI" w:cs="Segoe UI"/>
-          <w:color w:val="1F2328"/>
-          <w:kern w:val="0"/>
-          <w:sz w:val="24"/>
-          <w:szCs w:val="24"/>
-          <w14:ligatures w14:val="none"/>
-        </w:rPr>
-      </w:pPr>
-      <w:r>
-        <w:rPr>
-          <w:rFonts w:ascii="Segoe UI" w:eastAsia="Times New Roman" w:hAnsi="Segoe UI" w:cs="Segoe UI"/>
-          <w:color w:val="1F2328"/>
-          <w:kern w:val="0"/>
-          <w:sz w:val="24"/>
-          <w:szCs w:val="24"/>
-          <w14:ligatures w14:val="none"/>
-        </w:rPr>
-        <w:t>Implement command execution: 45 minutes max</w:t>
-      </w:r>
-    </w:p>
-    <w:p>
-      <w:pPr>
-        <w:numPr>
-          <w:ilvl w:val="0"/>
-          <w:numId w:val="7"/>
-        </w:numPr>
-        <w:shd w:val="clear" w:color="auto" w:fill="FFFFFF"/>
-        <w:spacing w:before="60" w:after="100" w:afterAutospacing="1" w:line="240" w:lineRule="auto"/>
-        <w:rPr>
-          <w:rFonts w:ascii="Segoe UI" w:eastAsia="Times New Roman" w:hAnsi="Segoe UI" w:cs="Segoe UI"/>
-          <w:color w:val="1F2328"/>
-          <w:kern w:val="0"/>
-          <w:sz w:val="24"/>
-          <w:szCs w:val="24"/>
-          <w14:ligatures w14:val="none"/>
-        </w:rPr>
-      </w:pPr>
-      <w:r>
-        <w:rPr>
-          <w:rFonts w:ascii="Segoe UI" w:eastAsia="Times New Roman" w:hAnsi="Segoe UI" w:cs="Segoe UI"/>
-          <w:color w:val="1F2328"/>
-          <w:kern w:val="0"/>
-          <w:sz w:val="24"/>
-          <w:szCs w:val="24"/>
-          <w14:ligatures w14:val="none"/>
-        </w:rPr>
-        <w:t>Create HTTP server and endpoints: 45 minutes max</w:t>
-      </w:r>
-    </w:p>
-    <w:p>
-      <w:pPr>
-        <w:shd w:val="clear" w:color="auto" w:fill="FFFFFF"/>
-        <w:spacing w:before="100" w:beforeAutospacing="1" w:after="100" w:afterAutospacing="1" w:line="240" w:lineRule="auto"/>
-        <w:outlineLvl w:val="1"/>
-        <w:rPr>
-          <w:rFonts w:ascii="Segoe UI" w:eastAsia="Times New Roman" w:hAnsi="Segoe UI" w:cs="Segoe UI"/>
-          <w:b/>
-          <w:bCs/>
-          <w:color w:val="1F2328"/>
-          <w:kern w:val="0"/>
-          <w:sz w:val="36"/>
-          <w:szCs w:val="36"/>
-          <w14:ligatures w14:val="none"/>
-        </w:rPr>
-      </w:pPr>
-      <w:r>
-        <w:rPr>
-          <w:rFonts w:ascii="Segoe UI" w:eastAsia="Times New Roman" w:hAnsi="Segoe UI" w:cs="Segoe UI"/>
-          <w:b/>
-          <w:bCs/>
-          <w:color w:val="1F2328"/>
-          <w:kern w:val="0"/>
-          <w:sz w:val="36"/>
-          <w:szCs w:val="36"/>
-          <w14:ligatures w14:val="none"/>
-        </w:rPr>
-        <w:t>Evaluation Criteria</w:t>
-      </w:r>
-    </w:p>
-    <w:p>
-      <w:pPr>
-        <w:numPr>
-          <w:ilvl w:val="0"/>
-          <w:numId w:val="8"/>
-        </w:numPr>
-        <w:shd w:val="clear" w:color="auto" w:fill="FFFFFF"/>
-        <w:spacing w:before="100" w:beforeAutospacing="1" w:after="100" w:afterAutospacing="1" w:line="240" w:lineRule="auto"/>
-        <w:rPr>
-          <w:rFonts w:ascii="Segoe UI" w:eastAsia="Times New Roman" w:hAnsi="Segoe UI" w:cs="Segoe UI"/>
-          <w:color w:val="1F2328"/>
-          <w:kern w:val="0"/>
-          <w:sz w:val="24"/>
-          <w:szCs w:val="24"/>
-          <w14:ligatures w14:val="none"/>
-        </w:rPr>
-      </w:pPr>
-      <w:r>
-        <w:rPr>
-          <w:rFonts w:ascii="Segoe UI" w:eastAsia="Times New Roman" w:hAnsi="Segoe UI" w:cs="Segoe UI"/>
-          <w:color w:val="1F2328"/>
-          <w:kern w:val="0"/>
-          <w:sz w:val="24"/>
-          <w:szCs w:val="24"/>
-          <w14:ligatures w14:val="none"/>
-        </w:rPr>
-        <w:lastRenderedPageBreak/>
-        <w:t>Code Quality</w:t>
-      </w:r>
-    </w:p>
-    <w:p>
-      <w:pPr>
-        <w:numPr>
-          <w:ilvl w:val="1"/>
-          <w:numId w:val="8"/>
-        </w:numPr>
-        <w:shd w:val="clear" w:color="auto" w:fill="FFFFFF"/>
-        <w:spacing w:before="100" w:beforeAutospacing="1" w:after="100" w:afterAutospacing="1" w:line="240" w:lineRule="auto"/>
-        <w:rPr>
-          <w:rFonts w:ascii="Segoe UI" w:eastAsia="Times New Roman" w:hAnsi="Segoe UI" w:cs="Segoe UI"/>
-          <w:color w:val="1F2328"/>
-          <w:kern w:val="0"/>
-          <w:sz w:val="24"/>
-          <w:szCs w:val="24"/>
-          <w14:ligatures w14:val="none"/>
-        </w:rPr>
-      </w:pPr>
-      <w:r>
-        <w:rPr>
-          <w:rFonts w:ascii="Segoe UI" w:eastAsia="Times New Roman" w:hAnsi="Segoe UI" w:cs="Segoe UI"/>
-          <w:color w:val="1F2328"/>
-          <w:kern w:val="0"/>
-          <w:sz w:val="24"/>
-          <w:szCs w:val="24"/>
-          <w14:ligatures w14:val="none"/>
-        </w:rPr>
-        <w:t>Clean, idiomatic Go code</w:t>
-      </w:r>
-    </w:p>
-    <w:p>
-      <w:pPr>
-        <w:numPr>
-          <w:ilvl w:val="1"/>
-          <w:numId w:val="8"/>
-        </w:numPr>
-        <w:shd w:val="clear" w:color="auto" w:fill="FFFFFF"/>
-        <w:spacing w:before="60" w:after="100" w:afterAutospacing="1" w:line="240" w:lineRule="auto"/>
-        <w:rPr>
-          <w:rFonts w:ascii="Segoe UI" w:eastAsia="Times New Roman" w:hAnsi="Segoe UI" w:cs="Segoe UI"/>
-          <w:color w:val="1F2328"/>
-          <w:kern w:val="0"/>
-          <w:sz w:val="24"/>
-          <w:szCs w:val="24"/>
-          <w14:ligatures w14:val="none"/>
-        </w:rPr>
-      </w:pPr>
-      <w:r>
-        <w:rPr>
-          <w:rFonts w:ascii="Segoe UI" w:eastAsia="Times New Roman" w:hAnsi="Segoe UI" w:cs="Segoe UI"/>
-          <w:color w:val="1F2328"/>
-          <w:kern w:val="0"/>
-          <w:sz w:val="24"/>
-          <w:szCs w:val="24"/>
-          <w14:ligatures w14:val="none"/>
-        </w:rPr>
-        <w:t>Basic error handling</w:t>
-      </w:r>
-    </w:p>
-    <w:p>
-      <w:pPr>
-        <w:numPr>
-          <w:ilvl w:val="0"/>
-          <w:numId w:val="8"/>
-        </w:numPr>
-        <w:shd w:val="clear" w:color="auto" w:fill="FFFFFF"/>
-        <w:spacing w:before="60" w:after="100" w:afterAutospacing="1" w:line="240" w:lineRule="auto"/>
-        <w:rPr>
-          <w:rFonts w:ascii="Segoe UI" w:eastAsia="Times New Roman" w:hAnsi="Segoe UI" w:cs="Segoe UI"/>
-          <w:color w:val="1F2328"/>
-          <w:kern w:val="0"/>
-          <w:sz w:val="24"/>
-          <w:szCs w:val="24"/>
-          <w14:ligatures w14:val="none"/>
-        </w:rPr>
-      </w:pPr>
-      <w:r>
-        <w:rPr>
-          <w:rFonts w:ascii="Segoe UI" w:eastAsia="Times New Roman" w:hAnsi="Segoe UI" w:cs="Segoe UI"/>
-          <w:color w:val="1F2328"/>
-          <w:kern w:val="0"/>
-          <w:sz w:val="24"/>
-          <w:szCs w:val="24"/>
-          <w14:ligatures w14:val="none"/>
-        </w:rPr>
-        <w:t>Functionality</w:t>
-      </w:r>
-    </w:p>
-    <w:p>
-      <w:pPr>
-        <w:numPr>
-          <w:ilvl w:val="1"/>
-          <w:numId w:val="8"/>
-        </w:numPr>
-        <w:shd w:val="clear" w:color="auto" w:fill="FFFFFF"/>
-        <w:spacing w:before="100" w:beforeAutospacing="1" w:after="100" w:afterAutospacing="1" w:line="240" w:lineRule="auto"/>
-        <w:rPr>
-          <w:rFonts w:ascii="Segoe UI" w:eastAsia="Times New Roman" w:hAnsi="Segoe UI" w:cs="Segoe UI"/>
-          <w:color w:val="1F2328"/>
-          <w:kern w:val="0"/>
-          <w:sz w:val="24"/>
-          <w:szCs w:val="24"/>
-          <w14:ligatures w14:val="none"/>
-        </w:rPr>
-      </w:pPr>
-      <w:r>
-        <w:rPr>
-          <w:rFonts w:ascii="Segoe UI" w:eastAsia="Times New Roman" w:hAnsi="Segoe UI" w:cs="Segoe UI"/>
-          <w:color w:val="1F2328"/>
-          <w:kern w:val="0"/>
-          <w:sz w:val="24"/>
-          <w:szCs w:val="24"/>
-          <w14:ligatures w14:val="none"/>
-        </w:rPr>
-        <w:t>Successfully executes required commands</w:t>
-      </w:r>
-    </w:p>
-    <w:p>
-      <w:pPr>
-        <w:numPr>
-          <w:ilvl w:val="1"/>
-          <w:numId w:val="8"/>
-        </w:numPr>
-        <w:shd w:val="clear" w:color="auto" w:fill="FFFFFF"/>
-        <w:spacing w:before="60" w:after="100" w:afterAutospacing="1" w:line="240" w:lineRule="auto"/>
-        <w:rPr>
-          <w:rFonts w:ascii="Segoe UI" w:eastAsia="Times New Roman" w:hAnsi="Segoe UI" w:cs="Segoe UI"/>
-          <w:color w:val="1F2328"/>
-          <w:kern w:val="0"/>
-          <w:sz w:val="24"/>
-          <w:szCs w:val="24"/>
-          <w14:ligatures w14:val="none"/>
-        </w:rPr>
-      </w:pPr>
-      <w:r>
-        <w:rPr>
-          <w:rFonts w:ascii="Segoe UI" w:eastAsia="Times New Roman" w:hAnsi="Segoe UI" w:cs="Segoe UI"/>
-          <w:color w:val="1F2328"/>
-          <w:kern w:val="0"/>
-          <w:sz w:val="24"/>
-          <w:szCs w:val="24"/>
-          <w14:ligatures w14:val="none"/>
-        </w:rPr>
-        <w:t>Correctly returns results via HTTP</w:t>
-      </w:r>
-    </w:p>
-    <w:p>
-      <w:pPr>
-        <w:numPr>
-          <w:ilvl w:val="0"/>
-          <w:numId w:val="8"/>
-        </w:numPr>
-        <w:shd w:val="clear" w:color="auto" w:fill="FFFFFF"/>
-        <w:spacing w:before="60" w:after="100" w:afterAutospacing="1" w:line="240" w:lineRule="auto"/>
-        <w:rPr>
-          <w:rFonts w:ascii="Segoe UI" w:eastAsia="Times New Roman" w:hAnsi="Segoe UI" w:cs="Segoe UI"/>
-          <w:color w:val="1F2328"/>
-          <w:kern w:val="0"/>
-          <w:sz w:val="24"/>
-          <w:szCs w:val="24"/>
-          <w14:ligatures w14:val="none"/>
-        </w:rPr>
-      </w:pPr>
-      <w:r>
-        <w:rPr>
-          <w:rFonts w:ascii="Segoe UI" w:eastAsia="Times New Roman" w:hAnsi="Segoe UI" w:cs="Segoe UI"/>
-          <w:color w:val="1F2328"/>
-          <w:kern w:val="0"/>
-          <w:sz w:val="24"/>
-          <w:szCs w:val="24"/>
-          <w14:ligatures w14:val="none"/>
-        </w:rPr>
-        <w:t>Completeness</w:t>
-      </w:r>
-    </w:p>
-    <w:p>
-      <w:pPr>
-        <w:numPr>
-          <w:ilvl w:val="1"/>
-          <w:numId w:val="8"/>
-        </w:numPr>
-        <w:shd w:val="clear" w:color="auto" w:fill="FFFFFF"/>
-        <w:spacing w:before="100" w:beforeAutospacing="1" w:after="100" w:afterAutospacing="1" w:line="240" w:lineRule="auto"/>
-        <w:rPr>
-          <w:rFonts w:ascii="Segoe UI" w:eastAsia="Times New Roman" w:hAnsi="Segoe UI" w:cs="Segoe UI"/>
-          <w:color w:val="1F2328"/>
-          <w:kern w:val="0"/>
-          <w:sz w:val="24"/>
-          <w:szCs w:val="24"/>
-          <w14:ligatures w14:val="none"/>
-        </w:rPr>
-      </w:pPr>
-      <w:r>
-        <w:rPr>
-          <w:rFonts w:ascii="Segoe UI" w:eastAsia="Times New Roman" w:hAnsi="Segoe UI" w:cs="Segoe UI"/>
-          <w:color w:val="1F2328"/>
-          <w:kern w:val="0"/>
-          <w:sz w:val="24"/>
-          <w:szCs w:val="24"/>
-          <w14:ligatures w14:val="none"/>
-        </w:rPr>
-        <w:t>All core requirements implemented</w:t>
-      </w:r>
-    </w:p>
-    <w:p>
-      <w:pPr>
-        <w:numPr>
-          <w:ilvl w:val="1"/>
-          <w:numId w:val="8"/>
-        </w:numPr>
-        <w:shd w:val="clear" w:color="auto" w:fill="FFFFFF"/>
-        <w:spacing w:before="60" w:after="100" w:afterAutospacing="1" w:line="240" w:lineRule="auto"/>
-        <w:rPr>
-          <w:rFonts w:ascii="Segoe UI" w:eastAsia="Times New Roman" w:hAnsi="Segoe UI" w:cs="Segoe UI"/>
-          <w:color w:val="1F2328"/>
-          <w:kern w:val="0"/>
-          <w:sz w:val="24"/>
-          <w:szCs w:val="24"/>
-          <w14:ligatures w14:val="none"/>
-        </w:rPr>
-      </w:pPr>
-      <w:r>
-        <w:rPr>
-          <w:rFonts w:ascii="Segoe UI" w:eastAsia="Times New Roman" w:hAnsi="Segoe UI" w:cs="Segoe UI"/>
-          <w:color w:val="1F2328"/>
-          <w:kern w:val="0"/>
-          <w:sz w:val="24"/>
-          <w:szCs w:val="24"/>
-          <w14:ligatures w14:val="none"/>
-        </w:rPr>
-        <w:t>Basic documentation provided</w:t>
-      </w:r>
-    </w:p>
-    <w:p>
-      <w:pPr>
-        <w:shd w:val="clear" w:color="auto" w:fill="FFFFFF"/>
-        <w:spacing w:before="100" w:beforeAutospacing="1" w:after="100" w:afterAutospacing="1" w:line="240" w:lineRule="auto"/>
-        <w:outlineLvl w:val="1"/>
-        <w:rPr>
-          <w:rFonts w:ascii="Segoe UI" w:eastAsia="Times New Roman" w:hAnsi="Segoe UI" w:cs="Segoe UI"/>
-          <w:b/>
-          <w:bCs/>
-          <w:color w:val="1F2328"/>
-          <w:kern w:val="0"/>
-          <w:sz w:val="36"/>
-          <w:szCs w:val="36"/>
-          <w14:ligatures w14:val="none"/>
-        </w:rPr>
-      </w:pPr>
-      <w:r>
-        <w:rPr>
-          <w:rFonts w:ascii="Segoe UI" w:eastAsia="Times New Roman" w:hAnsi="Segoe UI" w:cs="Segoe UI"/>
-          <w:b/>
-          <w:bCs/>
-          <w:color w:val="1F2328"/>
-          <w:kern w:val="0"/>
-          <w:sz w:val="36"/>
-          <w:szCs w:val="36"/>
-          <w14:ligatures w14:val="none"/>
-        </w:rPr>
-        <w:t>Notes for Candidates</w:t>
-      </w:r>
-    </w:p>
-    <w:p>
-      <w:pPr>
-        <w:numPr>
-          <w:ilvl w:val="0"/>
-          <w:numId w:val="9"/>
-        </w:numPr>
-        <w:shd w:val="clear" w:color="auto" w:fill="FFFFFF"/>
-        <w:spacing w:before="100" w:beforeAutospacing="1" w:after="100" w:afterAutospacing="1" w:line="240" w:lineRule="auto"/>
-        <w:rPr>
-          <w:rFonts w:ascii="Segoe UI" w:eastAsia="Times New Roman" w:hAnsi="Segoe UI" w:cs="Segoe UI"/>
-          <w:color w:val="1F2328"/>
-          <w:kern w:val="0"/>
-          <w:sz w:val="24"/>
-          <w:szCs w:val="24"/>
-          <w14:ligatures w14:val="none"/>
-        </w:rPr>
-      </w:pPr>
-      <w:r>
-        <w:rPr>
-          <w:rFonts w:ascii="Segoe UI" w:eastAsia="Times New Roman" w:hAnsi="Segoe UI" w:cs="Segoe UI"/>
-          <w:color w:val="1F2328"/>
-          <w:kern w:val="0"/>
-          <w:sz w:val="24"/>
-          <w:szCs w:val="24"/>
-          <w14:ligatures w14:val="none"/>
-        </w:rPr>
-        <w:t>Focus on core functionality first</w:t>
-      </w:r>
-    </w:p>
-    <w:p>
-      <w:pPr>
-        <w:numPr>
-          <w:ilvl w:val="0"/>
-          <w:numId w:val="9"/>
-        </w:numPr>
-        <w:shd w:val="clear" w:color="auto" w:fill="FFFFFF"/>
-        <w:spacing w:before="60" w:after="100" w:afterAutospacing="1" w:line="240" w:lineRule="auto"/>
-        <w:rPr>
-          <w:rFonts w:ascii="Segoe UI" w:eastAsia="Times New Roman" w:hAnsi="Segoe UI" w:cs="Segoe UI"/>
-          <w:color w:val="1F2328"/>
-          <w:kern w:val="0"/>
-          <w:sz w:val="24"/>
-          <w:szCs w:val="24"/>
-          <w14:ligatures w14:val="none"/>
-        </w:rPr>
-      </w:pPr>
-      <w:r>
-        <w:rPr>
-          <w:rFonts w:ascii="Segoe UI" w:eastAsia="Times New Roman" w:hAnsi="Segoe UI" w:cs="Segoe UI"/>
-          <w:color w:val="1F2328"/>
-          <w:kern w:val="0"/>
-          <w:sz w:val="24"/>
-          <w:szCs w:val="24"/>
-          <w14:ligatures w14:val="none"/>
-        </w:rPr>
-        <w:t>Clean code is important, but perfect is the enemy of done</w:t>
-      </w:r>
-    </w:p>
-    <w:p>
-      <w:pPr>
-        <w:numPr>
-          <w:ilvl w:val="0"/>
-          <w:numId w:val="9"/>
-        </w:numPr>
-        <w:shd w:val="clear" w:color="auto" w:fill="FFFFFF"/>
-        <w:spacing w:before="60" w:after="100" w:afterAutospacing="1" w:line="240" w:lineRule="auto"/>
-        <w:rPr>
-          <w:rFonts w:ascii="Segoe UI" w:eastAsia="Times New Roman" w:hAnsi="Segoe UI" w:cs="Segoe UI"/>
-          <w:color w:val="1F2328"/>
-          <w:kern w:val="0"/>
-          <w:sz w:val="24"/>
-          <w:szCs w:val="24"/>
-          <w14:ligatures w14:val="none"/>
-        </w:rPr>
-      </w:pPr>
-      <w:r>
-        <w:rPr>
-          <w:rFonts w:ascii="Segoe UI" w:eastAsia="Times New Roman" w:hAnsi="Segoe UI" w:cs="Segoe UI"/>
-          <w:color w:val="1F2328"/>
-          <w:kern w:val="0"/>
-          <w:sz w:val="24"/>
-          <w:szCs w:val="24"/>
-          <w14:ligatures w14:val="none"/>
-        </w:rPr>
-        <w:t>Document any assumptions or limitations</w:t>
-      </w:r>
-    </w:p>
-    <w:p>
-      <w:pPr>
-        <w:shd w:val="clear" w:color="auto" w:fill="FFFFFF"/>
-        <w:spacing w:before="100" w:beforeAutospacing="1" w:after="100" w:afterAutospacing="1" w:line="240" w:lineRule="auto"/>
-        <w:outlineLvl w:val="1"/>
-        <w:rPr>
-          <w:rFonts w:ascii="Segoe UI" w:eastAsia="Times New Roman" w:hAnsi="Segoe UI" w:cs="Segoe UI"/>
-          <w:b/>
-          <w:bCs/>
-          <w:color w:val="1F2328"/>
-          <w:kern w:val="0"/>
-          <w:sz w:val="36"/>
-          <w:szCs w:val="36"/>
-          <w14:ligatures w14:val="none"/>
-        </w:rPr>
-      </w:pPr>
-      <w:r>
-        <w:rPr>
-          <w:rFonts w:ascii="Segoe UI" w:eastAsia="Times New Roman" w:hAnsi="Segoe UI" w:cs="Segoe UI"/>
-          <w:b/>
-          <w:bCs/>
-          <w:color w:val="1F2328"/>
-          <w:kern w:val="0"/>
-          <w:sz w:val="36"/>
-          <w:szCs w:val="36"/>
-          <w14:ligatures w14:val="none"/>
-        </w:rPr>
-        <w:t>Interview Follow-up</w:t>
-      </w:r>
-    </w:p>
-    <w:p>
-      <w:pPr>
-        <w:shd w:val="clear" w:color="auto" w:fill="FFFFFF"/>
-        <w:spacing w:after="100" w:afterAutospacing="1" w:line="240" w:lineRule="auto"/>
-        <w:rPr>
-          <w:rFonts w:ascii="Segoe UI" w:eastAsia="Times New Roman" w:hAnsi="Segoe UI" w:cs="Segoe UI"/>
-          <w:color w:val="1F2328"/>
-          <w:kern w:val="0"/>
-          <w:sz w:val="24"/>
-          <w:szCs w:val="24"/>
-          <w14:ligatures w14:val="none"/>
-        </w:rPr>
-      </w:pPr>
-      <w:r>
-        <w:rPr>
-          <w:rFonts w:ascii="Segoe UI" w:eastAsia="Times New Roman" w:hAnsi="Segoe UI" w:cs="Segoe UI"/>
-          <w:color w:val="1F2328"/>
-          <w:kern w:val="0"/>
-          <w:sz w:val="24"/>
-          <w:szCs w:val="24"/>
-          <w14:ligatures w14:val="none"/>
-        </w:rPr>
-        <w:t>Be prepared to discuss:</w:t>
-      </w:r>
-    </w:p>
-    <w:p>
-      <w:pPr>
-        <w:numPr>
-          <w:ilvl w:val="0"/>
-          <w:numId w:val="10"/>
-        </w:numPr>
-        <w:shd w:val="clear" w:color="auto" w:fill="FFFFFF"/>
-        <w:spacing w:before="100" w:beforeAutospacing="1" w:after="100" w:afterAutospacing="1" w:line="240" w:lineRule="auto"/>
-        <w:rPr>
-          <w:rFonts w:ascii="Segoe UI" w:eastAsia="Times New Roman" w:hAnsi="Segoe UI" w:cs="Segoe UI"/>
-          <w:color w:val="1F2328"/>
-          <w:kern w:val="0"/>
-          <w:sz w:val="24"/>
-          <w:szCs w:val="24"/>
-          <w14:ligatures w14:val="none"/>
-        </w:rPr>
-      </w:pPr>
-      <w:r>
-        <w:rPr>
-          <w:rFonts w:ascii="Segoe UI" w:eastAsia="Times New Roman" w:hAnsi="Segoe UI" w:cs="Segoe UI"/>
-          <w:color w:val="1F2328"/>
-          <w:kern w:val="0"/>
-          <w:sz w:val="24"/>
-          <w:szCs w:val="24"/>
-          <w14:ligatures w14:val="none"/>
-        </w:rPr>
-        <w:t>Your architectural decisions</w:t>
-      </w:r>
-    </w:p>
-    <w:p>
-      <w:pPr>
-        <w:numPr>
-          <w:ilvl w:val="0"/>
-          <w:numId w:val="10"/>
-        </w:numPr>
-        <w:shd w:val="clear" w:color="auto" w:fill="FFFFFF"/>
-        <w:spacing w:before="60" w:after="100" w:afterAutospacing="1" w:line="240" w:lineRule="auto"/>
-        <w:rPr>
-          <w:rFonts w:ascii="Segoe UI" w:eastAsia="Times New Roman" w:hAnsi="Segoe UI" w:cs="Segoe UI"/>
-          <w:color w:val="1F2328"/>
-          <w:kern w:val="0"/>
-          <w:sz w:val="24"/>
-          <w:szCs w:val="24"/>
-          <w14:ligatures w14:val="none"/>
-        </w:rPr>
-      </w:pPr>
-      <w:r>
-        <w:rPr>
-          <w:rFonts w:ascii="Segoe UI" w:eastAsia="Times New Roman" w:hAnsi="Segoe UI" w:cs="Segoe UI"/>
-          <w:color w:val="1F2328"/>
-          <w:kern w:val="0"/>
-          <w:sz w:val="24"/>
-          <w:szCs w:val="24"/>
-          <w14:ligatures w14:val="none"/>
-        </w:rPr>
-        <w:t>How you would scale this for a large organization</w:t>
-      </w:r>
-    </w:p>
-    <w:p>
-      <w:pPr>
-        <w:numPr>
-          <w:ilvl w:val="0"/>
-          <w:numId w:val="10"/>
-        </w:numPr>
-        <w:shd w:val="clear" w:color="auto" w:fill="FFFFFF"/>
-        <w:spacing w:before="60" w:after="100" w:afterAutospacing="1" w:line="240" w:lineRule="auto"/>
-        <w:rPr>
-          <w:rFonts w:ascii="Segoe UI" w:eastAsia="Times New Roman" w:hAnsi="Segoe UI" w:cs="Segoe UI"/>
-          <w:color w:val="1F2328"/>
-          <w:kern w:val="0"/>
-          <w:sz w:val="24"/>
-          <w:szCs w:val="24"/>
-          <w14:ligatures w14:val="none"/>
-        </w:rPr>
-      </w:pPr>
-      <w:r>
-        <w:rPr>
-          <w:rFonts w:ascii="Segoe UI" w:eastAsia="Times New Roman" w:hAnsi="Segoe UI" w:cs="Segoe UI"/>
-          <w:color w:val="1F2328"/>
-          <w:kern w:val="0"/>
-          <w:sz w:val="24"/>
-          <w:szCs w:val="24"/>
-          <w14:ligatures w14:val="none"/>
-        </w:rPr>
-        <w:t>Security considerations</w:t>
-      </w:r>
-    </w:p>
-    <w:p>
-      <w:pPr>
-        <w:numPr>
-          <w:ilvl w:val="0"/>
-          <w:numId w:val="10"/>
-        </w:numPr>
-        <w:shd w:val="clear" w:color="auto" w:fill="FFFFFF"/>
-        <w:spacing w:before="60" w:after="100" w:afterAutospacing="1" w:line="240" w:lineRule="auto"/>
-        <w:rPr>
-          <w:rFonts w:ascii="Segoe UI" w:eastAsia="Times New Roman" w:hAnsi="Segoe UI" w:cs="Segoe UI"/>
-          <w:color w:val="1F2328"/>
-          <w:kern w:val="0"/>
-          <w:sz w:val="24"/>
-          <w:szCs w:val="24"/>
-          <w14:ligatures w14:val="none"/>
-        </w:rPr>
-      </w:pPr>
-      <w:r>
-        <w:rPr>
-          <w:rFonts w:ascii="Segoe UI" w:eastAsia="Times New Roman" w:hAnsi="Segoe UI" w:cs="Segoe UI"/>
-          <w:color w:val="1F2328"/>
-          <w:kern w:val="0"/>
-          <w:sz w:val="24"/>
-          <w:szCs w:val="24"/>
-          <w14:ligatures w14:val="none"/>
-        </w:rPr>
-        <w:t>Performance optimizations</w:t>
-      </w:r>
-    </w:p>
-    <w:p>
-      <w:pPr>
-        <w:numPr>
-          <w:ilvl w:val="0"/>
-          <w:numId w:val="10"/>
-        </w:numPr>
-        <w:shd w:val="clear" w:color="auto" w:fill="FFFFFF"/>
-        <w:spacing w:before="60" w:after="100" w:afterAutospacing="1" w:line="240" w:lineRule="auto"/>
-        <w:rPr>
-          <w:rFonts w:ascii="Segoe UI" w:eastAsia="Times New Roman" w:hAnsi="Segoe UI" w:cs="Segoe UI"/>
-          <w:color w:val="1F2328"/>
-          <w:kern w:val="0"/>
-          <w:sz w:val="24"/>
-          <w:szCs w:val="24"/>
-          <w14:ligatures w14:val="none"/>
-        </w:rPr>
-      </w:pPr>
-      <w:r>
-        <w:rPr>
-          <w:rFonts w:ascii="Segoe UI" w:eastAsia="Times New Roman" w:hAnsi="Segoe UI" w:cs="Segoe UI"/>
-          <w:color w:val="1F2328"/>
-          <w:kern w:val="0"/>
-          <w:sz w:val="24"/>
-          <w:szCs w:val="24"/>
-          <w14:ligatures w14:val="none"/>
-        </w:rPr>
-        <w:t>How you'd handle offline functionality</w:t>
-      </w:r>
-    </w:p>
-    <w:p>
-      <w:pPr>
-        <w:shd w:val="clear" w:color="auto" w:fill="FFFFFF"/>
-        <w:spacing w:after="0" w:line="240" w:lineRule="auto"/>
-        <w:rPr>
-          <w:rFonts w:ascii="Segoe UI" w:eastAsia="Times New Roman" w:hAnsi="Segoe UI" w:cs="Segoe UI"/>
-          <w:color w:val="1F2328"/>
-          <w:kern w:val="0"/>
-          <w:sz w:val="24"/>
-          <w:szCs w:val="24"/>
-          <w14:ligatures w14:val="none"/>
-        </w:rPr>
-      </w:pPr>
-      <w:r>
-        <w:rPr>
-          <w:rFonts w:ascii="Segoe UI" w:eastAsia="Times New Roman" w:hAnsi="Segoe UI" w:cs="Segoe UI"/>
-          <w:color w:val="1F2328"/>
-          <w:kern w:val="0"/>
-          <w:sz w:val="24"/>
-          <w:szCs w:val="24"/>
-          <w14:ligatures w14:val="none"/>
-        </w:rPr>
-        <w:t>Good luck - We're excited to see your solution!</w:t>
       </w:r>
     </w:p>
     <w:p/>
@@ -6727,7 +5560,7 @@
 </file>
 
 <file path=word/numbering.xml><?xml version="1.0" encoding="utf-8"?>
-<w:numbering xmlns:wpc="http://schemas.microsoft.com/office/word/2010/wordprocessingCanvas" xmlns:cx="http://schemas.microsoft.com/office/drawing/2014/chartex" xmlns:cx1="http://schemas.microsoft.com/office/drawing/2015/9/8/chartex" xmlns:cx2="http://schemas.microsoft.com/office/drawing/2015/10/21/chartex" xmlns:cx3="http://schemas.microsoft.com/office/drawing/2016/5/9/chartex" xmlns:cx4="http://schemas.microsoft.com/office/drawing/2016/5/10/chartex" xmlns:cx5="http://schemas.microsoft.com/office/drawing/2016/5/11/chartex" xmlns:cx6="http://schemas.microsoft.com/office/drawing/2016/5/12/chartex" xmlns:cx7="http://schemas.microsoft.com/office/drawing/2016/5/13/chartex" xmlns:cx8="http://schemas.microsoft.com/office/drawing/2016/5/14/chartex" xmlns:mc="http://schemas.openxmlformats.org/markup-compatibility/2006" xmlns:aink="http://schemas.microsoft.com/office/drawing/2016/ink" xmlns:am3d="http://schemas.microsoft.com/office/drawing/2017/model3d" xmlns:o="urn:schemas-microsoft-com:office:office" xmlns:oel="http://schemas.microsoft.com/office/2019/extlst" xmlns:r="http://schemas.openxmlformats.org/officeDocument/2006/relationships" xmlns:m="http://schemas.openxmlformats.org/officeDocument/2006/math" xmlns:v="urn:schemas-microsoft-com:vml" xmlns:wp14="http://schemas.microsoft.com/office/word/2010/wordprocessingDrawing" xmlns:wp="http://schemas.openxmlformats.org/drawingml/2006/wordprocessingDrawing" xmlns:w10="urn:schemas-microsoft-com:office:word" xmlns:w="http://schemas.openxmlformats.org/wordprocessingml/2006/main" xmlns:w14="http://schemas.microsoft.com/office/word/2010/wordml" xmlns:w15="http://schemas.microsoft.com/office/word/2012/wordml" xmlns:w16cex="http://schemas.microsoft.com/office/word/2018/wordml/cex" xmlns:w16cid="http://schemas.microsoft.com/office/word/2016/wordml/cid" xmlns:w16="http://schemas.microsoft.com/office/word/2018/wordml" xmlns:w16du="http://schemas.microsoft.com/office/word/2023/wordml/word16du" xmlns:w16sdtdh="http://schemas.microsoft.com/office/word/2020/wordml/sdtdatahash" xmlns:w16se="http://schemas.microsoft.com/office/word/2015/wordml/symex" xmlns:wpg="http://schemas.microsoft.com/office/word/2010/wordprocessingGroup" xmlns:wpi="http://schemas.microsoft.com/office/word/2010/wordprocessingInk" xmlns:wne="http://schemas.microsoft.com/office/word/2006/wordml" xmlns:wps="http://schemas.microsoft.com/office/word/2010/wordprocessingShape" mc:Ignorable="w14 w15 w16se w16cid w16 w16cex w16sdtdh w16du wp14">
+<w:numbering xmlns:wpc="http://schemas.microsoft.com/office/word/2010/wordprocessingCanvas" xmlns:cx="http://schemas.microsoft.com/office/drawing/2014/chartex" xmlns:cx1="http://schemas.microsoft.com/office/drawing/2015/9/8/chartex" xmlns:cx2="http://schemas.microsoft.com/office/drawing/2015/10/21/chartex" xmlns:cx3="http://schemas.microsoft.com/office/drawing/2016/5/9/chartex" xmlns:cx4="http://schemas.microsoft.com/office/drawing/2016/5/10/chartex" xmlns:cx5="http://schemas.microsoft.com/office/drawing/2016/5/11/chartex" xmlns:cx6="http://schemas.microsoft.com/office/drawing/2016/5/12/chartex" xmlns:cx7="http://schemas.microsoft.com/office/drawing/2016/5/13/chartex" xmlns:cx8="http://schemas.microsoft.com/office/drawing/2016/5/14/chartex" xmlns:mc="http://schemas.openxmlformats.org/markup-compatibility/2006" xmlns:aink="http://schemas.microsoft.com/office/drawing/2016/ink" xmlns:am3d="http://schemas.microsoft.com/office/drawing/2017/model3d" xmlns:o="urn:schemas-microsoft-com:office:office" xmlns:oel="http://schemas.microsoft.com/office/2019/extlst" xmlns:r="http://schemas.openxmlformats.org/officeDocument/2006/relationships" xmlns:m="http://schemas.openxmlformats.org/officeDocument/2006/math" xmlns:v="urn:schemas-microsoft-com:vml" xmlns:wp14="http://schemas.microsoft.com/office/word/2010/wordprocessingDrawing" xmlns:wp="http://schemas.openxmlformats.org/drawingml/2006/wordprocessingDrawing" xmlns:w10="urn:schemas-microsoft-com:office:word" xmlns:w="http://schemas.openxmlformats.org/wordprocessingml/2006/main" xmlns:w14="http://schemas.microsoft.com/office/word/2010/wordml" xmlns:w15="http://schemas.microsoft.com/office/word/2012/wordml" xmlns:w16cex="http://schemas.microsoft.com/office/word/2018/wordml/cex" xmlns:w16cid="http://schemas.microsoft.com/office/word/2016/wordml/cid" xmlns:w16="http://schemas.microsoft.com/office/word/2018/wordml" xmlns:w16du="http://schemas.microsoft.com/office/word/2023/wordml/word16du" xmlns:w16sdtdh="http://schemas.microsoft.com/office/word/2020/wordml/sdtdatahash" xmlns:w16sdtfl="http://schemas.microsoft.com/office/word/2024/wordml/sdtformatlock" xmlns:w16se="http://schemas.microsoft.com/office/word/2015/wordml/symex" xmlns:wpg="http://schemas.microsoft.com/office/word/2010/wordprocessingGroup" xmlns:wpi="http://schemas.microsoft.com/office/word/2010/wordprocessingInk" xmlns:wne="http://schemas.microsoft.com/office/word/2006/wordml" xmlns:wps="http://schemas.microsoft.com/office/word/2010/wordprocessingShape" mc:Ignorable="w14 w15 w16se w16cid w16 w16cex w16sdtdh w16sdtfl w16du wp14">
   <w:abstractNum w:abstractNumId="0" w15:restartNumberingAfterBreak="0">
     <w:nsid w:val="02925C19"/>
     <w:multiLevelType w:val="multilevel"/>
@@ -8116,7 +6949,7 @@
 </file>
 
 <file path=word/styles.xml><?xml version="1.0" encoding="utf-8"?>
-<w:styles xmlns:mc="http://schemas.openxmlformats.org/markup-compatibility/2006" xmlns:r="http://schemas.openxmlformats.org/officeDocument/2006/relationships" xmlns:w="http://schemas.openxmlformats.org/wordprocessingml/2006/main" xmlns:w14="http://schemas.microsoft.com/office/word/2010/wordml" xmlns:w15="http://schemas.microsoft.com/office/word/2012/wordml" xmlns:w16cex="http://schemas.microsoft.com/office/word/2018/wordml/cex" xmlns:w16cid="http://schemas.microsoft.com/office/word/2016/wordml/cid" xmlns:w16="http://schemas.microsoft.com/office/word/2018/wordml" xmlns:w16du="http://schemas.microsoft.com/office/word/2023/wordml/word16du" xmlns:w16sdtdh="http://schemas.microsoft.com/office/word/2020/wordml/sdtdatahash" xmlns:w16se="http://schemas.microsoft.com/office/word/2015/wordml/symex" mc:Ignorable="w14 w15 w16se w16cid w16 w16cex w16sdtdh w16du">
+<w:styles xmlns:mc="http://schemas.openxmlformats.org/markup-compatibility/2006" xmlns:r="http://schemas.openxmlformats.org/officeDocument/2006/relationships" xmlns:w="http://schemas.openxmlformats.org/wordprocessingml/2006/main" xmlns:w14="http://schemas.microsoft.com/office/word/2010/wordml" xmlns:w15="http://schemas.microsoft.com/office/word/2012/wordml" xmlns:w16cex="http://schemas.microsoft.com/office/word/2018/wordml/cex" xmlns:w16cid="http://schemas.microsoft.com/office/word/2016/wordml/cid" xmlns:w16="http://schemas.microsoft.com/office/word/2018/wordml" xmlns:w16du="http://schemas.microsoft.com/office/word/2023/wordml/word16du" xmlns:w16sdtdh="http://schemas.microsoft.com/office/word/2020/wordml/sdtdatahash" xmlns:w16sdtfl="http://schemas.microsoft.com/office/word/2024/wordml/sdtformatlock" xmlns:w16se="http://schemas.microsoft.com/office/word/2015/wordml/symex" mc:Ignorable="w14 w15 w16se w16cid w16 w16cex w16sdtdh w16sdtfl w16du">
   <w:docDefaults>
     <w:rPrDefault>
       <w:rPr>
